--- a/files/興達發電廠共同作業協議組織會議紀錄.docx
+++ b/files/興達發電廠共同作業協議組織會議紀錄.docx
@@ -6,17 +6,23 @@
       <w:pPr>
         <w:widowControl/>
         <w:jc w:val="center"/>
+        <w:outlineLvl w:val="0"/>
         <w:rPr>
-          <w:rFonts w:ascii="標楷體" w:eastAsia="標楷體" w:hAnsi="標楷體"/>
+          <w:rFonts w:eastAsia="標楷體"/>
+          <w:color w:val="000000" w:themeColor="text1"/>
           <w:sz w:val="20"/>
-          <w:szCs w:val="20"/>
         </w:rPr>
       </w:pPr>
+      <w:bookmarkStart w:id="69" w:name="_Toc242179498"/>
+      <w:bookmarkStart w:id="70" w:name="_Toc242179557"/>
+      <w:bookmarkStart w:id="71" w:name="_Toc242179760"/>
       <w:r>
         <w:rPr>
-          <w:rFonts w:ascii="標楷體" w:eastAsia="標楷體" w:hAnsi="標楷體"/>
+          <w:rFonts w:eastAsia="標楷體"/>
           <w:noProof/>
+          <w:color w:val="000000" w:themeColor="text1"/>
         </w:rPr>
+        <w:lastRenderedPageBreak/>
         <mc:AlternateContent>
           <mc:Choice Requires="wps">
             <w:drawing>
@@ -102,11 +108,7 @@
           </mc:Choice>
           <mc:Fallback>
             <w:pict>
-              <v:shapetype w14:anchorId="0FBB163C" id="_x0000_t202" coordsize="21600,21600" o:spt="202" path="m,l,21600r21600,l21600,xe">
-                <v:stroke joinstyle="miter"/>
-                <v:path gradientshapeok="t" o:connecttype="rect"/>
-              </v:shapetype>
-              <v:shape id="Text Box 91" o:spid="_x0000_s1026" type="#_x0000_t202" style="position:absolute;left:0;text-align:left;margin-left:453.3pt;margin-top:-.95pt;width:47.95pt;height:22.5pt;z-index:251632640;visibility:visible;mso-wrap-style:square;mso-width-percent:0;mso-height-percent:0;mso-wrap-distance-left:9pt;mso-wrap-distance-top:0;mso-wrap-distance-right:9pt;mso-wrap-distance-bottom:0;mso-position-horizontal:absolute;mso-position-horizontal-relative:text;mso-position-vertical:absolute;mso-position-vertical-relative:text;mso-width-percent:0;mso-height-percent:0;mso-width-relative:page;mso-height-relative:page;v-text-anchor:top" o:gfxdata="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" o:allowincell="f">
+              <v:shape w14:anchorId="0FBB163C" id="Text Box 91" o:spid="_x0000_s1057" type="#_x0000_t202" style="position:absolute;left:0;text-align:left;margin-left:453.3pt;margin-top:-.95pt;width:47.95pt;height:22.5pt;z-index:251632640;visibility:visible;mso-wrap-style:square;mso-width-percent:0;mso-height-percent:0;mso-wrap-distance-left:9pt;mso-wrap-distance-top:0;mso-wrap-distance-right:9pt;mso-wrap-distance-bottom:0;mso-position-horizontal:absolute;mso-position-horizontal-relative:text;mso-position-vertical:absolute;mso-position-vertical-relative:text;mso-width-percent:0;mso-height-percent:0;mso-width-relative:page;mso-height-relative:page;v-text-anchor:top" o:gfxdata="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" o:allowincell="f">
                 <v:textbox>
                   <w:txbxContent>
                     <w:p>
@@ -138,14 +140,16 @@
       </w:r>
       <w:r>
         <w:rPr>
-          <w:rFonts w:ascii="標楷體" w:eastAsia="標楷體" w:hAnsi="標楷體" w:cs="標楷體" w:hint="eastAsia"/>
+          <w:rFonts w:eastAsia="標楷體" w:hint="eastAsia"/>
           <w:b/>
-          <w:bCs/>
+          <w:color w:val="000000" w:themeColor="text1"/>
           <w:sz w:val="36"/>
-          <w:szCs w:val="36"/>
         </w:rPr>
         <w:t>興達發電廠共同作業協議組織會議紀錄</w:t>
       </w:r>
+      <w:bookmarkEnd w:id="69"/>
+      <w:bookmarkEnd w:id="70"/>
+      <w:bookmarkEnd w:id="71"/>
     </w:p>
     <w:tbl>
       <w:tblPr>
@@ -188,16 +192,16 @@
             <w:pPr>
               <w:jc w:val="center"/>
               <w:rPr>
-                <w:rFonts w:ascii="標楷體" w:eastAsia="標楷體" w:hAnsi="標楷體"/>
+                <w:rFonts w:eastAsia="標楷體"/>
+                <w:color w:val="000000" w:themeColor="text1"/>
                 <w:sz w:val="28"/>
-                <w:szCs w:val="28"/>
               </w:rPr>
             </w:pPr>
             <w:r>
               <w:rPr>
-                <w:rFonts w:ascii="標楷體" w:eastAsia="標楷體" w:hAnsi="標楷體" w:cs="標楷體" w:hint="eastAsia"/>
+                <w:rFonts w:eastAsia="標楷體" w:hint="eastAsia"/>
+                <w:color w:val="000000" w:themeColor="text1"/>
                 <w:sz w:val="28"/>
-                <w:szCs w:val="28"/>
               </w:rPr>
               <w:t>總召集人</w:t>
             </w:r>
@@ -206,24 +210,28 @@
             <w:pPr>
               <w:jc w:val="center"/>
               <w:rPr>
-                <w:rFonts w:ascii="標楷體" w:eastAsia="標楷體" w:hAnsi="標楷體"/>
+                <w:rFonts w:eastAsia="標楷體"/>
+                <w:color w:val="000000" w:themeColor="text1"/>
               </w:rPr>
             </w:pPr>
             <w:r>
               <w:rPr>
-                <w:rFonts w:ascii="標楷體" w:eastAsia="標楷體" w:hAnsi="標楷體" w:cs="標楷體" w:hint="eastAsia"/>
+                <w:rFonts w:eastAsia="標楷體" w:hint="eastAsia"/>
+                <w:color w:val="000000" w:themeColor="text1"/>
               </w:rPr>
               <w:t>（廠長</w:t>
             </w:r>
             <w:r>
               <w:rPr>
-                <w:rFonts w:ascii="標楷體" w:eastAsia="標楷體" w:hAnsi="標楷體"/>
+                <w:rFonts w:eastAsia="標楷體"/>
+                <w:color w:val="000000" w:themeColor="text1"/>
               </w:rPr>
               <w:t>/</w:t>
             </w:r>
             <w:r>
               <w:rPr>
-                <w:rFonts w:ascii="標楷體" w:eastAsia="標楷體" w:hAnsi="標楷體" w:cs="標楷體" w:hint="eastAsia"/>
+                <w:rFonts w:eastAsia="標楷體" w:hint="eastAsia"/>
+                <w:color w:val="000000" w:themeColor="text1"/>
               </w:rPr>
               <w:t>副廠長）</w:t>
             </w:r>
@@ -239,30 +247,35 @@
             <w:pPr>
               <w:jc w:val="both"/>
               <w:rPr>
-                <w:rFonts w:ascii="標楷體" w:eastAsia="標楷體" w:hAnsi="標楷體"/>
+                <w:rFonts w:eastAsia="標楷體"/>
+                <w:color w:val="000000" w:themeColor="text1"/>
               </w:rPr>
             </w:pPr>
             <w:r>
               <w:rPr>
-                <w:rFonts w:ascii="標楷體" w:eastAsia="標楷體" w:hAnsi="標楷體"/>
+                <w:rFonts w:eastAsia="標楷體"/>
+                <w:color w:val="000000" w:themeColor="text1"/>
               </w:rPr>
               <w:t>1.</w:t>
             </w:r>
             <w:r>
               <w:rPr>
-                <w:rFonts w:ascii="標楷體" w:eastAsia="標楷體" w:hAnsi="標楷體" w:cs="標楷體" w:hint="eastAsia"/>
+                <w:rFonts w:eastAsia="標楷體" w:hint="eastAsia"/>
+                <w:color w:val="000000" w:themeColor="text1"/>
               </w:rPr>
               <w:t>機組大修前安全衛生宣導會</w:t>
             </w:r>
             <w:r>
               <w:rPr>
-                <w:rFonts w:ascii="標楷體" w:eastAsia="標楷體" w:hAnsi="標楷體"/>
+                <w:rFonts w:eastAsia="標楷體"/>
+                <w:color w:val="000000" w:themeColor="text1"/>
               </w:rPr>
               <w:t>/</w:t>
             </w:r>
             <w:r>
               <w:rPr>
-                <w:rFonts w:ascii="標楷體" w:eastAsia="標楷體" w:hAnsi="標楷體" w:cs="標楷體" w:hint="eastAsia"/>
+                <w:rFonts w:eastAsia="標楷體" w:hint="eastAsia"/>
+                <w:color w:val="000000" w:themeColor="text1"/>
               </w:rPr>
               <w:t>廠長召集</w:t>
             </w:r>
@@ -271,100 +284,118 @@
             <w:pPr>
               <w:jc w:val="both"/>
               <w:rPr>
-                <w:rFonts w:ascii="標楷體" w:eastAsia="標楷體" w:hAnsi="標楷體"/>
+                <w:rFonts w:eastAsia="標楷體"/>
+                <w:color w:val="000000" w:themeColor="text1"/>
               </w:rPr>
             </w:pPr>
             <w:r>
               <w:rPr>
-                <w:rFonts w:ascii="標楷體" w:eastAsia="標楷體" w:hAnsi="標楷體"/>
+                <w:rFonts w:eastAsia="標楷體"/>
+                <w:color w:val="000000" w:themeColor="text1"/>
               </w:rPr>
               <w:t>2.</w:t>
             </w:r>
             <w:r>
               <w:rPr>
-                <w:rFonts w:ascii="標楷體" w:eastAsia="標楷體" w:hAnsi="標楷體" w:cs="標楷體" w:hint="eastAsia"/>
+                <w:rFonts w:eastAsia="標楷體" w:hint="eastAsia"/>
+                <w:color w:val="000000" w:themeColor="text1"/>
                 <w:sz w:val="22"/>
-                <w:szCs w:val="22"/>
               </w:rPr>
               <w:t>工程</w:t>
             </w:r>
             <w:r>
               <w:rPr>
-                <w:rFonts w:ascii="標楷體" w:eastAsia="標楷體" w:hAnsi="標楷體" w:hint="eastAsia"/>
+                <w:rFonts w:eastAsia="標楷體"/>
+                <w:color w:val="000000" w:themeColor="text1"/>
                 <w:sz w:val="22"/>
-                <w:szCs w:val="22"/>
               </w:rPr>
               <w:t>(</w:t>
             </w:r>
             <w:r>
               <w:rPr>
-                <w:rFonts w:ascii="標楷體" w:eastAsia="標楷體" w:hAnsi="標楷體" w:cs="標楷體" w:hint="eastAsia"/>
+                <w:rFonts w:eastAsia="標楷體" w:hint="eastAsia"/>
+                <w:color w:val="000000" w:themeColor="text1"/>
                 <w:sz w:val="22"/>
-                <w:szCs w:val="22"/>
-              </w:rPr>
-              <w:t>作)</w:t>
-            </w:r>
-            <w:r>
-              <w:rPr>
-                <w:rFonts w:ascii="標楷體" w:eastAsia="標楷體" w:hAnsi="標楷體" w:cs="標楷體" w:hint="eastAsia"/>
+              </w:rPr>
+              <w:t>作</w:t>
+            </w:r>
+            <w:r>
+              <w:rPr>
+                <w:rFonts w:eastAsia="標楷體"/>
+                <w:color w:val="000000" w:themeColor="text1"/>
                 <w:sz w:val="22"/>
-                <w:szCs w:val="22"/>
+              </w:rPr>
+              <w:t>)</w:t>
+            </w:r>
+            <w:r>
+              <w:rPr>
+                <w:rFonts w:eastAsia="標楷體" w:hint="eastAsia"/>
+                <w:color w:val="000000" w:themeColor="text1"/>
+                <w:sz w:val="22"/>
               </w:rPr>
               <w:t>總金額達</w:t>
             </w:r>
             <w:r>
               <w:rPr>
-                <w:rFonts w:ascii="標楷體" w:eastAsia="標楷體" w:hAnsi="標楷體"/>
+                <w:rFonts w:eastAsia="標楷體"/>
+                <w:color w:val="000000" w:themeColor="text1"/>
                 <w:sz w:val="22"/>
-                <w:szCs w:val="22"/>
               </w:rPr>
               <w:t>500</w:t>
             </w:r>
             <w:r>
               <w:rPr>
-                <w:rFonts w:ascii="標楷體" w:eastAsia="標楷體" w:hAnsi="標楷體" w:cs="標楷體" w:hint="eastAsia"/>
+                <w:rFonts w:eastAsia="標楷體" w:hint="eastAsia"/>
+                <w:color w:val="000000" w:themeColor="text1"/>
                 <w:sz w:val="22"/>
-                <w:szCs w:val="22"/>
               </w:rPr>
               <w:t>萬以上</w:t>
             </w:r>
             <w:r>
               <w:rPr>
-                <w:rFonts w:ascii="標楷體" w:eastAsia="標楷體" w:hAnsi="標楷體"/>
+                <w:rFonts w:eastAsia="標楷體"/>
+                <w:color w:val="000000" w:themeColor="text1"/>
                 <w:sz w:val="22"/>
-                <w:szCs w:val="22"/>
               </w:rPr>
               <w:t>/</w:t>
             </w:r>
             <w:r>
               <w:rPr>
-                <w:rFonts w:ascii="標楷體" w:eastAsia="標楷體" w:hAnsi="標楷體" w:cs="標楷體" w:hint="eastAsia"/>
+                <w:rFonts w:eastAsia="標楷體" w:hint="eastAsia"/>
+                <w:color w:val="000000" w:themeColor="text1"/>
                 <w:sz w:val="22"/>
-                <w:szCs w:val="22"/>
               </w:rPr>
               <w:t>經管該工程</w:t>
             </w:r>
             <w:r>
               <w:rPr>
-                <w:rFonts w:ascii="標楷體" w:eastAsia="標楷體" w:hAnsi="標楷體" w:hint="eastAsia"/>
+                <w:rFonts w:eastAsia="標楷體"/>
+                <w:color w:val="000000" w:themeColor="text1"/>
                 <w:sz w:val="22"/>
-                <w:szCs w:val="22"/>
               </w:rPr>
               <w:t>(</w:t>
             </w:r>
             <w:r>
               <w:rPr>
-                <w:rFonts w:ascii="標楷體" w:eastAsia="標楷體" w:hAnsi="標楷體" w:cs="標楷體" w:hint="eastAsia"/>
+                <w:rFonts w:eastAsia="標楷體" w:hint="eastAsia"/>
+                <w:color w:val="000000" w:themeColor="text1"/>
                 <w:sz w:val="22"/>
-                <w:szCs w:val="22"/>
-              </w:rPr>
-              <w:t>作)</w:t>
-            </w:r>
-            <w:r>
-              <w:rPr>
-                <w:rFonts w:ascii="標楷體" w:eastAsia="標楷體" w:hAnsi="標楷體" w:cs="標楷體" w:hint="eastAsia"/>
+              </w:rPr>
+              <w:t>作</w:t>
+            </w:r>
+            <w:r>
+              <w:rPr>
+                <w:rFonts w:eastAsia="標楷體"/>
+                <w:color w:val="000000" w:themeColor="text1"/>
                 <w:sz w:val="22"/>
-                <w:szCs w:val="22"/>
+              </w:rPr>
+              <w:t>)</w:t>
+            </w:r>
+            <w:r>
+              <w:rPr>
+                <w:rFonts w:eastAsia="標楷體" w:hint="eastAsia"/>
+                <w:color w:val="000000" w:themeColor="text1"/>
+                <w:sz w:val="22"/>
               </w:rPr>
               <w:t>副廠長召集</w:t>
             </w:r>
@@ -385,16 +416,16 @@
             <w:pPr>
               <w:jc w:val="center"/>
               <w:rPr>
-                <w:rFonts w:ascii="標楷體" w:eastAsia="標楷體" w:hAnsi="標楷體" w:cs="標楷體"/>
+                <w:rFonts w:eastAsia="標楷體"/>
+                <w:color w:val="000000" w:themeColor="text1"/>
                 <w:sz w:val="28"/>
-                <w:szCs w:val="28"/>
               </w:rPr>
             </w:pPr>
             <w:r>
               <w:rPr>
-                <w:rFonts w:ascii="標楷體" w:eastAsia="標楷體" w:hAnsi="標楷體" w:cs="標楷體" w:hint="eastAsia"/>
+                <w:rFonts w:eastAsia="標楷體" w:hint="eastAsia"/>
+                <w:color w:val="000000" w:themeColor="text1"/>
                 <w:sz w:val="28"/>
-                <w:szCs w:val="28"/>
               </w:rPr>
               <w:t>工作場所召集人</w:t>
             </w:r>
@@ -403,12 +434,14 @@
             <w:pPr>
               <w:jc w:val="center"/>
               <w:rPr>
-                <w:rFonts w:ascii="標楷體" w:eastAsia="標楷體" w:hAnsi="標楷體"/>
+                <w:rFonts w:eastAsia="標楷體"/>
+                <w:color w:val="000000" w:themeColor="text1"/>
               </w:rPr>
             </w:pPr>
             <w:r>
               <w:rPr>
-                <w:rFonts w:ascii="標楷體" w:eastAsia="標楷體" w:hAnsi="標楷體" w:cs="標楷體" w:hint="eastAsia"/>
+                <w:rFonts w:eastAsia="標楷體" w:hint="eastAsia"/>
+                <w:color w:val="000000" w:themeColor="text1"/>
               </w:rPr>
               <w:t>（如經理）</w:t>
             </w:r>
@@ -424,18 +457,28 @@
             <w:pPr>
               <w:jc w:val="right"/>
               <w:rPr>
-                <w:rFonts w:ascii="標楷體" w:eastAsia="標楷體" w:hAnsi="標楷體"/>
+                <w:rFonts w:eastAsia="標楷體"/>
+                <w:color w:val="000000" w:themeColor="text1"/>
               </w:rPr>
             </w:pPr>
             <w:r>
               <w:rPr>
-                <w:rFonts w:ascii="標楷體" w:eastAsia="標楷體" w:hAnsi="標楷體" w:hint="eastAsia"/>
-              </w:rPr>
-              <w:t>(簽名</w:t>
-            </w:r>
-            <w:r>
-              <w:rPr>
-                <w:rFonts w:ascii="標楷體" w:eastAsia="標楷體" w:hAnsi="標楷體"/>
+                <w:rFonts w:eastAsia="標楷體"/>
+                <w:color w:val="000000" w:themeColor="text1"/>
+              </w:rPr>
+              <w:t>(</w:t>
+            </w:r>
+            <w:r>
+              <w:rPr>
+                <w:rFonts w:eastAsia="標楷體" w:hint="eastAsia"/>
+                <w:color w:val="000000" w:themeColor="text1"/>
+              </w:rPr>
+              <w:t>簽名</w:t>
+            </w:r>
+            <w:r>
+              <w:rPr>
+                <w:rFonts w:eastAsia="標楷體"/>
+                <w:color w:val="000000" w:themeColor="text1"/>
               </w:rPr>
               <w:t>)</w:t>
             </w:r>
@@ -456,16 +499,16 @@
             <w:pPr>
               <w:jc w:val="center"/>
               <w:rPr>
-                <w:rFonts w:ascii="標楷體" w:eastAsia="標楷體" w:hAnsi="標楷體" w:cs="標楷體"/>
+                <w:rFonts w:eastAsia="標楷體"/>
+                <w:color w:val="000000" w:themeColor="text1"/>
                 <w:sz w:val="28"/>
-                <w:szCs w:val="28"/>
               </w:rPr>
             </w:pPr>
             <w:r>
               <w:rPr>
-                <w:rFonts w:ascii="標楷體" w:eastAsia="標楷體" w:hAnsi="標楷體" w:cs="標楷體" w:hint="eastAsia"/>
+                <w:rFonts w:eastAsia="標楷體" w:hint="eastAsia"/>
+                <w:color w:val="000000" w:themeColor="text1"/>
                 <w:sz w:val="28"/>
-                <w:szCs w:val="28"/>
               </w:rPr>
               <w:t>工作場所負責人</w:t>
             </w:r>
@@ -474,25 +517,28 @@
             <w:pPr>
               <w:jc w:val="center"/>
               <w:rPr>
-                <w:rFonts w:ascii="標楷體" w:eastAsia="標楷體" w:hAnsi="標楷體"/>
+                <w:rFonts w:eastAsia="標楷體"/>
+                <w:color w:val="000000" w:themeColor="text1"/>
               </w:rPr>
             </w:pPr>
             <w:r>
               <w:rPr>
-                <w:rFonts w:ascii="標楷體" w:eastAsia="標楷體" w:hAnsi="標楷體"/>
+                <w:rFonts w:eastAsia="標楷體"/>
+                <w:color w:val="000000" w:themeColor="text1"/>
               </w:rPr>
               <w:t>(</w:t>
             </w:r>
             <w:r>
               <w:rPr>
-                <w:rFonts w:ascii="標楷體" w:eastAsia="標楷體" w:hAnsi="標楷體" w:hint="eastAsia"/>
-                <w:lang w:eastAsia="zh-HK"/>
+                <w:rFonts w:eastAsia="標楷體" w:hint="eastAsia"/>
+                <w:color w:val="000000" w:themeColor="text1"/>
               </w:rPr>
               <w:t>廠內：課長</w:t>
             </w:r>
             <w:r>
               <w:rPr>
-                <w:rFonts w:ascii="標楷體" w:eastAsia="標楷體" w:hAnsi="標楷體"/>
+                <w:rFonts w:eastAsia="標楷體"/>
+                <w:color w:val="000000" w:themeColor="text1"/>
               </w:rPr>
               <w:t>)</w:t>
             </w:r>
@@ -501,33 +547,42 @@
             <w:pPr>
               <w:jc w:val="center"/>
               <w:rPr>
-                <w:rFonts w:ascii="標楷體" w:eastAsia="標楷體" w:hAnsi="標楷體"/>
+                <w:rFonts w:eastAsia="標楷體"/>
+                <w:color w:val="000000" w:themeColor="text1"/>
                 <w:sz w:val="28"/>
-                <w:szCs w:val="28"/>
               </w:rPr>
             </w:pPr>
             <w:r>
               <w:rPr>
-                <w:rFonts w:ascii="標楷體" w:eastAsia="標楷體" w:hAnsi="標楷體"/>
+                <w:rFonts w:eastAsia="標楷體"/>
+                <w:color w:val="000000" w:themeColor="text1"/>
                 <w:sz w:val="20"/>
               </w:rPr>
               <w:t>(</w:t>
             </w:r>
             <w:r>
               <w:rPr>
-                <w:rFonts w:ascii="標楷體" w:eastAsia="標楷體" w:hAnsi="標楷體" w:hint="eastAsia"/>
+                <w:rFonts w:eastAsia="標楷體" w:hint="eastAsia"/>
+                <w:color w:val="000000" w:themeColor="text1"/>
                 <w:sz w:val="20"/>
-                <w:lang w:eastAsia="zh-HK"/>
               </w:rPr>
               <w:t>廠外：承攬商負責人或</w:t>
             </w:r>
             <w:r>
               <w:rPr>
-                <w:rFonts w:ascii="標楷體" w:eastAsia="標楷體" w:hAnsi="標楷體"/>
+                <w:rFonts w:eastAsia="標楷體"/>
+                <w:color w:val="000000" w:themeColor="text1"/>
                 <w:sz w:val="20"/>
-                <w:lang w:eastAsia="zh-HK"/>
-              </w:rPr>
-              <w:t>工地負責人)</w:t>
+              </w:rPr>
+              <w:t>工地負責人</w:t>
+            </w:r>
+            <w:r>
+              <w:rPr>
+                <w:rFonts w:eastAsia="標楷體"/>
+                <w:color w:val="000000" w:themeColor="text1"/>
+                <w:sz w:val="20"/>
+              </w:rPr>
+              <w:t>)</w:t>
             </w:r>
           </w:p>
         </w:tc>
@@ -541,20 +596,29 @@
             <w:pPr>
               <w:jc w:val="right"/>
               <w:rPr>
-                <w:rFonts w:ascii="標楷體" w:eastAsia="標楷體" w:hAnsi="標楷體"/>
+                <w:rFonts w:eastAsia="標楷體"/>
+                <w:color w:val="000000" w:themeColor="text1"/>
                 <w:sz w:val="20"/>
-                <w:szCs w:val="20"/>
               </w:rPr>
             </w:pPr>
             <w:r>
               <w:rPr>
-                <w:rFonts w:ascii="標楷體" w:eastAsia="標楷體" w:hAnsi="標楷體" w:hint="eastAsia"/>
-              </w:rPr>
-              <w:t>(簽名</w:t>
-            </w:r>
-            <w:r>
-              <w:rPr>
-                <w:rFonts w:ascii="標楷體" w:eastAsia="標楷體" w:hAnsi="標楷體"/>
+                <w:rFonts w:eastAsia="標楷體"/>
+                <w:color w:val="000000" w:themeColor="text1"/>
+              </w:rPr>
+              <w:t>(</w:t>
+            </w:r>
+            <w:r>
+              <w:rPr>
+                <w:rFonts w:eastAsia="標楷體" w:hint="eastAsia"/>
+                <w:color w:val="000000" w:themeColor="text1"/>
+              </w:rPr>
+              <w:t>簽名</w:t>
+            </w:r>
+            <w:r>
+              <w:rPr>
+                <w:rFonts w:eastAsia="標楷體"/>
+                <w:color w:val="000000" w:themeColor="text1"/>
               </w:rPr>
               <w:t>)</w:t>
             </w:r>
@@ -575,16 +639,16 @@
             <w:pPr>
               <w:jc w:val="center"/>
               <w:rPr>
-                <w:rFonts w:ascii="標楷體" w:eastAsia="標楷體" w:hAnsi="標楷體"/>
+                <w:rFonts w:eastAsia="標楷體"/>
+                <w:color w:val="000000" w:themeColor="text1"/>
                 <w:sz w:val="28"/>
-                <w:szCs w:val="28"/>
               </w:rPr>
             </w:pPr>
             <w:r>
               <w:rPr>
-                <w:rFonts w:ascii="標楷體" w:eastAsia="標楷體" w:hAnsi="標楷體" w:cs="標楷體" w:hint="eastAsia"/>
+                <w:rFonts w:eastAsia="標楷體" w:hint="eastAsia"/>
+                <w:color w:val="000000" w:themeColor="text1"/>
                 <w:sz w:val="28"/>
-                <w:szCs w:val="28"/>
               </w:rPr>
               <w:t>共同作業區</w:t>
             </w:r>
@@ -599,9 +663,9 @@
           <w:p>
             <w:pPr>
               <w:rPr>
-                <w:rFonts w:ascii="標楷體" w:eastAsia="標楷體" w:hAnsi="標楷體"/>
+                <w:rFonts w:eastAsia="標楷體"/>
+                <w:color w:val="000000" w:themeColor="text1"/>
                 <w:sz w:val="28"/>
-                <w:szCs w:val="28"/>
               </w:rPr>
             </w:pPr>
           </w:p>
@@ -624,16 +688,16 @@
             <w:pPr>
               <w:jc w:val="center"/>
               <w:rPr>
-                <w:rFonts w:ascii="標楷體" w:eastAsia="標楷體" w:hAnsi="標楷體"/>
+                <w:rFonts w:eastAsia="標楷體"/>
+                <w:color w:val="000000" w:themeColor="text1"/>
                 <w:sz w:val="28"/>
-                <w:szCs w:val="28"/>
               </w:rPr>
             </w:pPr>
             <w:r>
               <w:rPr>
-                <w:rFonts w:ascii="標楷體" w:eastAsia="標楷體" w:hAnsi="標楷體" w:cs="標楷體" w:hint="eastAsia"/>
+                <w:rFonts w:eastAsia="標楷體" w:hint="eastAsia"/>
+                <w:color w:val="000000" w:themeColor="text1"/>
                 <w:sz w:val="28"/>
-                <w:szCs w:val="28"/>
               </w:rPr>
               <w:t>作業期間</w:t>
             </w:r>
@@ -652,184 +716,184 @@
             <w:pPr>
               <w:ind w:firstLineChars="200" w:firstLine="560"/>
               <w:rPr>
-                <w:rFonts w:ascii="標楷體" w:eastAsia="標楷體" w:hAnsi="標楷體"/>
+                <w:rFonts w:eastAsia="標楷體"/>
+                <w:color w:val="000000" w:themeColor="text1"/>
                 <w:sz w:val="28"/>
-                <w:szCs w:val="28"/>
               </w:rPr>
             </w:pPr>
             <w:r>
               <w:rPr>
-                <w:rFonts w:ascii="標楷體" w:eastAsia="標楷體" w:hAnsi="標楷體" w:cs="標楷體" w:hint="eastAsia"/>
+                <w:rFonts w:eastAsia="標楷體"/>
+                <w:color w:val="000000" w:themeColor="text1"/>
                 <w:sz w:val="28"/>
-                <w:szCs w:val="28"/>
               </w:rPr>
               <w:t xml:space="preserve">  </w:t>
             </w:r>
             <w:r>
               <w:rPr>
-                <w:rFonts w:ascii="標楷體" w:eastAsia="標楷體" w:hAnsi="標楷體" w:cs="標楷體" w:hint="eastAsia"/>
+                <w:rFonts w:eastAsia="標楷體" w:hint="eastAsia"/>
+                <w:color w:val="000000" w:themeColor="text1"/>
                 <w:sz w:val="28"/>
-                <w:szCs w:val="28"/>
               </w:rPr>
               <w:t>年</w:t>
             </w:r>
             <w:r>
               <w:rPr>
-                <w:rFonts w:ascii="標楷體" w:eastAsia="標楷體" w:hAnsi="標楷體"/>
+                <w:rFonts w:eastAsia="標楷體"/>
+                <w:color w:val="000000" w:themeColor="text1"/>
                 <w:sz w:val="28"/>
-                <w:szCs w:val="28"/>
               </w:rPr>
               <w:t xml:space="preserve"> </w:t>
             </w:r>
             <w:r>
               <w:rPr>
-                <w:rFonts w:ascii="標楷體" w:eastAsia="標楷體" w:hAnsi="標楷體"/>
+                <w:rFonts w:eastAsia="標楷體"/>
+                <w:color w:val="000000" w:themeColor="text1"/>
                 <w:sz w:val="28"/>
-                <w:szCs w:val="28"/>
               </w:rPr>
               <w:t xml:space="preserve"> </w:t>
             </w:r>
             <w:r>
               <w:rPr>
-                <w:rFonts w:ascii="標楷體" w:eastAsia="標楷體" w:hAnsi="標楷體"/>
+                <w:rFonts w:eastAsia="標楷體"/>
+                <w:color w:val="000000" w:themeColor="text1"/>
                 <w:sz w:val="28"/>
-                <w:szCs w:val="28"/>
               </w:rPr>
               <w:t xml:space="preserve"> </w:t>
             </w:r>
             <w:r>
               <w:rPr>
-                <w:rFonts w:ascii="標楷體" w:eastAsia="標楷體" w:hAnsi="標楷體" w:cs="標楷體" w:hint="eastAsia"/>
+                <w:rFonts w:eastAsia="標楷體" w:hint="eastAsia"/>
+                <w:color w:val="000000" w:themeColor="text1"/>
                 <w:sz w:val="28"/>
-                <w:szCs w:val="28"/>
               </w:rPr>
               <w:t>月</w:t>
             </w:r>
             <w:r>
               <w:rPr>
-                <w:rFonts w:ascii="標楷體" w:eastAsia="標楷體" w:hAnsi="標楷體"/>
+                <w:rFonts w:eastAsia="標楷體"/>
+                <w:color w:val="000000" w:themeColor="text1"/>
                 <w:sz w:val="28"/>
-                <w:szCs w:val="28"/>
               </w:rPr>
               <w:t xml:space="preserve">  </w:t>
             </w:r>
             <w:r>
               <w:rPr>
-                <w:rFonts w:ascii="標楷體" w:eastAsia="標楷體" w:hAnsi="標楷體"/>
+                <w:rFonts w:eastAsia="標楷體"/>
+                <w:color w:val="000000" w:themeColor="text1"/>
                 <w:sz w:val="28"/>
-                <w:szCs w:val="28"/>
               </w:rPr>
               <w:t xml:space="preserve"> </w:t>
             </w:r>
             <w:r>
               <w:rPr>
-                <w:rFonts w:ascii="標楷體" w:eastAsia="標楷體" w:hAnsi="標楷體" w:cs="標楷體" w:hint="eastAsia"/>
+                <w:rFonts w:eastAsia="標楷體" w:hint="eastAsia"/>
+                <w:color w:val="000000" w:themeColor="text1"/>
                 <w:sz w:val="28"/>
-                <w:szCs w:val="28"/>
               </w:rPr>
               <w:t>日</w:t>
             </w:r>
             <w:r>
               <w:rPr>
-                <w:rFonts w:ascii="標楷體" w:eastAsia="標楷體" w:hAnsi="標楷體" w:cs="標楷體" w:hint="eastAsia"/>
+                <w:rFonts w:eastAsia="標楷體"/>
+                <w:color w:val="000000" w:themeColor="text1"/>
                 <w:sz w:val="28"/>
-                <w:szCs w:val="28"/>
               </w:rPr>
               <w:t xml:space="preserve"> </w:t>
             </w:r>
             <w:r>
               <w:rPr>
-                <w:rFonts w:ascii="標楷體" w:eastAsia="標楷體" w:hAnsi="標楷體" w:cs="標楷體" w:hint="eastAsia"/>
+                <w:rFonts w:eastAsia="標楷體" w:hint="eastAsia"/>
+                <w:color w:val="000000" w:themeColor="text1"/>
                 <w:sz w:val="28"/>
-                <w:szCs w:val="28"/>
               </w:rPr>
               <w:t>至</w:t>
             </w:r>
             <w:r>
               <w:rPr>
-                <w:rFonts w:ascii="標楷體" w:eastAsia="標楷體" w:hAnsi="標楷體"/>
+                <w:rFonts w:eastAsia="標楷體"/>
+                <w:color w:val="000000" w:themeColor="text1"/>
                 <w:sz w:val="28"/>
-                <w:szCs w:val="28"/>
               </w:rPr>
               <w:t xml:space="preserve">  </w:t>
             </w:r>
             <w:r>
               <w:rPr>
-                <w:rFonts w:ascii="標楷體" w:eastAsia="標楷體" w:hAnsi="標楷體"/>
+                <w:rFonts w:eastAsia="標楷體"/>
+                <w:color w:val="000000" w:themeColor="text1"/>
                 <w:sz w:val="28"/>
-                <w:szCs w:val="28"/>
               </w:rPr>
               <w:t xml:space="preserve"> </w:t>
             </w:r>
             <w:r>
               <w:rPr>
-                <w:rFonts w:ascii="標楷體" w:eastAsia="標楷體" w:hAnsi="標楷體"/>
+                <w:rFonts w:eastAsia="標楷體"/>
+                <w:color w:val="000000" w:themeColor="text1"/>
                 <w:sz w:val="28"/>
-                <w:szCs w:val="28"/>
               </w:rPr>
               <w:t xml:space="preserve">  </w:t>
             </w:r>
             <w:r>
               <w:rPr>
-                <w:rFonts w:ascii="標楷體" w:eastAsia="標楷體" w:hAnsi="標楷體" w:cs="標楷體" w:hint="eastAsia"/>
+                <w:rFonts w:eastAsia="標楷體" w:hint="eastAsia"/>
+                <w:color w:val="000000" w:themeColor="text1"/>
                 <w:sz w:val="28"/>
-                <w:szCs w:val="28"/>
               </w:rPr>
               <w:t>年</w:t>
             </w:r>
             <w:r>
               <w:rPr>
-                <w:rFonts w:ascii="標楷體" w:eastAsia="標楷體" w:hAnsi="標楷體"/>
+                <w:rFonts w:eastAsia="標楷體"/>
+                <w:color w:val="000000" w:themeColor="text1"/>
                 <w:sz w:val="28"/>
-                <w:szCs w:val="28"/>
               </w:rPr>
               <w:t xml:space="preserve">  </w:t>
             </w:r>
             <w:r>
               <w:rPr>
-                <w:rFonts w:ascii="標楷體" w:eastAsia="標楷體" w:hAnsi="標楷體"/>
+                <w:rFonts w:eastAsia="標楷體"/>
+                <w:color w:val="000000" w:themeColor="text1"/>
                 <w:sz w:val="28"/>
-                <w:szCs w:val="28"/>
               </w:rPr>
               <w:t xml:space="preserve"> </w:t>
             </w:r>
             <w:r>
               <w:rPr>
-                <w:rFonts w:ascii="標楷體" w:eastAsia="標楷體" w:hAnsi="標楷體" w:cs="標楷體" w:hint="eastAsia"/>
+                <w:rFonts w:eastAsia="標楷體" w:hint="eastAsia"/>
+                <w:color w:val="000000" w:themeColor="text1"/>
                 <w:sz w:val="28"/>
-                <w:szCs w:val="28"/>
               </w:rPr>
               <w:t>月</w:t>
             </w:r>
             <w:r>
               <w:rPr>
-                <w:rFonts w:ascii="標楷體" w:eastAsia="標楷體" w:hAnsi="標楷體"/>
+                <w:rFonts w:eastAsia="標楷體"/>
+                <w:color w:val="000000" w:themeColor="text1"/>
                 <w:sz w:val="28"/>
-                <w:szCs w:val="28"/>
               </w:rPr>
               <w:t xml:space="preserve"> </w:t>
             </w:r>
             <w:r>
               <w:rPr>
-                <w:rFonts w:ascii="標楷體" w:eastAsia="標楷體" w:hAnsi="標楷體"/>
+                <w:rFonts w:eastAsia="標楷體"/>
+                <w:color w:val="000000" w:themeColor="text1"/>
                 <w:sz w:val="28"/>
-                <w:szCs w:val="28"/>
               </w:rPr>
               <w:t xml:space="preserve"> </w:t>
             </w:r>
             <w:r>
               <w:rPr>
-                <w:rFonts w:ascii="標楷體" w:eastAsia="標楷體" w:hAnsi="標楷體"/>
+                <w:rFonts w:eastAsia="標楷體"/>
+                <w:color w:val="000000" w:themeColor="text1"/>
                 <w:sz w:val="28"/>
-                <w:szCs w:val="28"/>
               </w:rPr>
               <w:t xml:space="preserve"> </w:t>
             </w:r>
             <w:r>
               <w:rPr>
-                <w:rFonts w:ascii="標楷體" w:eastAsia="標楷體" w:hAnsi="標楷體" w:cs="標楷體" w:hint="eastAsia"/>
+                <w:rFonts w:eastAsia="標楷體" w:hint="eastAsia"/>
+                <w:color w:val="000000" w:themeColor="text1"/>
                 <w:sz w:val="28"/>
-                <w:szCs w:val="28"/>
               </w:rPr>
               <w:t>日</w:t>
             </w:r>
@@ -850,16 +914,16 @@
             <w:pPr>
               <w:jc w:val="center"/>
               <w:rPr>
-                <w:rFonts w:ascii="標楷體" w:eastAsia="標楷體" w:hAnsi="標楷體"/>
+                <w:rFonts w:eastAsia="標楷體"/>
+                <w:color w:val="000000" w:themeColor="text1"/>
                 <w:sz w:val="28"/>
-                <w:szCs w:val="28"/>
               </w:rPr>
             </w:pPr>
             <w:r>
               <w:rPr>
-                <w:rFonts w:ascii="標楷體" w:eastAsia="標楷體" w:hAnsi="標楷體" w:cs="標楷體" w:hint="eastAsia"/>
+                <w:rFonts w:eastAsia="標楷體" w:hint="eastAsia"/>
+                <w:color w:val="000000" w:themeColor="text1"/>
                 <w:sz w:val="28"/>
-                <w:szCs w:val="28"/>
               </w:rPr>
               <w:t>會議時間</w:t>
             </w:r>
@@ -873,9 +937,9 @@
           <w:p>
             <w:pPr>
               <w:rPr>
-                <w:rFonts w:ascii="標楷體" w:eastAsia="標楷體" w:hAnsi="標楷體"/>
+                <w:rFonts w:eastAsia="標楷體"/>
+                <w:color w:val="000000" w:themeColor="text1"/>
                 <w:sz w:val="28"/>
-                <w:szCs w:val="28"/>
               </w:rPr>
             </w:pPr>
           </w:p>
@@ -888,16 +952,16 @@
           <w:p>
             <w:pPr>
               <w:rPr>
-                <w:rFonts w:ascii="標楷體" w:eastAsia="標楷體" w:hAnsi="標楷體"/>
+                <w:rFonts w:eastAsia="標楷體"/>
+                <w:color w:val="000000" w:themeColor="text1"/>
                 <w:sz w:val="28"/>
-                <w:szCs w:val="28"/>
               </w:rPr>
             </w:pPr>
             <w:r>
               <w:rPr>
-                <w:rFonts w:ascii="標楷體" w:eastAsia="標楷體" w:hAnsi="標楷體" w:cs="標楷體" w:hint="eastAsia"/>
+                <w:rFonts w:eastAsia="標楷體" w:hint="eastAsia"/>
+                <w:color w:val="000000" w:themeColor="text1"/>
                 <w:sz w:val="28"/>
-                <w:szCs w:val="28"/>
               </w:rPr>
               <w:t>地點</w:t>
             </w:r>
@@ -911,9 +975,9 @@
           <w:p>
             <w:pPr>
               <w:rPr>
-                <w:rFonts w:ascii="標楷體" w:eastAsia="標楷體" w:hAnsi="標楷體"/>
+                <w:rFonts w:eastAsia="標楷體"/>
+                <w:color w:val="000000" w:themeColor="text1"/>
                 <w:sz w:val="28"/>
-                <w:szCs w:val="28"/>
               </w:rPr>
             </w:pPr>
           </w:p>
@@ -926,16 +990,16 @@
           <w:p>
             <w:pPr>
               <w:rPr>
-                <w:rFonts w:ascii="標楷體" w:eastAsia="標楷體" w:hAnsi="標楷體"/>
+                <w:rFonts w:eastAsia="標楷體"/>
+                <w:color w:val="000000" w:themeColor="text1"/>
                 <w:sz w:val="28"/>
-                <w:szCs w:val="28"/>
               </w:rPr>
             </w:pPr>
             <w:r>
               <w:rPr>
-                <w:rFonts w:ascii="標楷體" w:eastAsia="標楷體" w:hAnsi="標楷體" w:cs="標楷體" w:hint="eastAsia"/>
+                <w:rFonts w:eastAsia="標楷體" w:hint="eastAsia"/>
+                <w:color w:val="000000" w:themeColor="text1"/>
                 <w:sz w:val="28"/>
-                <w:szCs w:val="28"/>
               </w:rPr>
               <w:t>記錄</w:t>
             </w:r>
@@ -949,9 +1013,9 @@
           <w:p>
             <w:pPr>
               <w:rPr>
-                <w:rFonts w:ascii="標楷體" w:eastAsia="標楷體" w:hAnsi="標楷體"/>
+                <w:rFonts w:eastAsia="標楷體"/>
+                <w:color w:val="000000" w:themeColor="text1"/>
                 <w:sz w:val="28"/>
-                <w:szCs w:val="28"/>
               </w:rPr>
             </w:pPr>
           </w:p>
@@ -962,20 +1026,18 @@
       <w:pPr>
         <w:ind w:hanging="360"/>
         <w:rPr>
-          <w:rFonts w:ascii="標楷體" w:eastAsia="標楷體" w:hAnsi="標楷體"/>
+          <w:rFonts w:eastAsia="標楷體"/>
           <w:b/>
-          <w:bCs/>
+          <w:color w:val="000000" w:themeColor="text1"/>
           <w:sz w:val="32"/>
-          <w:szCs w:val="32"/>
         </w:rPr>
       </w:pPr>
       <w:r>
         <w:rPr>
-          <w:rFonts w:ascii="標楷體" w:eastAsia="標楷體" w:hAnsi="標楷體" w:cs="標楷體" w:hint="eastAsia"/>
+          <w:rFonts w:eastAsia="標楷體" w:hint="eastAsia"/>
           <w:b/>
-          <w:bCs/>
+          <w:color w:val="000000" w:themeColor="text1"/>
           <w:sz w:val="32"/>
-          <w:szCs w:val="32"/>
         </w:rPr>
         <w:t>一、共同作業區本廠相關組出席人員</w:t>
       </w:r>
@@ -1017,11 +1079,10 @@
           <w:p>
             <w:pPr>
               <w:rPr>
-                <w:rFonts w:ascii="標楷體" w:eastAsia="標楷體" w:hAnsi="標楷體"/>
+                <w:rFonts w:eastAsia="標楷體"/>
                 <w:b/>
-                <w:bCs/>
+                <w:color w:val="000000" w:themeColor="text1"/>
                 <w:sz w:val="28"/>
-                <w:szCs w:val="28"/>
               </w:rPr>
             </w:pPr>
           </w:p>
@@ -1033,11 +1094,10 @@
           <w:p>
             <w:pPr>
               <w:rPr>
-                <w:rFonts w:ascii="標楷體" w:eastAsia="標楷體" w:hAnsi="標楷體"/>
+                <w:rFonts w:eastAsia="標楷體"/>
                 <w:b/>
-                <w:bCs/>
+                <w:color w:val="000000" w:themeColor="text1"/>
                 <w:sz w:val="28"/>
-                <w:szCs w:val="28"/>
               </w:rPr>
             </w:pPr>
           </w:p>
@@ -1049,11 +1109,10 @@
           <w:p>
             <w:pPr>
               <w:rPr>
-                <w:rFonts w:ascii="標楷體" w:eastAsia="標楷體" w:hAnsi="標楷體"/>
+                <w:rFonts w:eastAsia="標楷體"/>
                 <w:b/>
-                <w:bCs/>
+                <w:color w:val="000000" w:themeColor="text1"/>
                 <w:sz w:val="28"/>
-                <w:szCs w:val="28"/>
               </w:rPr>
             </w:pPr>
           </w:p>
@@ -1065,11 +1124,10 @@
           <w:p>
             <w:pPr>
               <w:rPr>
-                <w:rFonts w:ascii="標楷體" w:eastAsia="標楷體" w:hAnsi="標楷體"/>
+                <w:rFonts w:eastAsia="標楷體"/>
                 <w:b/>
-                <w:bCs/>
+                <w:color w:val="000000" w:themeColor="text1"/>
                 <w:sz w:val="28"/>
-                <w:szCs w:val="28"/>
               </w:rPr>
             </w:pPr>
           </w:p>
@@ -1081,11 +1139,10 @@
           <w:p>
             <w:pPr>
               <w:rPr>
-                <w:rFonts w:ascii="標楷體" w:eastAsia="標楷體" w:hAnsi="標楷體"/>
+                <w:rFonts w:eastAsia="標楷體"/>
                 <w:b/>
-                <w:bCs/>
+                <w:color w:val="000000" w:themeColor="text1"/>
                 <w:sz w:val="28"/>
-                <w:szCs w:val="28"/>
               </w:rPr>
             </w:pPr>
           </w:p>
@@ -1102,11 +1159,10 @@
           <w:p>
             <w:pPr>
               <w:rPr>
-                <w:rFonts w:ascii="標楷體" w:eastAsia="標楷體" w:hAnsi="標楷體"/>
+                <w:rFonts w:eastAsia="標楷體"/>
                 <w:b/>
-                <w:bCs/>
+                <w:color w:val="000000" w:themeColor="text1"/>
                 <w:sz w:val="28"/>
-                <w:szCs w:val="28"/>
               </w:rPr>
             </w:pPr>
           </w:p>
@@ -1118,11 +1174,10 @@
           <w:p>
             <w:pPr>
               <w:rPr>
-                <w:rFonts w:ascii="標楷體" w:eastAsia="標楷體" w:hAnsi="標楷體"/>
+                <w:rFonts w:eastAsia="標楷體"/>
                 <w:b/>
-                <w:bCs/>
+                <w:color w:val="000000" w:themeColor="text1"/>
                 <w:sz w:val="28"/>
-                <w:szCs w:val="28"/>
               </w:rPr>
             </w:pPr>
           </w:p>
@@ -1134,11 +1189,10 @@
           <w:p>
             <w:pPr>
               <w:rPr>
-                <w:rFonts w:ascii="標楷體" w:eastAsia="標楷體" w:hAnsi="標楷體"/>
+                <w:rFonts w:eastAsia="標楷體"/>
                 <w:b/>
-                <w:bCs/>
+                <w:color w:val="000000" w:themeColor="text1"/>
                 <w:sz w:val="28"/>
-                <w:szCs w:val="28"/>
               </w:rPr>
             </w:pPr>
           </w:p>
@@ -1150,11 +1204,10 @@
           <w:p>
             <w:pPr>
               <w:rPr>
-                <w:rFonts w:ascii="標楷體" w:eastAsia="標楷體" w:hAnsi="標楷體"/>
+                <w:rFonts w:eastAsia="標楷體"/>
                 <w:b/>
-                <w:bCs/>
+                <w:color w:val="000000" w:themeColor="text1"/>
                 <w:sz w:val="28"/>
-                <w:szCs w:val="28"/>
               </w:rPr>
             </w:pPr>
           </w:p>
@@ -1166,11 +1219,10 @@
           <w:p>
             <w:pPr>
               <w:rPr>
-                <w:rFonts w:ascii="標楷體" w:eastAsia="標楷體" w:hAnsi="標楷體"/>
+                <w:rFonts w:eastAsia="標楷體"/>
                 <w:b/>
-                <w:bCs/>
+                <w:color w:val="000000" w:themeColor="text1"/>
                 <w:sz w:val="28"/>
-                <w:szCs w:val="28"/>
               </w:rPr>
             </w:pPr>
           </w:p>
@@ -1181,65 +1233,67 @@
       <w:pPr>
         <w:ind w:hanging="360"/>
         <w:rPr>
-          <w:rFonts w:ascii="標楷體" w:eastAsia="標楷體" w:hAnsi="標楷體"/>
+          <w:rFonts w:eastAsia="標楷體"/>
           <w:b/>
-          <w:bCs/>
+          <w:color w:val="000000" w:themeColor="text1"/>
           <w:sz w:val="32"/>
-          <w:szCs w:val="32"/>
         </w:rPr>
       </w:pPr>
       <w:r>
         <w:rPr>
-          <w:rFonts w:ascii="標楷體" w:eastAsia="標楷體" w:hAnsi="標楷體" w:cs="標楷體" w:hint="eastAsia"/>
+          <w:rFonts w:eastAsia="標楷體" w:hint="eastAsia"/>
           <w:b/>
-          <w:bCs/>
+          <w:color w:val="000000" w:themeColor="text1"/>
           <w:sz w:val="32"/>
-          <w:szCs w:val="32"/>
         </w:rPr>
         <w:t>二、共同作業區承攬商出席人員</w:t>
       </w:r>
       <w:r>
         <w:rPr>
-          <w:rFonts w:ascii="標楷體" w:eastAsia="標楷體" w:hAnsi="標楷體" w:cs="標楷體" w:hint="eastAsia"/>
+          <w:rFonts w:eastAsia="標楷體"/>
           <w:b/>
-          <w:bCs/>
+          <w:color w:val="000000" w:themeColor="text1"/>
           <w:sz w:val="32"/>
-          <w:szCs w:val="32"/>
         </w:rPr>
         <w:t>(</w:t>
       </w:r>
       <w:proofErr w:type="gramStart"/>
       <w:r>
         <w:rPr>
-          <w:rFonts w:ascii="標楷體" w:eastAsia="標楷體" w:hAnsi="標楷體" w:cs="標楷體" w:hint="eastAsia"/>
+          <w:rFonts w:eastAsia="標楷體" w:hint="eastAsia"/>
           <w:b/>
-          <w:bCs/>
+          <w:color w:val="000000" w:themeColor="text1"/>
           <w:sz w:val="32"/>
-          <w:szCs w:val="32"/>
         </w:rPr>
         <w:t>含分包</w:t>
       </w:r>
       <w:proofErr w:type="gramEnd"/>
       <w:r>
         <w:rPr>
-          <w:rFonts w:ascii="標楷體" w:eastAsia="標楷體" w:hAnsi="標楷體" w:cs="標楷體" w:hint="eastAsia"/>
+          <w:rFonts w:eastAsia="標楷體" w:hint="eastAsia"/>
           <w:b/>
-          <w:bCs/>
+          <w:color w:val="000000" w:themeColor="text1"/>
           <w:sz w:val="32"/>
-          <w:szCs w:val="32"/>
-          <w:lang w:eastAsia="zh-HK"/>
         </w:rPr>
         <w:t>廠</w:t>
       </w:r>
       <w:r>
         <w:rPr>
-          <w:rFonts w:ascii="標楷體" w:eastAsia="標楷體" w:hAnsi="標楷體" w:cs="標楷體" w:hint="eastAsia"/>
+          <w:rFonts w:eastAsia="標楷體" w:hint="eastAsia"/>
           <w:b/>
-          <w:bCs/>
+          <w:color w:val="000000" w:themeColor="text1"/>
           <w:sz w:val="32"/>
-          <w:szCs w:val="32"/>
         </w:rPr>
-        <w:t>商)</w:t>
+        <w:t>商</w:t>
+      </w:r>
+      <w:r>
+        <w:rPr>
+          <w:rFonts w:eastAsia="標楷體"/>
+          <w:b/>
+          <w:color w:val="000000" w:themeColor="text1"/>
+          <w:sz w:val="32"/>
+        </w:rPr>
+        <w:t>)</w:t>
       </w:r>
     </w:p>
     <w:tbl>
@@ -1279,11 +1333,10 @@
           <w:p>
             <w:pPr>
               <w:rPr>
-                <w:rFonts w:ascii="標楷體" w:eastAsia="標楷體" w:hAnsi="標楷體"/>
+                <w:rFonts w:eastAsia="標楷體"/>
                 <w:b/>
-                <w:bCs/>
+                <w:color w:val="000000" w:themeColor="text1"/>
                 <w:sz w:val="28"/>
-                <w:szCs w:val="28"/>
               </w:rPr>
             </w:pPr>
           </w:p>
@@ -1295,11 +1348,10 @@
           <w:p>
             <w:pPr>
               <w:rPr>
-                <w:rFonts w:ascii="標楷體" w:eastAsia="標楷體" w:hAnsi="標楷體"/>
+                <w:rFonts w:eastAsia="標楷體"/>
                 <w:b/>
-                <w:bCs/>
+                <w:color w:val="000000" w:themeColor="text1"/>
                 <w:sz w:val="28"/>
-                <w:szCs w:val="28"/>
               </w:rPr>
             </w:pPr>
           </w:p>
@@ -1311,11 +1363,10 @@
           <w:p>
             <w:pPr>
               <w:rPr>
-                <w:rFonts w:ascii="標楷體" w:eastAsia="標楷體" w:hAnsi="標楷體"/>
+                <w:rFonts w:eastAsia="標楷體"/>
                 <w:b/>
-                <w:bCs/>
+                <w:color w:val="000000" w:themeColor="text1"/>
                 <w:sz w:val="28"/>
-                <w:szCs w:val="28"/>
               </w:rPr>
             </w:pPr>
           </w:p>
@@ -1327,11 +1378,10 @@
           <w:p>
             <w:pPr>
               <w:rPr>
-                <w:rFonts w:ascii="標楷體" w:eastAsia="標楷體" w:hAnsi="標楷體"/>
+                <w:rFonts w:eastAsia="標楷體"/>
                 <w:b/>
-                <w:bCs/>
+                <w:color w:val="000000" w:themeColor="text1"/>
                 <w:sz w:val="28"/>
-                <w:szCs w:val="28"/>
               </w:rPr>
             </w:pPr>
           </w:p>
@@ -1343,11 +1393,10 @@
           <w:p>
             <w:pPr>
               <w:rPr>
-                <w:rFonts w:ascii="標楷體" w:eastAsia="標楷體" w:hAnsi="標楷體"/>
+                <w:rFonts w:eastAsia="標楷體"/>
                 <w:b/>
-                <w:bCs/>
+                <w:color w:val="000000" w:themeColor="text1"/>
                 <w:sz w:val="28"/>
-                <w:szCs w:val="28"/>
               </w:rPr>
             </w:pPr>
           </w:p>
@@ -1364,11 +1413,10 @@
           <w:p>
             <w:pPr>
               <w:rPr>
-                <w:rFonts w:ascii="標楷體" w:eastAsia="標楷體" w:hAnsi="標楷體"/>
+                <w:rFonts w:eastAsia="標楷體"/>
                 <w:b/>
-                <w:bCs/>
+                <w:color w:val="000000" w:themeColor="text1"/>
                 <w:sz w:val="28"/>
-                <w:szCs w:val="28"/>
               </w:rPr>
             </w:pPr>
           </w:p>
@@ -1380,11 +1428,10 @@
           <w:p>
             <w:pPr>
               <w:rPr>
-                <w:rFonts w:ascii="標楷體" w:eastAsia="標楷體" w:hAnsi="標楷體"/>
+                <w:rFonts w:eastAsia="標楷體"/>
                 <w:b/>
-                <w:bCs/>
+                <w:color w:val="000000" w:themeColor="text1"/>
                 <w:sz w:val="28"/>
-                <w:szCs w:val="28"/>
               </w:rPr>
             </w:pPr>
           </w:p>
@@ -1396,11 +1443,10 @@
           <w:p>
             <w:pPr>
               <w:rPr>
-                <w:rFonts w:ascii="標楷體" w:eastAsia="標楷體" w:hAnsi="標楷體"/>
+                <w:rFonts w:eastAsia="標楷體"/>
                 <w:b/>
-                <w:bCs/>
+                <w:color w:val="000000" w:themeColor="text1"/>
                 <w:sz w:val="28"/>
-                <w:szCs w:val="28"/>
               </w:rPr>
             </w:pPr>
           </w:p>
@@ -1412,11 +1458,10 @@
           <w:p>
             <w:pPr>
               <w:rPr>
-                <w:rFonts w:ascii="標楷體" w:eastAsia="標楷體" w:hAnsi="標楷體"/>
+                <w:rFonts w:eastAsia="標楷體"/>
                 <w:b/>
-                <w:bCs/>
+                <w:color w:val="000000" w:themeColor="text1"/>
                 <w:sz w:val="28"/>
-                <w:szCs w:val="28"/>
               </w:rPr>
             </w:pPr>
           </w:p>
@@ -1428,11 +1473,10 @@
           <w:p>
             <w:pPr>
               <w:rPr>
-                <w:rFonts w:ascii="標楷體" w:eastAsia="標楷體" w:hAnsi="標楷體"/>
+                <w:rFonts w:eastAsia="標楷體"/>
                 <w:b/>
-                <w:bCs/>
+                <w:color w:val="000000" w:themeColor="text1"/>
                 <w:sz w:val="28"/>
-                <w:szCs w:val="28"/>
               </w:rPr>
             </w:pPr>
           </w:p>
@@ -1449,11 +1493,10 @@
           <w:p>
             <w:pPr>
               <w:rPr>
-                <w:rFonts w:ascii="標楷體" w:eastAsia="標楷體" w:hAnsi="標楷體"/>
+                <w:rFonts w:eastAsia="標楷體"/>
                 <w:b/>
-                <w:bCs/>
+                <w:color w:val="000000" w:themeColor="text1"/>
                 <w:sz w:val="28"/>
-                <w:szCs w:val="28"/>
               </w:rPr>
             </w:pPr>
           </w:p>
@@ -1465,11 +1508,10 @@
           <w:p>
             <w:pPr>
               <w:rPr>
-                <w:rFonts w:ascii="標楷體" w:eastAsia="標楷體" w:hAnsi="標楷體"/>
+                <w:rFonts w:eastAsia="標楷體"/>
                 <w:b/>
-                <w:bCs/>
+                <w:color w:val="000000" w:themeColor="text1"/>
                 <w:sz w:val="28"/>
-                <w:szCs w:val="28"/>
               </w:rPr>
             </w:pPr>
           </w:p>
@@ -1481,11 +1523,10 @@
           <w:p>
             <w:pPr>
               <w:rPr>
-                <w:rFonts w:ascii="標楷體" w:eastAsia="標楷體" w:hAnsi="標楷體"/>
+                <w:rFonts w:eastAsia="標楷體"/>
                 <w:b/>
-                <w:bCs/>
+                <w:color w:val="000000" w:themeColor="text1"/>
                 <w:sz w:val="28"/>
-                <w:szCs w:val="28"/>
               </w:rPr>
             </w:pPr>
           </w:p>
@@ -1497,11 +1538,10 @@
           <w:p>
             <w:pPr>
               <w:rPr>
-                <w:rFonts w:ascii="標楷體" w:eastAsia="標楷體" w:hAnsi="標楷體"/>
+                <w:rFonts w:eastAsia="標楷體"/>
                 <w:b/>
-                <w:bCs/>
+                <w:color w:val="000000" w:themeColor="text1"/>
                 <w:sz w:val="28"/>
-                <w:szCs w:val="28"/>
               </w:rPr>
             </w:pPr>
           </w:p>
@@ -1513,11 +1553,10 @@
           <w:p>
             <w:pPr>
               <w:rPr>
-                <w:rFonts w:ascii="標楷體" w:eastAsia="標楷體" w:hAnsi="標楷體"/>
+                <w:rFonts w:eastAsia="標楷體"/>
                 <w:b/>
-                <w:bCs/>
+                <w:color w:val="000000" w:themeColor="text1"/>
                 <w:sz w:val="28"/>
-                <w:szCs w:val="28"/>
               </w:rPr>
             </w:pPr>
           </w:p>
@@ -1528,20 +1567,67 @@
       <w:pPr>
         <w:ind w:left="-360"/>
         <w:rPr>
-          <w:rFonts w:ascii="標楷體" w:eastAsia="標楷體" w:hAnsi="標楷體"/>
+          <w:rFonts w:eastAsia="標楷體"/>
+          <w:color w:val="000000" w:themeColor="text1"/>
+          <w:sz w:val="32"/>
+        </w:rPr>
+      </w:pPr>
+      <w:r>
+        <w:rPr>
+          <w:rFonts w:eastAsia="標楷體" w:hint="eastAsia"/>
+          <w:b/>
+          <w:color w:val="000000" w:themeColor="text1"/>
+          <w:sz w:val="32"/>
+        </w:rPr>
+        <w:t>三、共同作業區承攬商作業場所負責人</w:t>
+      </w:r>
+      <w:r>
+        <w:rPr>
+          <w:rFonts w:eastAsia="標楷體" w:cs="標楷體" w:hint="eastAsia"/>
+          <w:color w:val="FF0000"/>
           <w:sz w:val="32"/>
           <w:szCs w:val="32"/>
         </w:rPr>
-      </w:pPr>
+        <w:t>(</w:t>
+      </w:r>
+      <w:proofErr w:type="gramStart"/>
       <w:r>
         <w:rPr>
-          <w:rFonts w:ascii="標楷體" w:eastAsia="標楷體" w:hAnsi="標楷體" w:cs="標楷體" w:hint="eastAsia"/>
-          <w:b/>
-          <w:bCs/>
+          <w:rFonts w:eastAsia="標楷體" w:cs="標楷體" w:hint="eastAsia"/>
+          <w:color w:val="FF0000"/>
           <w:sz w:val="32"/>
           <w:szCs w:val="32"/>
         </w:rPr>
-        <w:t>三、共同作業區承攬商作業場所負責人</w:t>
+        <w:t>含分包</w:t>
+      </w:r>
+      <w:proofErr w:type="gramEnd"/>
+      <w:r>
+        <w:rPr>
+          <w:rFonts w:eastAsia="標楷體" w:cs="標楷體" w:hint="eastAsia"/>
+          <w:color w:val="FF0000"/>
+          <w:sz w:val="32"/>
+          <w:szCs w:val="32"/>
+          <w:lang w:eastAsia="zh-HK"/>
+        </w:rPr>
+        <w:t>廠</w:t>
+      </w:r>
+      <w:r>
+        <w:rPr>
+          <w:rFonts w:eastAsia="標楷體" w:cs="標楷體" w:hint="eastAsia"/>
+          <w:color w:val="FF0000"/>
+          <w:sz w:val="32"/>
+          <w:szCs w:val="32"/>
+        </w:rPr>
+        <w:t>商</w:t>
+      </w:r>
+      <w:r>
+        <w:rPr>
+          <w:rFonts w:eastAsia="標楷體" w:cs="標楷體" w:hint="eastAsia"/>
+          <w:color w:val="FF0000"/>
+          <w:sz w:val="32"/>
+          <w:szCs w:val="32"/>
+        </w:rPr>
+        <w:t>)</w:t>
       </w:r>
     </w:p>
     <w:tbl>
@@ -1578,9 +1664,9 @@
           <w:p>
             <w:pPr>
               <w:rPr>
-                <w:rFonts w:ascii="標楷體" w:eastAsia="標楷體" w:hAnsi="標楷體"/>
+                <w:rFonts w:eastAsia="標楷體"/>
+                <w:color w:val="000000" w:themeColor="text1"/>
                 <w:sz w:val="28"/>
-                <w:szCs w:val="28"/>
               </w:rPr>
             </w:pPr>
           </w:p>
@@ -1594,16 +1680,16 @@
             <w:pPr>
               <w:jc w:val="center"/>
               <w:rPr>
-                <w:rFonts w:ascii="標楷體" w:eastAsia="標楷體" w:hAnsi="標楷體"/>
+                <w:rFonts w:eastAsia="標楷體"/>
+                <w:color w:val="000000" w:themeColor="text1"/>
                 <w:sz w:val="28"/>
-                <w:szCs w:val="28"/>
               </w:rPr>
             </w:pPr>
             <w:r>
               <w:rPr>
-                <w:rFonts w:ascii="標楷體" w:eastAsia="標楷體" w:hAnsi="標楷體" w:cs="標楷體" w:hint="eastAsia"/>
+                <w:rFonts w:eastAsia="標楷體" w:hint="eastAsia"/>
+                <w:color w:val="000000" w:themeColor="text1"/>
                 <w:sz w:val="28"/>
-                <w:szCs w:val="28"/>
               </w:rPr>
               <w:t>工程（作）名稱</w:t>
             </w:r>
@@ -1618,16 +1704,16 @@
             <w:pPr>
               <w:jc w:val="center"/>
               <w:rPr>
-                <w:rFonts w:ascii="標楷體" w:eastAsia="標楷體" w:hAnsi="標楷體"/>
+                <w:rFonts w:eastAsia="標楷體"/>
+                <w:color w:val="000000" w:themeColor="text1"/>
                 <w:sz w:val="28"/>
-                <w:szCs w:val="28"/>
               </w:rPr>
             </w:pPr>
             <w:r>
               <w:rPr>
-                <w:rFonts w:ascii="標楷體" w:eastAsia="標楷體" w:hAnsi="標楷體" w:cs="標楷體" w:hint="eastAsia"/>
+                <w:rFonts w:eastAsia="標楷體" w:hint="eastAsia"/>
+                <w:color w:val="000000" w:themeColor="text1"/>
                 <w:sz w:val="28"/>
-                <w:szCs w:val="28"/>
               </w:rPr>
               <w:t>公司名稱</w:t>
             </w:r>
@@ -1642,16 +1728,16 @@
             <w:pPr>
               <w:jc w:val="center"/>
               <w:rPr>
-                <w:rFonts w:ascii="標楷體" w:eastAsia="標楷體" w:hAnsi="標楷體"/>
+                <w:rFonts w:eastAsia="標楷體"/>
+                <w:color w:val="000000" w:themeColor="text1"/>
                 <w:sz w:val="28"/>
-                <w:szCs w:val="28"/>
               </w:rPr>
             </w:pPr>
             <w:r>
               <w:rPr>
-                <w:rFonts w:ascii="標楷體" w:eastAsia="標楷體" w:hAnsi="標楷體" w:cs="標楷體" w:hint="eastAsia"/>
+                <w:rFonts w:eastAsia="標楷體" w:hint="eastAsia"/>
+                <w:color w:val="000000" w:themeColor="text1"/>
                 <w:sz w:val="28"/>
-                <w:szCs w:val="28"/>
               </w:rPr>
               <w:t>負責人</w:t>
             </w:r>
@@ -1660,16 +1746,16 @@
             <w:pPr>
               <w:jc w:val="center"/>
               <w:rPr>
-                <w:rFonts w:ascii="標楷體" w:eastAsia="標楷體" w:hAnsi="標楷體"/>
+                <w:rFonts w:eastAsia="標楷體"/>
+                <w:color w:val="000000" w:themeColor="text1"/>
                 <w:sz w:val="28"/>
-                <w:szCs w:val="28"/>
               </w:rPr>
             </w:pPr>
             <w:r>
               <w:rPr>
-                <w:rFonts w:ascii="標楷體" w:eastAsia="標楷體" w:hAnsi="標楷體" w:cs="標楷體" w:hint="eastAsia"/>
+                <w:rFonts w:eastAsia="標楷體" w:hint="eastAsia"/>
+                <w:color w:val="000000" w:themeColor="text1"/>
                 <w:sz w:val="28"/>
-                <w:szCs w:val="28"/>
               </w:rPr>
               <w:t>（連絡電話）</w:t>
             </w:r>
@@ -1689,16 +1775,16 @@
             <w:pPr>
               <w:jc w:val="center"/>
               <w:rPr>
-                <w:rFonts w:ascii="標楷體" w:eastAsia="標楷體" w:hAnsi="標楷體"/>
+                <w:rFonts w:eastAsia="標楷體"/>
+                <w:color w:val="000000" w:themeColor="text1"/>
                 <w:sz w:val="28"/>
-                <w:szCs w:val="28"/>
               </w:rPr>
             </w:pPr>
             <w:r>
               <w:rPr>
-                <w:rFonts w:ascii="標楷體" w:eastAsia="標楷體" w:hAnsi="標楷體"/>
+                <w:rFonts w:eastAsia="標楷體"/>
+                <w:color w:val="000000" w:themeColor="text1"/>
                 <w:sz w:val="28"/>
-                <w:szCs w:val="28"/>
               </w:rPr>
               <w:t>1</w:t>
             </w:r>
@@ -1711,9 +1797,9 @@
           <w:p>
             <w:pPr>
               <w:rPr>
-                <w:rFonts w:ascii="標楷體" w:eastAsia="標楷體" w:hAnsi="標楷體"/>
+                <w:rFonts w:eastAsia="標楷體"/>
+                <w:color w:val="000000" w:themeColor="text1"/>
                 <w:sz w:val="28"/>
-                <w:szCs w:val="28"/>
               </w:rPr>
             </w:pPr>
           </w:p>
@@ -1725,9 +1811,9 @@
           <w:p>
             <w:pPr>
               <w:rPr>
-                <w:rFonts w:ascii="標楷體" w:eastAsia="標楷體" w:hAnsi="標楷體"/>
+                <w:rFonts w:eastAsia="標楷體"/>
+                <w:color w:val="000000" w:themeColor="text1"/>
                 <w:sz w:val="28"/>
-                <w:szCs w:val="28"/>
               </w:rPr>
             </w:pPr>
           </w:p>
@@ -1739,9 +1825,9 @@
           <w:p>
             <w:pPr>
               <w:rPr>
-                <w:rFonts w:ascii="標楷體" w:eastAsia="標楷體" w:hAnsi="標楷體"/>
+                <w:rFonts w:eastAsia="標楷體"/>
+                <w:color w:val="000000" w:themeColor="text1"/>
                 <w:sz w:val="28"/>
-                <w:szCs w:val="28"/>
               </w:rPr>
             </w:pPr>
           </w:p>
@@ -1760,16 +1846,16 @@
             <w:pPr>
               <w:jc w:val="center"/>
               <w:rPr>
-                <w:rFonts w:ascii="標楷體" w:eastAsia="標楷體" w:hAnsi="標楷體"/>
+                <w:rFonts w:eastAsia="標楷體"/>
+                <w:color w:val="000000" w:themeColor="text1"/>
                 <w:sz w:val="28"/>
-                <w:szCs w:val="28"/>
               </w:rPr>
             </w:pPr>
             <w:r>
               <w:rPr>
-                <w:rFonts w:ascii="標楷體" w:eastAsia="標楷體" w:hAnsi="標楷體"/>
+                <w:rFonts w:eastAsia="標楷體"/>
+                <w:color w:val="000000" w:themeColor="text1"/>
                 <w:sz w:val="28"/>
-                <w:szCs w:val="28"/>
               </w:rPr>
               <w:t>2</w:t>
             </w:r>
@@ -1782,9 +1868,9 @@
           <w:p>
             <w:pPr>
               <w:rPr>
-                <w:rFonts w:ascii="標楷體" w:eastAsia="標楷體" w:hAnsi="標楷體"/>
+                <w:rFonts w:eastAsia="標楷體"/>
+                <w:color w:val="000000" w:themeColor="text1"/>
                 <w:sz w:val="28"/>
-                <w:szCs w:val="28"/>
               </w:rPr>
             </w:pPr>
           </w:p>
@@ -1796,9 +1882,9 @@
           <w:p>
             <w:pPr>
               <w:rPr>
-                <w:rFonts w:ascii="標楷體" w:eastAsia="標楷體" w:hAnsi="標楷體"/>
+                <w:rFonts w:eastAsia="標楷體"/>
+                <w:color w:val="000000" w:themeColor="text1"/>
                 <w:sz w:val="28"/>
-                <w:szCs w:val="28"/>
               </w:rPr>
             </w:pPr>
           </w:p>
@@ -1810,9 +1896,9 @@
           <w:p>
             <w:pPr>
               <w:rPr>
-                <w:rFonts w:ascii="標楷體" w:eastAsia="標楷體" w:hAnsi="標楷體"/>
+                <w:rFonts w:eastAsia="標楷體"/>
+                <w:color w:val="000000" w:themeColor="text1"/>
                 <w:sz w:val="28"/>
-                <w:szCs w:val="28"/>
               </w:rPr>
             </w:pPr>
           </w:p>
@@ -1831,16 +1917,16 @@
             <w:pPr>
               <w:jc w:val="center"/>
               <w:rPr>
-                <w:rFonts w:ascii="標楷體" w:eastAsia="標楷體" w:hAnsi="標楷體"/>
+                <w:rFonts w:eastAsia="標楷體"/>
+                <w:color w:val="000000" w:themeColor="text1"/>
                 <w:sz w:val="28"/>
-                <w:szCs w:val="28"/>
               </w:rPr>
             </w:pPr>
             <w:r>
               <w:rPr>
-                <w:rFonts w:ascii="標楷體" w:eastAsia="標楷體" w:hAnsi="標楷體"/>
+                <w:rFonts w:eastAsia="標楷體"/>
+                <w:color w:val="000000" w:themeColor="text1"/>
                 <w:sz w:val="28"/>
-                <w:szCs w:val="28"/>
               </w:rPr>
               <w:t>3</w:t>
             </w:r>
@@ -1853,9 +1939,9 @@
           <w:p>
             <w:pPr>
               <w:rPr>
-                <w:rFonts w:ascii="標楷體" w:eastAsia="標楷體" w:hAnsi="標楷體"/>
+                <w:rFonts w:eastAsia="標楷體"/>
+                <w:color w:val="000000" w:themeColor="text1"/>
                 <w:sz w:val="28"/>
-                <w:szCs w:val="28"/>
               </w:rPr>
             </w:pPr>
           </w:p>
@@ -1867,9 +1953,9 @@
           <w:p>
             <w:pPr>
               <w:rPr>
-                <w:rFonts w:ascii="標楷體" w:eastAsia="標楷體" w:hAnsi="標楷體"/>
+                <w:rFonts w:eastAsia="標楷體"/>
+                <w:color w:val="000000" w:themeColor="text1"/>
                 <w:sz w:val="28"/>
-                <w:szCs w:val="28"/>
               </w:rPr>
             </w:pPr>
           </w:p>
@@ -1881,9 +1967,9 @@
           <w:p>
             <w:pPr>
               <w:rPr>
-                <w:rFonts w:ascii="標楷體" w:eastAsia="標楷體" w:hAnsi="標楷體"/>
+                <w:rFonts w:eastAsia="標楷體"/>
+                <w:color w:val="000000" w:themeColor="text1"/>
                 <w:sz w:val="28"/>
-                <w:szCs w:val="28"/>
               </w:rPr>
             </w:pPr>
           </w:p>
@@ -1902,16 +1988,16 @@
             <w:pPr>
               <w:jc w:val="center"/>
               <w:rPr>
-                <w:rFonts w:ascii="標楷體" w:eastAsia="標楷體" w:hAnsi="標楷體"/>
+                <w:rFonts w:eastAsia="標楷體"/>
+                <w:color w:val="000000" w:themeColor="text1"/>
                 <w:sz w:val="28"/>
-                <w:szCs w:val="28"/>
               </w:rPr>
             </w:pPr>
             <w:r>
               <w:rPr>
-                <w:rFonts w:ascii="標楷體" w:eastAsia="標楷體" w:hAnsi="標楷體"/>
+                <w:rFonts w:eastAsia="標楷體"/>
+                <w:color w:val="000000" w:themeColor="text1"/>
                 <w:sz w:val="28"/>
-                <w:szCs w:val="28"/>
               </w:rPr>
               <w:t>4</w:t>
             </w:r>
@@ -1924,9 +2010,9 @@
           <w:p>
             <w:pPr>
               <w:rPr>
-                <w:rFonts w:ascii="標楷體" w:eastAsia="標楷體" w:hAnsi="標楷體"/>
+                <w:rFonts w:eastAsia="標楷體"/>
+                <w:color w:val="000000" w:themeColor="text1"/>
                 <w:sz w:val="28"/>
-                <w:szCs w:val="28"/>
               </w:rPr>
             </w:pPr>
           </w:p>
@@ -1938,9 +2024,9 @@
           <w:p>
             <w:pPr>
               <w:rPr>
-                <w:rFonts w:ascii="標楷體" w:eastAsia="標楷體" w:hAnsi="標楷體"/>
+                <w:rFonts w:eastAsia="標楷體"/>
+                <w:color w:val="000000" w:themeColor="text1"/>
                 <w:sz w:val="28"/>
-                <w:szCs w:val="28"/>
               </w:rPr>
             </w:pPr>
           </w:p>
@@ -1952,9 +2038,9 @@
           <w:p>
             <w:pPr>
               <w:rPr>
-                <w:rFonts w:ascii="標楷體" w:eastAsia="標楷體" w:hAnsi="標楷體"/>
+                <w:rFonts w:eastAsia="標楷體"/>
+                <w:color w:val="000000" w:themeColor="text1"/>
                 <w:sz w:val="28"/>
-                <w:szCs w:val="28"/>
               </w:rPr>
             </w:pPr>
           </w:p>
@@ -1973,16 +2059,16 @@
             <w:pPr>
               <w:jc w:val="center"/>
               <w:rPr>
-                <w:rFonts w:ascii="標楷體" w:eastAsia="標楷體" w:hAnsi="標楷體"/>
+                <w:rFonts w:eastAsia="標楷體"/>
+                <w:color w:val="000000" w:themeColor="text1"/>
                 <w:sz w:val="28"/>
-                <w:szCs w:val="28"/>
               </w:rPr>
             </w:pPr>
             <w:r>
               <w:rPr>
-                <w:rFonts w:ascii="標楷體" w:eastAsia="標楷體" w:hAnsi="標楷體"/>
+                <w:rFonts w:eastAsia="標楷體"/>
+                <w:color w:val="000000" w:themeColor="text1"/>
                 <w:sz w:val="28"/>
-                <w:szCs w:val="28"/>
               </w:rPr>
               <w:t>5</w:t>
             </w:r>
@@ -1995,9 +2081,9 @@
           <w:p>
             <w:pPr>
               <w:rPr>
-                <w:rFonts w:ascii="標楷體" w:eastAsia="標楷體" w:hAnsi="標楷體"/>
+                <w:rFonts w:eastAsia="標楷體"/>
+                <w:color w:val="000000" w:themeColor="text1"/>
                 <w:sz w:val="28"/>
-                <w:szCs w:val="28"/>
               </w:rPr>
             </w:pPr>
           </w:p>
@@ -2009,9 +2095,9 @@
           <w:p>
             <w:pPr>
               <w:rPr>
-                <w:rFonts w:ascii="標楷體" w:eastAsia="標楷體" w:hAnsi="標楷體"/>
+                <w:rFonts w:eastAsia="標楷體"/>
+                <w:color w:val="000000" w:themeColor="text1"/>
                 <w:sz w:val="28"/>
-                <w:szCs w:val="28"/>
               </w:rPr>
             </w:pPr>
           </w:p>
@@ -2023,9 +2109,9 @@
           <w:p>
             <w:pPr>
               <w:rPr>
-                <w:rFonts w:ascii="標楷體" w:eastAsia="標楷體" w:hAnsi="標楷體"/>
+                <w:rFonts w:eastAsia="標楷體"/>
+                <w:color w:val="000000" w:themeColor="text1"/>
                 <w:sz w:val="28"/>
-                <w:szCs w:val="28"/>
               </w:rPr>
             </w:pPr>
           </w:p>
@@ -2044,16 +2130,16 @@
             <w:pPr>
               <w:jc w:val="center"/>
               <w:rPr>
-                <w:rFonts w:ascii="標楷體" w:eastAsia="標楷體" w:hAnsi="標楷體"/>
+                <w:rFonts w:eastAsia="標楷體"/>
+                <w:color w:val="000000" w:themeColor="text1"/>
                 <w:sz w:val="28"/>
-                <w:szCs w:val="28"/>
               </w:rPr>
             </w:pPr>
             <w:r>
               <w:rPr>
-                <w:rFonts w:ascii="標楷體" w:eastAsia="標楷體" w:hAnsi="標楷體"/>
+                <w:rFonts w:eastAsia="標楷體"/>
+                <w:color w:val="000000" w:themeColor="text1"/>
                 <w:sz w:val="28"/>
-                <w:szCs w:val="28"/>
               </w:rPr>
               <w:t>6</w:t>
             </w:r>
@@ -2066,9 +2152,9 @@
           <w:p>
             <w:pPr>
               <w:rPr>
-                <w:rFonts w:ascii="標楷體" w:eastAsia="標楷體" w:hAnsi="標楷體"/>
+                <w:rFonts w:eastAsia="標楷體"/>
+                <w:color w:val="000000" w:themeColor="text1"/>
                 <w:sz w:val="28"/>
-                <w:szCs w:val="28"/>
               </w:rPr>
             </w:pPr>
           </w:p>
@@ -2080,9 +2166,9 @@
           <w:p>
             <w:pPr>
               <w:rPr>
-                <w:rFonts w:ascii="標楷體" w:eastAsia="標楷體" w:hAnsi="標楷體"/>
+                <w:rFonts w:eastAsia="標楷體"/>
+                <w:color w:val="000000" w:themeColor="text1"/>
                 <w:sz w:val="28"/>
-                <w:szCs w:val="28"/>
               </w:rPr>
             </w:pPr>
           </w:p>
@@ -2094,9 +2180,9 @@
           <w:p>
             <w:pPr>
               <w:rPr>
-                <w:rFonts w:ascii="標楷體" w:eastAsia="標楷體" w:hAnsi="標楷體"/>
+                <w:rFonts w:eastAsia="標楷體"/>
+                <w:color w:val="000000" w:themeColor="text1"/>
                 <w:sz w:val="28"/>
-                <w:szCs w:val="28"/>
               </w:rPr>
             </w:pPr>
           </w:p>
@@ -2107,11 +2193,10 @@
       <w:pPr>
         <w:ind w:leftChars="-145" w:left="-348"/>
         <w:rPr>
-          <w:rFonts w:ascii="標楷體" w:eastAsia="標楷體" w:hAnsi="標楷體" w:cs="標楷體"/>
+          <w:rFonts w:eastAsia="標楷體"/>
           <w:b/>
-          <w:bCs/>
+          <w:color w:val="000000" w:themeColor="text1"/>
           <w:sz w:val="32"/>
-          <w:szCs w:val="32"/>
         </w:rPr>
       </w:pPr>
     </w:p>
@@ -2119,20 +2204,18 @@
       <w:pPr>
         <w:ind w:leftChars="-145" w:left="-348"/>
         <w:rPr>
-          <w:rFonts w:ascii="標楷體" w:eastAsia="標楷體" w:hAnsi="標楷體"/>
+          <w:rFonts w:eastAsia="標楷體"/>
           <w:b/>
-          <w:bCs/>
+          <w:color w:val="000000" w:themeColor="text1"/>
           <w:sz w:val="32"/>
-          <w:szCs w:val="32"/>
         </w:rPr>
       </w:pPr>
       <w:r>
         <w:rPr>
-          <w:rFonts w:ascii="標楷體" w:eastAsia="標楷體" w:hAnsi="標楷體" w:cs="標楷體" w:hint="eastAsia"/>
+          <w:rFonts w:eastAsia="標楷體" w:hint="eastAsia"/>
           <w:b/>
-          <w:bCs/>
+          <w:color w:val="000000" w:themeColor="text1"/>
           <w:sz w:val="32"/>
-          <w:szCs w:val="32"/>
         </w:rPr>
         <w:lastRenderedPageBreak/>
         <w:t>四、協議事項：</w:t>
@@ -2170,30 +2253,27 @@
           <w:p>
             <w:pPr>
               <w:rPr>
-                <w:rFonts w:ascii="標楷體" w:eastAsia="標楷體" w:hAnsi="標楷體"/>
+                <w:rFonts w:eastAsia="標楷體"/>
                 <w:b/>
-                <w:bCs/>
+                <w:color w:val="000000" w:themeColor="text1"/>
                 <w:sz w:val="28"/>
-                <w:szCs w:val="28"/>
               </w:rPr>
             </w:pPr>
             <w:r>
               <w:rPr>
-                <w:rFonts w:ascii="標楷體" w:eastAsia="標楷體" w:hAnsi="標楷體"/>
+                <w:rFonts w:eastAsia="標楷體"/>
                 <w:b/>
-                <w:bCs/>
+                <w:color w:val="000000" w:themeColor="text1"/>
                 <w:sz w:val="28"/>
-                <w:szCs w:val="28"/>
               </w:rPr>
               <w:t>1.</w:t>
             </w:r>
             <w:r>
               <w:rPr>
-                <w:rFonts w:ascii="標楷體" w:eastAsia="標楷體" w:hAnsi="標楷體" w:cs="標楷體" w:hint="eastAsia"/>
+                <w:rFonts w:eastAsia="標楷體" w:hint="eastAsia"/>
                 <w:b/>
-                <w:bCs/>
+                <w:color w:val="000000" w:themeColor="text1"/>
                 <w:sz w:val="28"/>
-                <w:szCs w:val="28"/>
               </w:rPr>
               <w:t>安全衛生管理之實施及配合：</w:t>
             </w:r>
@@ -2211,24 +2291,33 @@
               <w:spacing w:line="360" w:lineRule="exact"/>
               <w:ind w:leftChars="100" w:left="240"/>
               <w:rPr>
-                <w:rFonts w:ascii="標楷體" w:eastAsia="標楷體" w:hAnsi="標楷體"/>
+                <w:rFonts w:eastAsia="標楷體"/>
+                <w:color w:val="000000" w:themeColor="text1"/>
               </w:rPr>
             </w:pPr>
             <w:r>
               <w:rPr>
-                <w:rFonts w:ascii="標楷體" w:eastAsia="標楷體" w:hAnsi="標楷體"/>
+                <w:rFonts w:eastAsia="標楷體"/>
                 <w:b/>
-                <w:bCs/>
+                <w:color w:val="000000" w:themeColor="text1"/>
               </w:rPr>
               <w:t>1.</w:t>
             </w:r>
             <w:r>
               <w:rPr>
-                <w:rFonts w:ascii="標楷體" w:eastAsia="標楷體" w:hAnsi="標楷體" w:hint="eastAsia"/>
+                <w:rFonts w:eastAsia="標楷體" w:hint="eastAsia"/>
                 <w:b/>
-                <w:bCs/>
-              </w:rPr>
-              <w:t xml:space="preserve">制定： </w:t>
+                <w:color w:val="000000" w:themeColor="text1"/>
+              </w:rPr>
+              <w:t>制定：</w:t>
+            </w:r>
+            <w:r>
+              <w:rPr>
+                <w:rFonts w:eastAsia="標楷體"/>
+                <w:b/>
+                <w:color w:val="000000" w:themeColor="text1"/>
+              </w:rPr>
+              <w:t xml:space="preserve"> </w:t>
             </w:r>
           </w:p>
           <w:p>
@@ -2236,54 +2325,62 @@
               <w:spacing w:line="360" w:lineRule="exact"/>
               <w:ind w:leftChars="100" w:left="240"/>
               <w:rPr>
-                <w:rFonts w:ascii="標楷體" w:eastAsia="標楷體" w:hAnsi="標楷體"/>
+                <w:rFonts w:eastAsia="標楷體"/>
+                <w:color w:val="000000" w:themeColor="text1"/>
               </w:rPr>
             </w:pPr>
             <w:r>
               <w:rPr>
-                <w:rFonts w:ascii="標楷體" w:eastAsia="標楷體" w:hAnsi="標楷體" w:hint="eastAsia"/>
+                <w:rFonts w:eastAsia="標楷體" w:hint="eastAsia"/>
+                <w:color w:val="000000" w:themeColor="text1"/>
               </w:rPr>
               <w:t>所有參加協議組織之承攬商，</w:t>
             </w:r>
             <w:proofErr w:type="gramStart"/>
             <w:r>
               <w:rPr>
-                <w:rFonts w:ascii="標楷體" w:eastAsia="標楷體" w:hAnsi="標楷體" w:hint="eastAsia"/>
+                <w:rFonts w:eastAsia="標楷體" w:hint="eastAsia"/>
+                <w:color w:val="000000" w:themeColor="text1"/>
               </w:rPr>
               <w:t>須製定</w:t>
             </w:r>
             <w:proofErr w:type="gramEnd"/>
             <w:r>
               <w:rPr>
-                <w:rFonts w:ascii="標楷體" w:eastAsia="標楷體" w:hAnsi="標楷體" w:hint="eastAsia"/>
+                <w:rFonts w:eastAsia="標楷體" w:hint="eastAsia"/>
+                <w:color w:val="000000" w:themeColor="text1"/>
               </w:rPr>
               <w:t>年度安全衛生管理計畫，</w:t>
             </w:r>
             <w:proofErr w:type="gramStart"/>
             <w:r>
               <w:rPr>
-                <w:rFonts w:ascii="標楷體" w:eastAsia="標楷體" w:hAnsi="標楷體" w:hint="eastAsia"/>
+                <w:rFonts w:eastAsia="標楷體" w:hint="eastAsia"/>
+                <w:color w:val="000000" w:themeColor="text1"/>
               </w:rPr>
               <w:t>（</w:t>
             </w:r>
             <w:proofErr w:type="gramEnd"/>
             <w:r>
               <w:rPr>
-                <w:rFonts w:ascii="標楷體" w:eastAsia="標楷體" w:hAnsi="標楷體" w:hint="eastAsia"/>
+                <w:rFonts w:eastAsia="標楷體" w:hint="eastAsia"/>
+                <w:color w:val="000000" w:themeColor="text1"/>
               </w:rPr>
               <w:t>內容包括：目標、項目、實施方法、實施人員、進度等資料</w:t>
             </w:r>
             <w:proofErr w:type="gramStart"/>
             <w:r>
               <w:rPr>
-                <w:rFonts w:ascii="標楷體" w:eastAsia="標楷體" w:hAnsi="標楷體" w:hint="eastAsia"/>
+                <w:rFonts w:eastAsia="標楷體" w:hint="eastAsia"/>
+                <w:color w:val="000000" w:themeColor="text1"/>
               </w:rPr>
               <w:t>）</w:t>
             </w:r>
             <w:proofErr w:type="gramEnd"/>
             <w:r>
               <w:rPr>
-                <w:rFonts w:ascii="標楷體" w:eastAsia="標楷體" w:hAnsi="標楷體" w:hint="eastAsia"/>
+                <w:rFonts w:eastAsia="標楷體" w:hint="eastAsia"/>
+                <w:color w:val="000000" w:themeColor="text1"/>
               </w:rPr>
               <w:t>，並於開工前交付本廠備查。</w:t>
             </w:r>
@@ -2293,24 +2390,24 @@
               <w:spacing w:line="360" w:lineRule="exact"/>
               <w:ind w:leftChars="100" w:left="240"/>
               <w:rPr>
-                <w:rFonts w:ascii="標楷體" w:eastAsia="標楷體" w:hAnsi="標楷體"/>
+                <w:rFonts w:eastAsia="標楷體"/>
                 <w:b/>
-                <w:bCs/>
+                <w:color w:val="000000" w:themeColor="text1"/>
               </w:rPr>
             </w:pPr>
             <w:r>
               <w:rPr>
-                <w:rFonts w:ascii="標楷體" w:eastAsia="標楷體" w:hAnsi="標楷體"/>
+                <w:rFonts w:eastAsia="標楷體"/>
                 <w:b/>
-                <w:bCs/>
+                <w:color w:val="000000" w:themeColor="text1"/>
               </w:rPr>
               <w:t>2.</w:t>
             </w:r>
             <w:r>
               <w:rPr>
-                <w:rFonts w:ascii="標楷體" w:eastAsia="標楷體" w:hAnsi="標楷體" w:hint="eastAsia"/>
+                <w:rFonts w:eastAsia="標楷體" w:hint="eastAsia"/>
                 <w:b/>
-                <w:bCs/>
+                <w:color w:val="000000" w:themeColor="text1"/>
               </w:rPr>
               <w:t>實施及配合：</w:t>
             </w:r>
@@ -2319,24 +2416,42 @@
             <w:pPr>
               <w:ind w:leftChars="100" w:left="240"/>
               <w:rPr>
-                <w:rFonts w:ascii="標楷體" w:eastAsia="標楷體" w:hAnsi="標楷體"/>
+                <w:rFonts w:eastAsia="標楷體"/>
+                <w:color w:val="000000" w:themeColor="text1"/>
               </w:rPr>
             </w:pPr>
             <w:r>
               <w:rPr>
-                <w:rFonts w:ascii="標楷體" w:eastAsia="標楷體" w:hAnsi="標楷體" w:hint="eastAsia"/>
+                <w:rFonts w:eastAsia="標楷體" w:hint="eastAsia"/>
+                <w:color w:val="000000" w:themeColor="text1"/>
               </w:rPr>
               <w:t>承攬商依安全衛生管理計畫，實施自主管理，包括所屬員工之安全衛生教育訓練，製定安全作業標準，實施工作方法改善，緊急事故應變及通報，發生事故時的調查與檢討，其它有關機具、設備、工具、作業環境、工作方法等及承攬商工作前應實施自動檢查、工具箱會議、預知危險，必要時可洽詢本廠工程</w:t>
             </w:r>
             <w:r>
               <w:rPr>
-                <w:rFonts w:ascii="標楷體" w:eastAsia="標楷體" w:hAnsi="標楷體" w:cs="標楷體" w:hint="eastAsia"/>
-              </w:rPr>
-              <w:t>(作)</w:t>
-            </w:r>
-            <w:r>
-              <w:rPr>
-                <w:rFonts w:ascii="標楷體" w:eastAsia="標楷體" w:hAnsi="標楷體" w:hint="eastAsia"/>
+                <w:rFonts w:eastAsia="標楷體"/>
+                <w:color w:val="000000" w:themeColor="text1"/>
+              </w:rPr>
+              <w:t>(</w:t>
+            </w:r>
+            <w:r>
+              <w:rPr>
+                <w:rFonts w:eastAsia="標楷體" w:hint="eastAsia"/>
+                <w:color w:val="000000" w:themeColor="text1"/>
+              </w:rPr>
+              <w:t>作</w:t>
+            </w:r>
+            <w:r>
+              <w:rPr>
+                <w:rFonts w:eastAsia="標楷體"/>
+                <w:color w:val="000000" w:themeColor="text1"/>
+              </w:rPr>
+              <w:t>)</w:t>
+            </w:r>
+            <w:r>
+              <w:rPr>
+                <w:rFonts w:eastAsia="標楷體" w:hint="eastAsia"/>
+                <w:color w:val="000000" w:themeColor="text1"/>
               </w:rPr>
               <w:t>主辦部門另予適當輔導與監督。</w:t>
             </w:r>
@@ -2352,30 +2467,27 @@
           <w:p>
             <w:pPr>
               <w:rPr>
-                <w:rFonts w:ascii="標楷體" w:eastAsia="標楷體" w:hAnsi="標楷體"/>
+                <w:rFonts w:eastAsia="標楷體"/>
                 <w:b/>
-                <w:bCs/>
+                <w:color w:val="000000" w:themeColor="text1"/>
                 <w:sz w:val="28"/>
-                <w:szCs w:val="28"/>
               </w:rPr>
             </w:pPr>
             <w:r>
               <w:rPr>
-                <w:rFonts w:ascii="標楷體" w:eastAsia="標楷體" w:hAnsi="標楷體"/>
+                <w:rFonts w:eastAsia="標楷體"/>
                 <w:b/>
-                <w:bCs/>
+                <w:color w:val="000000" w:themeColor="text1"/>
                 <w:sz w:val="28"/>
-                <w:szCs w:val="28"/>
               </w:rPr>
               <w:t>2.</w:t>
             </w:r>
             <w:r>
               <w:rPr>
-                <w:rFonts w:ascii="標楷體" w:eastAsia="標楷體" w:hAnsi="標楷體" w:cs="標楷體" w:hint="eastAsia"/>
+                <w:rFonts w:eastAsia="標楷體" w:hint="eastAsia"/>
                 <w:b/>
-                <w:bCs/>
+                <w:color w:val="000000" w:themeColor="text1"/>
                 <w:sz w:val="28"/>
-                <w:szCs w:val="28"/>
               </w:rPr>
               <w:t>勞工作業安全衛生及健康管理規範事項</w:t>
             </w:r>
@@ -2392,12 +2504,14 @@
             <w:pPr>
               <w:ind w:leftChars="100" w:left="240"/>
               <w:rPr>
-                <w:rFonts w:ascii="標楷體" w:eastAsia="標楷體" w:hAnsi="標楷體"/>
+                <w:rFonts w:eastAsia="標楷體"/>
+                <w:color w:val="000000" w:themeColor="text1"/>
               </w:rPr>
             </w:pPr>
             <w:r>
               <w:rPr>
-                <w:rFonts w:ascii="標楷體" w:eastAsia="標楷體" w:hAnsi="標楷體" w:hint="eastAsia"/>
+                <w:rFonts w:eastAsia="標楷體" w:hint="eastAsia"/>
+                <w:color w:val="000000" w:themeColor="text1"/>
               </w:rPr>
               <w:t>承攬商負責人應提供安全適用的工具及足夠之安全防護器具，並於每日作業前，對於作業環境、安全措施等實施自動檢查；負責人依勞工健康保護規則辦理員工健康檢查及特殊作業體檢。</w:t>
             </w:r>
@@ -2413,52 +2527,47 @@
           <w:p>
             <w:pPr>
               <w:rPr>
-                <w:rFonts w:ascii="標楷體" w:eastAsia="標楷體" w:hAnsi="標楷體"/>
+                <w:rFonts w:eastAsia="標楷體"/>
                 <w:b/>
-                <w:bCs/>
+                <w:color w:val="000000" w:themeColor="text1"/>
                 <w:sz w:val="28"/>
-                <w:szCs w:val="28"/>
               </w:rPr>
             </w:pPr>
             <w:r>
               <w:rPr>
-                <w:rFonts w:ascii="標楷體" w:eastAsia="標楷體" w:hAnsi="標楷體"/>
+                <w:rFonts w:eastAsia="標楷體"/>
                 <w:b/>
-                <w:bCs/>
+                <w:color w:val="000000" w:themeColor="text1"/>
                 <w:sz w:val="28"/>
-                <w:szCs w:val="28"/>
               </w:rPr>
               <w:t>3.</w:t>
             </w:r>
             <w:r>
               <w:rPr>
-                <w:rFonts w:ascii="標楷體" w:eastAsia="標楷體" w:hAnsi="標楷體" w:cs="標楷體" w:hint="eastAsia"/>
+                <w:rFonts w:eastAsia="標楷體" w:hint="eastAsia"/>
                 <w:b/>
-                <w:bCs/>
+                <w:color w:val="000000" w:themeColor="text1"/>
                 <w:sz w:val="26"/>
-                <w:szCs w:val="26"/>
               </w:rPr>
               <w:t>從事動火、高架、開挖、爆破、</w:t>
             </w:r>
             <w:proofErr w:type="gramStart"/>
             <w:r>
               <w:rPr>
-                <w:rFonts w:ascii="標楷體" w:eastAsia="標楷體" w:hAnsi="標楷體" w:cs="標楷體" w:hint="eastAsia"/>
+                <w:rFonts w:eastAsia="標楷體" w:hint="eastAsia"/>
                 <w:b/>
-                <w:bCs/>
+                <w:color w:val="000000" w:themeColor="text1"/>
                 <w:sz w:val="26"/>
-                <w:szCs w:val="26"/>
               </w:rPr>
               <w:t>高壓電活線等</w:t>
             </w:r>
             <w:proofErr w:type="gramEnd"/>
             <w:r>
               <w:rPr>
-                <w:rFonts w:ascii="標楷體" w:eastAsia="標楷體" w:hAnsi="標楷體" w:cs="標楷體" w:hint="eastAsia"/>
+                <w:rFonts w:eastAsia="標楷體" w:hint="eastAsia"/>
                 <w:b/>
-                <w:bCs/>
+                <w:color w:val="000000" w:themeColor="text1"/>
                 <w:sz w:val="26"/>
-                <w:szCs w:val="26"/>
               </w:rPr>
               <w:t>危險作業之管制事項</w:t>
             </w:r>
@@ -2476,14 +2585,23 @@
               <w:spacing w:line="360" w:lineRule="exact"/>
               <w:ind w:firstLine="240"/>
               <w:rPr>
-                <w:rFonts w:ascii="標楷體" w:eastAsia="標楷體" w:hAnsi="標楷體"/>
+                <w:rFonts w:eastAsia="標楷體"/>
+                <w:color w:val="000000" w:themeColor="text1"/>
               </w:rPr>
             </w:pPr>
             <w:r>
               <w:rPr>
-                <w:rFonts w:ascii="標楷體" w:eastAsia="標楷體" w:hAnsi="標楷體" w:hint="eastAsia"/>
-              </w:rPr>
-              <w:t xml:space="preserve">應依本廠「承攬商工作安全衛生工作管理要點」規定辦理：                                                                    </w:t>
+                <w:rFonts w:eastAsia="標楷體" w:hint="eastAsia"/>
+                <w:color w:val="000000" w:themeColor="text1"/>
+              </w:rPr>
+              <w:t>應依本廠「承攬商工作安全衛生工作管理要點」規定辦理：</w:t>
+            </w:r>
+            <w:r>
+              <w:rPr>
+                <w:rFonts w:eastAsia="標楷體"/>
+                <w:color w:val="000000" w:themeColor="text1"/>
+              </w:rPr>
+              <w:t xml:space="preserve">                                                                    </w:t>
             </w:r>
           </w:p>
           <w:p>
@@ -2496,47 +2614,52 @@
               <w:spacing w:line="360" w:lineRule="exact"/>
               <w:ind w:leftChars="0"/>
               <w:rPr>
-                <w:rFonts w:ascii="標楷體" w:eastAsia="標楷體" w:hAnsi="標楷體"/>
+                <w:rFonts w:eastAsia="標楷體"/>
+                <w:color w:val="000000" w:themeColor="text1"/>
               </w:rPr>
             </w:pPr>
             <w:r>
               <w:rPr>
-                <w:rFonts w:ascii="標楷體" w:eastAsia="標楷體" w:hAnsi="標楷體" w:hint="eastAsia"/>
+                <w:rFonts w:eastAsia="標楷體" w:hint="eastAsia"/>
                 <w:b/>
+                <w:color w:val="000000" w:themeColor="text1"/>
               </w:rPr>
               <w:t>動火管制</w:t>
             </w:r>
             <w:r>
               <w:rPr>
-                <w:rFonts w:ascii="標楷體" w:eastAsia="標楷體" w:hAnsi="標楷體" w:hint="eastAsia"/>
+                <w:rFonts w:eastAsia="標楷體" w:hint="eastAsia"/>
+                <w:color w:val="000000" w:themeColor="text1"/>
               </w:rPr>
               <w:t>：</w:t>
             </w:r>
             <w:r>
               <w:rPr>
-                <w:rFonts w:ascii="標楷體" w:eastAsia="標楷體" w:hAnsi="標楷體" w:hint="eastAsia"/>
+                <w:rFonts w:eastAsia="標楷體" w:hint="eastAsia"/>
                 <w:b/>
-                <w:bCs/>
+                <w:color w:val="000000" w:themeColor="text1"/>
               </w:rPr>
               <w:t>動火作業管制區</w:t>
             </w:r>
             <w:r>
               <w:rPr>
-                <w:rFonts w:ascii="標楷體" w:eastAsia="標楷體" w:hAnsi="標楷體" w:hint="eastAsia"/>
+                <w:rFonts w:eastAsia="標楷體" w:hint="eastAsia"/>
+                <w:color w:val="000000" w:themeColor="text1"/>
               </w:rPr>
               <w:t>內動用火種作業前，應事先依本廠限制動用火種施行作業辦法提出申請核准，並</w:t>
             </w:r>
             <w:r>
               <w:rPr>
-                <w:rFonts w:ascii="標楷體" w:eastAsia="標楷體" w:hAnsi="標楷體" w:hint="eastAsia"/>
+                <w:rFonts w:eastAsia="標楷體" w:hint="eastAsia"/>
                 <w:b/>
-                <w:bCs/>
+                <w:color w:val="000000" w:themeColor="text1"/>
               </w:rPr>
               <w:t>備置數量足夠之急救器材且</w:t>
             </w:r>
             <w:r>
               <w:rPr>
-                <w:rFonts w:ascii="標楷體" w:eastAsia="標楷體" w:hAnsi="標楷體" w:hint="eastAsia"/>
+                <w:rFonts w:eastAsia="標楷體" w:hint="eastAsia"/>
+                <w:color w:val="000000" w:themeColor="text1"/>
               </w:rPr>
               <w:t>做好預防及檢查工作。</w:t>
             </w:r>
@@ -2545,25 +2668,29 @@
             <w:pPr>
               <w:spacing w:line="360" w:lineRule="exact"/>
               <w:rPr>
-                <w:rFonts w:ascii="標楷體" w:eastAsia="標楷體" w:hAnsi="標楷體"/>
+                <w:rFonts w:eastAsia="標楷體"/>
+                <w:color w:val="000000" w:themeColor="text1"/>
               </w:rPr>
             </w:pPr>
             <w:r>
               <w:rPr>
-                <w:rFonts w:ascii="標楷體" w:eastAsia="標楷體" w:hAnsi="標楷體" w:hint="eastAsia"/>
+                <w:rFonts w:eastAsia="標楷體" w:hint="eastAsia"/>
+                <w:color w:val="000000" w:themeColor="text1"/>
               </w:rPr>
               <w:t>（二）</w:t>
             </w:r>
             <w:r>
               <w:rPr>
-                <w:rFonts w:ascii="標楷體" w:eastAsia="標楷體" w:hAnsi="標楷體" w:hint="eastAsia"/>
+                <w:rFonts w:eastAsia="標楷體" w:hint="eastAsia"/>
                 <w:b/>
+                <w:color w:val="000000" w:themeColor="text1"/>
               </w:rPr>
               <w:t>高架作業管制</w:t>
             </w:r>
             <w:r>
               <w:rPr>
-                <w:rFonts w:ascii="標楷體" w:eastAsia="標楷體" w:hAnsi="標楷體" w:hint="eastAsia"/>
+                <w:rFonts w:eastAsia="標楷體" w:hint="eastAsia"/>
+                <w:color w:val="000000" w:themeColor="text1"/>
               </w:rPr>
               <w:t>：承攬商工地負責人或職業安全衛生管理人應管制下列事項：</w:t>
             </w:r>
@@ -2573,72 +2700,98 @@
               <w:spacing w:line="360" w:lineRule="exact"/>
               <w:ind w:left="735" w:hanging="351"/>
               <w:rPr>
-                <w:rFonts w:ascii="標楷體" w:eastAsia="標楷體" w:hAnsi="標楷體"/>
+                <w:rFonts w:eastAsia="標楷體"/>
+                <w:color w:val="000000" w:themeColor="text1"/>
               </w:rPr>
             </w:pPr>
             <w:r>
               <w:rPr>
-                <w:rFonts w:ascii="標楷體" w:eastAsia="標楷體" w:hAnsi="標楷體" w:hint="eastAsia"/>
-              </w:rPr>
-              <w:t>１.承攬商施行高架作業，應調整工時，連續作業二小時，高度</w:t>
-            </w:r>
-            <w:r>
-              <w:rPr>
-                <w:rFonts w:ascii="標楷體" w:eastAsia="標楷體" w:hAnsi="標楷體"/>
+                <w:rFonts w:eastAsia="標楷體" w:hint="eastAsia"/>
+                <w:color w:val="000000" w:themeColor="text1"/>
+              </w:rPr>
+              <w:t>１</w:t>
+            </w:r>
+            <w:r>
+              <w:rPr>
+                <w:rFonts w:eastAsia="標楷體"/>
+                <w:color w:val="000000" w:themeColor="text1"/>
+              </w:rPr>
+              <w:t>.</w:t>
+            </w:r>
+            <w:r>
+              <w:rPr>
+                <w:rFonts w:eastAsia="標楷體" w:hint="eastAsia"/>
+                <w:color w:val="000000" w:themeColor="text1"/>
+              </w:rPr>
+              <w:t>承攬商施行高架作業，應調整工時，連續作業二小時，高度</w:t>
+            </w:r>
+            <w:r>
+              <w:rPr>
+                <w:rFonts w:eastAsia="標楷體"/>
+                <w:color w:val="000000" w:themeColor="text1"/>
               </w:rPr>
               <w:t>2</w:t>
             </w:r>
             <w:r>
               <w:rPr>
-                <w:rFonts w:ascii="標楷體" w:eastAsia="標楷體" w:hAnsi="標楷體" w:hint="eastAsia"/>
+                <w:rFonts w:eastAsia="標楷體" w:hint="eastAsia"/>
+                <w:color w:val="000000" w:themeColor="text1"/>
               </w:rPr>
               <w:t>公尺以上未滿</w:t>
             </w:r>
             <w:r>
               <w:rPr>
-                <w:rFonts w:ascii="標楷體" w:eastAsia="標楷體" w:hAnsi="標楷體"/>
+                <w:rFonts w:eastAsia="標楷體"/>
+                <w:color w:val="000000" w:themeColor="text1"/>
               </w:rPr>
               <w:t>5</w:t>
             </w:r>
             <w:r>
               <w:rPr>
-                <w:rFonts w:ascii="標楷體" w:eastAsia="標楷體" w:hAnsi="標楷體" w:hint="eastAsia"/>
+                <w:rFonts w:eastAsia="標楷體" w:hint="eastAsia"/>
+                <w:color w:val="000000" w:themeColor="text1"/>
               </w:rPr>
               <w:t>公尺應休息二十分鐘、高度</w:t>
             </w:r>
             <w:r>
               <w:rPr>
-                <w:rFonts w:ascii="標楷體" w:eastAsia="標楷體" w:hAnsi="標楷體"/>
+                <w:rFonts w:eastAsia="標楷體"/>
+                <w:color w:val="000000" w:themeColor="text1"/>
               </w:rPr>
               <w:t>5</w:t>
             </w:r>
             <w:r>
               <w:rPr>
-                <w:rFonts w:ascii="標楷體" w:eastAsia="標楷體" w:hAnsi="標楷體" w:hint="eastAsia"/>
+                <w:rFonts w:eastAsia="標楷體" w:hint="eastAsia"/>
+                <w:color w:val="000000" w:themeColor="text1"/>
               </w:rPr>
               <w:t>公尺以上未滿</w:t>
             </w:r>
             <w:r>
               <w:rPr>
-                <w:rFonts w:ascii="標楷體" w:eastAsia="標楷體" w:hAnsi="標楷體"/>
+                <w:rFonts w:eastAsia="標楷體"/>
+                <w:color w:val="000000" w:themeColor="text1"/>
               </w:rPr>
               <w:t>20</w:t>
             </w:r>
             <w:r>
               <w:rPr>
-                <w:rFonts w:ascii="標楷體" w:eastAsia="標楷體" w:hAnsi="標楷體" w:hint="eastAsia"/>
+                <w:rFonts w:eastAsia="標楷體" w:hint="eastAsia"/>
+                <w:color w:val="000000" w:themeColor="text1"/>
               </w:rPr>
               <w:t>公尺應休息二十五分鐘、高度</w:t>
             </w:r>
             <w:r>
               <w:rPr>
-                <w:rFonts w:ascii="標楷體" w:eastAsia="標楷體" w:hAnsi="標楷體"/>
+                <w:rFonts w:eastAsia="標楷體"/>
+                <w:color w:val="000000" w:themeColor="text1"/>
               </w:rPr>
               <w:t>20</w:t>
             </w:r>
             <w:r>
               <w:rPr>
-                <w:rFonts w:ascii="標楷體" w:eastAsia="標楷體" w:hAnsi="標楷體" w:hint="eastAsia"/>
+                <w:rFonts w:eastAsia="標楷體" w:hint="eastAsia"/>
+                <w:color w:val="000000" w:themeColor="text1"/>
               </w:rPr>
               <w:t>公尺以上應休息三十五分鐘。</w:t>
             </w:r>
@@ -2648,35 +2801,38 @@
               <w:spacing w:line="360" w:lineRule="exact"/>
               <w:ind w:left="735" w:hanging="351"/>
               <w:rPr>
-                <w:rFonts w:ascii="標楷體" w:eastAsia="標楷體" w:hAnsi="標楷體"/>
+                <w:rFonts w:eastAsia="標楷體"/>
+                <w:color w:val="000000" w:themeColor="text1"/>
               </w:rPr>
             </w:pPr>
             <w:r>
               <w:rPr>
-                <w:rFonts w:ascii="標楷體" w:eastAsia="標楷體" w:hAnsi="標楷體" w:hint="eastAsia"/>
-              </w:rPr>
-              <w:t>２.</w:t>
-            </w:r>
-            <w:r>
-              <w:rPr>
-                <w:rFonts w:ascii="標楷體" w:eastAsia="標楷體" w:hAnsi="標楷體" w:hint="eastAsia"/>
+                <w:rFonts w:eastAsia="標楷體" w:hint="eastAsia"/>
+                <w:color w:val="000000" w:themeColor="text1"/>
+              </w:rPr>
+              <w:t>２</w:t>
+            </w:r>
+            <w:r>
+              <w:rPr>
+                <w:rFonts w:eastAsia="標楷體"/>
+                <w:color w:val="000000" w:themeColor="text1"/>
+              </w:rPr>
+              <w:t>.</w:t>
+            </w:r>
+            <w:r>
+              <w:rPr>
+                <w:rFonts w:eastAsia="標楷體" w:hint="eastAsia"/>
                 <w:b/>
-                <w:bCs/>
+                <w:color w:val="000000" w:themeColor="text1"/>
               </w:rPr>
               <w:t>有</w:t>
             </w:r>
             <w:r>
               <w:rPr>
-                <w:rFonts w:ascii="標楷體" w:eastAsia="標楷體" w:hAnsi="標楷體" w:hint="eastAsia"/>
-                <w:bCs/>
-              </w:rPr>
-              <w:t>下列情形之</w:t>
-            </w:r>
-            <w:r>
-              <w:rPr>
-                <w:rFonts w:ascii="標楷體" w:eastAsia="標楷體" w:hAnsi="標楷體" w:hint="eastAsia"/>
-              </w:rPr>
-              <w:t>下列人員不得從事高架作業：酒醉或有酒醉之虞；身體虛弱，經醫生診斷認為身體狀況不良；情緒不穩定，有安全顧慮；勞工自覺不適從事工作及其他經主管人員認定者。</w:t>
+                <w:rFonts w:eastAsia="標楷體" w:hint="eastAsia"/>
+                <w:color w:val="000000" w:themeColor="text1"/>
+              </w:rPr>
+              <w:t>下列情形之下列人員不得從事高架作業：酒醉或有酒醉之虞；身體虛弱，經醫生診斷認為身體狀況不良；情緒不穩定，有安全顧慮；勞工自覺不適從事工作及其他經主管人員認定者。</w:t>
             </w:r>
           </w:p>
           <w:p>
@@ -2684,52 +2840,59 @@
               <w:spacing w:line="360" w:lineRule="exact"/>
               <w:ind w:left="735" w:hanging="351"/>
               <w:rPr>
-                <w:rFonts w:ascii="標楷體" w:eastAsia="標楷體" w:hAnsi="標楷體"/>
+                <w:rFonts w:eastAsia="標楷體"/>
+                <w:color w:val="000000" w:themeColor="text1"/>
               </w:rPr>
             </w:pPr>
             <w:r>
               <w:rPr>
-                <w:rFonts w:ascii="標楷體" w:eastAsia="標楷體" w:hAnsi="標楷體" w:hint="eastAsia"/>
-              </w:rPr>
-              <w:t>３.有</w:t>
-            </w:r>
-            <w:r>
-              <w:rPr>
-                <w:rFonts w:ascii="標楷體" w:eastAsia="標楷體" w:hAnsi="標楷體" w:hint="eastAsia"/>
-                <w:bCs/>
-              </w:rPr>
-              <w:t>下列疾病之</w:t>
-            </w:r>
-            <w:r>
-              <w:rPr>
-                <w:rFonts w:ascii="標楷體" w:eastAsia="標楷體" w:hAnsi="標楷體" w:hint="eastAsia"/>
-              </w:rPr>
-              <w:t>人員應考量不適合從事高架作業：患有癲癇、精神或神經系統疾病、高血壓、心血管疾病、貧血、平衡機能失常、呼吸系統疾病、色盲、視力不良、聽力障礙、肢體殘障者。</w:t>
+                <w:rFonts w:eastAsia="標楷體" w:hint="eastAsia"/>
+                <w:color w:val="000000" w:themeColor="text1"/>
+              </w:rPr>
+              <w:t>３</w:t>
+            </w:r>
+            <w:r>
+              <w:rPr>
+                <w:rFonts w:eastAsia="標楷體"/>
+                <w:color w:val="000000" w:themeColor="text1"/>
+              </w:rPr>
+              <w:t>.</w:t>
+            </w:r>
+            <w:r>
+              <w:rPr>
+                <w:rFonts w:eastAsia="標楷體" w:hint="eastAsia"/>
+                <w:color w:val="000000" w:themeColor="text1"/>
+              </w:rPr>
+              <w:t>有下列疾病之人員應考量不適合從事高架作業：患有癲癇、精神或神經系統疾病、高血壓、心血管疾病、貧血、平衡機能失常、呼吸系統疾病、色盲、視力不良、聽力障礙、肢體殘障者。</w:t>
             </w:r>
           </w:p>
           <w:p>
             <w:pPr>
               <w:spacing w:line="360" w:lineRule="exact"/>
               <w:rPr>
-                <w:rFonts w:ascii="標楷體" w:eastAsia="標楷體" w:hAnsi="標楷體"/>
+                <w:rFonts w:eastAsia="標楷體"/>
+                <w:color w:val="000000" w:themeColor="text1"/>
               </w:rPr>
             </w:pPr>
             <w:r>
               <w:rPr>
-                <w:rFonts w:ascii="標楷體" w:eastAsia="標楷體" w:hAnsi="標楷體" w:hint="eastAsia"/>
+                <w:rFonts w:eastAsia="標楷體" w:hint="eastAsia"/>
+                <w:color w:val="000000" w:themeColor="text1"/>
               </w:rPr>
               <w:t>（三）</w:t>
             </w:r>
             <w:r>
               <w:rPr>
-                <w:rFonts w:ascii="標楷體" w:eastAsia="標楷體" w:hAnsi="標楷體" w:hint="eastAsia"/>
+                <w:rFonts w:eastAsia="標楷體" w:hint="eastAsia"/>
                 <w:b/>
+                <w:color w:val="000000" w:themeColor="text1"/>
               </w:rPr>
               <w:t>開挖作業之管制</w:t>
             </w:r>
             <w:r>
               <w:rPr>
-                <w:rFonts w:ascii="標楷體" w:eastAsia="標楷體" w:hAnsi="標楷體" w:hint="eastAsia"/>
+                <w:rFonts w:eastAsia="標楷體" w:hint="eastAsia"/>
+                <w:color w:val="000000" w:themeColor="text1"/>
               </w:rPr>
               <w:t>：</w:t>
             </w:r>
@@ -2739,14 +2902,30 @@
               <w:spacing w:line="360" w:lineRule="exact"/>
               <w:ind w:left="600" w:hanging="240"/>
               <w:rPr>
-                <w:rFonts w:ascii="標楷體" w:eastAsia="標楷體" w:hAnsi="標楷體"/>
+                <w:rFonts w:eastAsia="標楷體"/>
+                <w:color w:val="000000" w:themeColor="text1"/>
               </w:rPr>
             </w:pPr>
             <w:r>
               <w:rPr>
-                <w:rFonts w:ascii="標楷體" w:eastAsia="標楷體" w:hAnsi="標楷體" w:hint="eastAsia"/>
-              </w:rPr>
-              <w:t>１.地面開挖應事先向本廠申請核准，並依道路施工交通安全設施之規定作警示標誌。</w:t>
+                <w:rFonts w:eastAsia="標楷體" w:hint="eastAsia"/>
+                <w:color w:val="000000" w:themeColor="text1"/>
+              </w:rPr>
+              <w:t>１</w:t>
+            </w:r>
+            <w:r>
+              <w:rPr>
+                <w:rFonts w:eastAsia="標楷體"/>
+                <w:color w:val="000000" w:themeColor="text1"/>
+              </w:rPr>
+              <w:t>.</w:t>
+            </w:r>
+            <w:r>
+              <w:rPr>
+                <w:rFonts w:eastAsia="標楷體" w:hint="eastAsia"/>
+                <w:color w:val="000000" w:themeColor="text1"/>
+              </w:rPr>
+              <w:t>地面開挖應事先向本廠申請核准，並依道路施工交通安全設施之規定作警示標誌。</w:t>
             </w:r>
           </w:p>
           <w:p>
@@ -2754,26 +2933,44 @@
               <w:spacing w:line="360" w:lineRule="exact"/>
               <w:ind w:left="721" w:hanging="361"/>
               <w:rPr>
-                <w:rFonts w:ascii="標楷體" w:eastAsia="標楷體" w:hAnsi="標楷體"/>
+                <w:rFonts w:eastAsia="標楷體"/>
+                <w:color w:val="000000" w:themeColor="text1"/>
               </w:rPr>
             </w:pPr>
             <w:r>
               <w:rPr>
-                <w:rFonts w:ascii="標楷體" w:eastAsia="標楷體" w:hAnsi="標楷體" w:hint="eastAsia"/>
-              </w:rPr>
-              <w:t>２.從事開挖作業，為防止地面之崩塌及損壞地下埋設物，致有危害勞工之虞，應事前就作業地點及其附近，施以鑽探、</w:t>
+                <w:rFonts w:eastAsia="標楷體" w:hint="eastAsia"/>
+                <w:color w:val="000000" w:themeColor="text1"/>
+              </w:rPr>
+              <w:t>２</w:t>
+            </w:r>
+            <w:r>
+              <w:rPr>
+                <w:rFonts w:eastAsia="標楷體"/>
+                <w:color w:val="000000" w:themeColor="text1"/>
+              </w:rPr>
+              <w:t>.</w:t>
+            </w:r>
+            <w:r>
+              <w:rPr>
+                <w:rFonts w:eastAsia="標楷體" w:hint="eastAsia"/>
+                <w:color w:val="000000" w:themeColor="text1"/>
+              </w:rPr>
+              <w:t>從事開挖作業，為防止地面之崩塌及損壞地下埋設物，致有危害勞工之虞，應事前就作業地點及其附近，施以鑽探、</w:t>
             </w:r>
             <w:proofErr w:type="gramStart"/>
             <w:r>
               <w:rPr>
-                <w:rFonts w:ascii="標楷體" w:eastAsia="標楷體" w:hAnsi="標楷體" w:hint="eastAsia"/>
+                <w:rFonts w:eastAsia="標楷體" w:hint="eastAsia"/>
+                <w:color w:val="000000" w:themeColor="text1"/>
               </w:rPr>
               <w:t>試挖或</w:t>
             </w:r>
             <w:proofErr w:type="gramEnd"/>
             <w:r>
               <w:rPr>
-                <w:rFonts w:ascii="標楷體" w:eastAsia="標楷體" w:hAnsi="標楷體" w:hint="eastAsia"/>
+                <w:rFonts w:eastAsia="標楷體" w:hint="eastAsia"/>
+                <w:color w:val="000000" w:themeColor="text1"/>
               </w:rPr>
               <w:t>其他適當方法從事調查。</w:t>
             </w:r>
@@ -2783,33 +2980,42 @@
               <w:spacing w:line="360" w:lineRule="exact"/>
               <w:ind w:left="600" w:hanging="240"/>
               <w:rPr>
-                <w:rFonts w:ascii="標楷體" w:eastAsia="標楷體" w:hAnsi="標楷體"/>
+                <w:rFonts w:eastAsia="標楷體"/>
+                <w:color w:val="000000" w:themeColor="text1"/>
               </w:rPr>
             </w:pPr>
             <w:r>
               <w:rPr>
-                <w:rFonts w:ascii="標楷體" w:eastAsia="標楷體" w:hAnsi="標楷體" w:hint="eastAsia"/>
-              </w:rPr>
-              <w:t>３.</w:t>
-            </w:r>
-            <w:r>
-              <w:rPr>
-                <w:rFonts w:ascii="標楷體" w:eastAsia="標楷體" w:hAnsi="標楷體" w:hint="eastAsia"/>
-                <w:bCs/>
+                <w:rFonts w:eastAsia="標楷體" w:hint="eastAsia"/>
+                <w:color w:val="000000" w:themeColor="text1"/>
+              </w:rPr>
+              <w:t>３</w:t>
+            </w:r>
+            <w:r>
+              <w:rPr>
+                <w:rFonts w:eastAsia="標楷體"/>
+                <w:color w:val="000000" w:themeColor="text1"/>
+              </w:rPr>
+              <w:t>.</w:t>
+            </w:r>
+            <w:r>
+              <w:rPr>
+                <w:rFonts w:eastAsia="標楷體" w:hint="eastAsia"/>
+                <w:color w:val="000000" w:themeColor="text1"/>
               </w:rPr>
               <w:t>開挖垂直深度在一點五公尺以上，應設置擋土支</w:t>
             </w:r>
             <w:r>
               <w:rPr>
-                <w:rFonts w:ascii="標楷體" w:eastAsia="標楷體" w:hAnsi="標楷體"/>
-                <w:bCs/>
+                <w:rFonts w:eastAsia="標楷體"/>
+                <w:color w:val="000000" w:themeColor="text1"/>
               </w:rPr>
               <w:t>撐</w:t>
             </w:r>
             <w:r>
               <w:rPr>
-                <w:rFonts w:ascii="標楷體" w:eastAsia="標楷體" w:hAnsi="標楷體" w:hint="eastAsia"/>
-                <w:bCs/>
+                <w:rFonts w:eastAsia="標楷體" w:hint="eastAsia"/>
+                <w:color w:val="000000" w:themeColor="text1"/>
               </w:rPr>
               <w:t>及指定露天開挖作業主管。</w:t>
             </w:r>
@@ -2819,62 +3025,85 @@
               <w:spacing w:line="360" w:lineRule="exact"/>
               <w:ind w:firstLine="360"/>
               <w:rPr>
-                <w:rFonts w:ascii="標楷體" w:eastAsia="標楷體" w:hAnsi="標楷體"/>
+                <w:rFonts w:eastAsia="標楷體"/>
+                <w:color w:val="000000" w:themeColor="text1"/>
               </w:rPr>
             </w:pPr>
             <w:r>
               <w:rPr>
-                <w:rFonts w:ascii="標楷體" w:eastAsia="標楷體" w:hAnsi="標楷體" w:hint="eastAsia"/>
-              </w:rPr>
-              <w:t>４.從事開挖作業應遵照「營造安全衛生設施標準」施工。</w:t>
+                <w:rFonts w:eastAsia="標楷體" w:hint="eastAsia"/>
+                <w:color w:val="000000" w:themeColor="text1"/>
+              </w:rPr>
+              <w:t>４</w:t>
+            </w:r>
+            <w:r>
+              <w:rPr>
+                <w:rFonts w:eastAsia="標楷體"/>
+                <w:color w:val="000000" w:themeColor="text1"/>
+              </w:rPr>
+              <w:t>.</w:t>
+            </w:r>
+            <w:r>
+              <w:rPr>
+                <w:rFonts w:eastAsia="標楷體" w:hint="eastAsia"/>
+                <w:color w:val="000000" w:themeColor="text1"/>
+              </w:rPr>
+              <w:t>從事開挖作業應遵照「營造安全衛生設施標準」施工。</w:t>
             </w:r>
           </w:p>
           <w:p>
             <w:pPr>
               <w:ind w:left="721" w:hanging="721"/>
               <w:rPr>
-                <w:rFonts w:ascii="標楷體" w:eastAsia="標楷體" w:hAnsi="標楷體"/>
+                <w:rFonts w:eastAsia="標楷體"/>
+                <w:color w:val="000000" w:themeColor="text1"/>
               </w:rPr>
             </w:pPr>
             <w:r>
               <w:rPr>
-                <w:rFonts w:ascii="標楷體" w:eastAsia="標楷體" w:hAnsi="標楷體" w:hint="eastAsia"/>
+                <w:rFonts w:eastAsia="標楷體" w:hint="eastAsia"/>
+                <w:color w:val="000000" w:themeColor="text1"/>
               </w:rPr>
               <w:t>（四）</w:t>
             </w:r>
             <w:proofErr w:type="gramStart"/>
             <w:r>
               <w:rPr>
-                <w:rFonts w:ascii="標楷體" w:eastAsia="標楷體" w:hAnsi="標楷體" w:hint="eastAsia"/>
+                <w:rFonts w:eastAsia="標楷體" w:hint="eastAsia"/>
                 <w:b/>
+                <w:color w:val="000000" w:themeColor="text1"/>
               </w:rPr>
               <w:t>高壓電活線作業</w:t>
             </w:r>
             <w:proofErr w:type="gramEnd"/>
             <w:r>
               <w:rPr>
-                <w:rFonts w:ascii="標楷體" w:eastAsia="標楷體" w:hAnsi="標楷體" w:hint="eastAsia"/>
+                <w:rFonts w:eastAsia="標楷體" w:hint="eastAsia"/>
                 <w:b/>
+                <w:color w:val="000000" w:themeColor="text1"/>
               </w:rPr>
               <w:t>管制</w:t>
             </w:r>
             <w:r>
               <w:rPr>
-                <w:rFonts w:ascii="標楷體" w:eastAsia="標楷體" w:hAnsi="標楷體" w:hint="eastAsia"/>
+                <w:rFonts w:eastAsia="標楷體" w:hint="eastAsia"/>
+                <w:color w:val="000000" w:themeColor="text1"/>
               </w:rPr>
               <w:t>：本廠高壓電氣設備檢修，皆實施停電作業，並掛「禁止操作卡」，未經掛卡人簽署撤除前，絕對禁止擅自送電操作；</w:t>
             </w:r>
             <w:proofErr w:type="gramStart"/>
             <w:r>
               <w:rPr>
-                <w:rFonts w:ascii="標楷體" w:eastAsia="標楷體" w:hAnsi="標楷體" w:hint="eastAsia"/>
+                <w:rFonts w:eastAsia="標楷體" w:hint="eastAsia"/>
+                <w:color w:val="000000" w:themeColor="text1"/>
               </w:rPr>
               <w:t>從事活線作業</w:t>
             </w:r>
             <w:proofErr w:type="gramEnd"/>
             <w:r>
               <w:rPr>
-                <w:rFonts w:ascii="標楷體" w:eastAsia="標楷體" w:hAnsi="標楷體" w:hint="eastAsia"/>
+                <w:rFonts w:eastAsia="標楷體" w:hint="eastAsia"/>
+                <w:color w:val="000000" w:themeColor="text1"/>
               </w:rPr>
               <w:t>人員，必須領有本公司訓練合格證照。</w:t>
             </w:r>
@@ -2891,30 +3120,27 @@
           <w:p>
             <w:pPr>
               <w:rPr>
-                <w:rFonts w:ascii="標楷體" w:eastAsia="標楷體" w:hAnsi="標楷體"/>
+                <w:rFonts w:eastAsia="標楷體"/>
                 <w:b/>
-                <w:bCs/>
+                <w:color w:val="000000" w:themeColor="text1"/>
                 <w:sz w:val="28"/>
-                <w:szCs w:val="28"/>
               </w:rPr>
             </w:pPr>
             <w:r>
               <w:rPr>
-                <w:rFonts w:ascii="標楷體" w:eastAsia="標楷體" w:hAnsi="標楷體"/>
+                <w:rFonts w:eastAsia="標楷體"/>
                 <w:b/>
-                <w:bCs/>
+                <w:color w:val="000000" w:themeColor="text1"/>
                 <w:sz w:val="28"/>
-                <w:szCs w:val="28"/>
               </w:rPr>
               <w:t>4.</w:t>
             </w:r>
             <w:r>
               <w:rPr>
-                <w:rFonts w:ascii="標楷體" w:eastAsia="標楷體" w:hAnsi="標楷體" w:cs="標楷體" w:hint="eastAsia"/>
+                <w:rFonts w:eastAsia="標楷體" w:hint="eastAsia"/>
                 <w:b/>
-                <w:bCs/>
+                <w:color w:val="000000" w:themeColor="text1"/>
                 <w:sz w:val="28"/>
-                <w:szCs w:val="28"/>
               </w:rPr>
               <w:t>對進入局限空間、危險物及有害物作業等作業環境之作業管制事項</w:t>
             </w:r>
@@ -2932,72 +3158,91 @@
               <w:spacing w:line="360" w:lineRule="exact"/>
               <w:ind w:leftChars="100" w:left="480" w:hangingChars="100" w:hanging="240"/>
               <w:rPr>
-                <w:rFonts w:ascii="標楷體" w:eastAsia="標楷體" w:hAnsi="標楷體"/>
+                <w:rFonts w:eastAsia="標楷體"/>
+                <w:color w:val="000000" w:themeColor="text1"/>
               </w:rPr>
             </w:pPr>
             <w:r>
               <w:rPr>
-                <w:rFonts w:ascii="標楷體" w:eastAsia="標楷體" w:hAnsi="標楷體" w:hint="eastAsia"/>
-              </w:rPr>
-              <w:t>1.承攬商進入桶槽、暗渠、人孔等局限空間作業，作業前應事先申請核准，並遵守興達發電廠局限空間作</w:t>
-            </w:r>
-            <w:r>
-              <w:rPr>
-                <w:rFonts w:ascii="標楷體" w:eastAsia="標楷體" w:hAnsi="標楷體"/>
+                <w:rFonts w:eastAsia="標楷體"/>
+                <w:color w:val="000000" w:themeColor="text1"/>
+              </w:rPr>
+              <w:t>1.</w:t>
+            </w:r>
+            <w:r>
+              <w:rPr>
+                <w:rFonts w:eastAsia="標楷體" w:hint="eastAsia"/>
+                <w:color w:val="000000" w:themeColor="text1"/>
+              </w:rPr>
+              <w:t>承攬商進入桶槽、暗渠、人孔等局限空間作業，作業前應事先申請核准，並遵守興達發電廠局限空間作</w:t>
+            </w:r>
+            <w:r>
+              <w:rPr>
+                <w:rFonts w:eastAsia="標楷體"/>
+                <w:color w:val="000000" w:themeColor="text1"/>
               </w:rPr>
               <w:t>業管理辦法</w:t>
             </w:r>
             <w:r>
               <w:rPr>
-                <w:rFonts w:ascii="標楷體" w:eastAsia="標楷體" w:hAnsi="標楷體" w:hint="eastAsia"/>
+                <w:rFonts w:eastAsia="標楷體" w:hint="eastAsia"/>
+                <w:color w:val="000000" w:themeColor="text1"/>
               </w:rPr>
               <w:t>；實施通風換氣後，由缺氧作業主管量測，並記錄</w:t>
             </w:r>
             <w:r>
               <w:rPr>
-                <w:rFonts w:ascii="標楷體" w:eastAsia="標楷體" w:hAnsi="標楷體" w:hint="eastAsia"/>
+                <w:rFonts w:eastAsia="標楷體" w:hint="eastAsia"/>
+                <w:color w:val="000000" w:themeColor="text1"/>
               </w:rPr>
               <w:t>進出人員姓名、</w:t>
             </w:r>
             <w:r>
               <w:rPr>
-                <w:rFonts w:ascii="標楷體" w:eastAsia="標楷體" w:hAnsi="標楷體" w:hint="eastAsia"/>
+                <w:rFonts w:eastAsia="標楷體" w:hint="eastAsia"/>
+                <w:color w:val="000000" w:themeColor="text1"/>
               </w:rPr>
               <w:t>該局限空間之氧氣及有害氣體濃度</w:t>
             </w:r>
             <w:r>
               <w:rPr>
-                <w:rFonts w:ascii="標楷體" w:eastAsia="標楷體" w:hAnsi="標楷體" w:hint="eastAsia"/>
+                <w:rFonts w:eastAsia="標楷體"/>
+                <w:color w:val="000000" w:themeColor="text1"/>
               </w:rPr>
               <w:t>(</w:t>
             </w:r>
             <w:r>
               <w:rPr>
-                <w:rFonts w:ascii="標楷體" w:eastAsia="標楷體" w:hAnsi="標楷體" w:cs="標楷體" w:hint="eastAsia"/>
+                <w:rFonts w:eastAsia="標楷體" w:hint="eastAsia"/>
+                <w:color w:val="000000" w:themeColor="text1"/>
               </w:rPr>
               <w:t>作業期間應採取連續量測確認之措施</w:t>
             </w:r>
             <w:r>
               <w:rPr>
-                <w:rFonts w:ascii="標楷體" w:eastAsia="標楷體" w:hAnsi="標楷體" w:cs="標楷體" w:hint="eastAsia"/>
+                <w:rFonts w:eastAsia="標楷體"/>
+                <w:color w:val="000000" w:themeColor="text1"/>
               </w:rPr>
               <w:t>)</w:t>
             </w:r>
             <w:r>
               <w:rPr>
-                <w:rFonts w:ascii="標楷體" w:eastAsia="標楷體" w:hAnsi="標楷體" w:hint="eastAsia"/>
+                <w:rFonts w:eastAsia="標楷體" w:hint="eastAsia"/>
+                <w:color w:val="000000" w:themeColor="text1"/>
               </w:rPr>
               <w:t>，不得危害人體健康；作業時除工作人員外應另有人負責監督及監視，並置備</w:t>
             </w:r>
             <w:r>
               <w:rPr>
-                <w:rFonts w:ascii="標楷體" w:eastAsia="標楷體" w:hAnsi="標楷體" w:cs="標楷體" w:hint="eastAsia"/>
+                <w:rFonts w:eastAsia="標楷體" w:hint="eastAsia"/>
+                <w:color w:val="000000" w:themeColor="text1"/>
               </w:rPr>
               <w:t>測定儀器、通風換氣、防護與救援設備</w:t>
             </w:r>
             <w:r>
               <w:rPr>
-                <w:rFonts w:ascii="標楷體" w:eastAsia="標楷體" w:hAnsi="標楷體" w:hint="eastAsia"/>
+                <w:rFonts w:eastAsia="標楷體" w:hint="eastAsia"/>
+                <w:color w:val="000000" w:themeColor="text1"/>
               </w:rPr>
               <w:t>，供勞工緊急避難或救援人員使用。</w:t>
             </w:r>
@@ -3006,47 +3251,67 @@
             <w:pPr>
               <w:ind w:leftChars="100" w:left="480" w:hangingChars="100" w:hanging="240"/>
               <w:rPr>
-                <w:rFonts w:ascii="標楷體" w:eastAsia="標楷體" w:hAnsi="標楷體"/>
+                <w:rFonts w:eastAsia="標楷體"/>
+                <w:color w:val="000000" w:themeColor="text1"/>
                 <w:sz w:val="28"/>
-                <w:szCs w:val="28"/>
               </w:rPr>
             </w:pPr>
             <w:r>
               <w:rPr>
-                <w:rFonts w:ascii="標楷體" w:eastAsia="標楷體" w:hAnsi="標楷體" w:hint="eastAsia"/>
-              </w:rPr>
-              <w:t>2.本廠所使用或存放危險物及有害物質放置場所，</w:t>
+                <w:rFonts w:eastAsia="標楷體"/>
+                <w:color w:val="000000" w:themeColor="text1"/>
+              </w:rPr>
+              <w:lastRenderedPageBreak/>
+              <w:t>2.</w:t>
+            </w:r>
+            <w:r>
+              <w:rPr>
+                <w:rFonts w:eastAsia="標楷體" w:hint="eastAsia"/>
+                <w:color w:val="000000" w:themeColor="text1"/>
+              </w:rPr>
+              <w:t>本廠所使用或存放危險物及有害物質放置場所，</w:t>
             </w:r>
             <w:proofErr w:type="gramStart"/>
             <w:r>
               <w:rPr>
-                <w:rFonts w:ascii="標楷體" w:eastAsia="標楷體" w:hAnsi="標楷體" w:hint="eastAsia"/>
+                <w:rFonts w:eastAsia="標楷體" w:hint="eastAsia"/>
+                <w:color w:val="000000" w:themeColor="text1"/>
               </w:rPr>
               <w:t>均已依</w:t>
             </w:r>
             <w:proofErr w:type="gramEnd"/>
             <w:r>
               <w:rPr>
-                <w:rFonts w:ascii="標楷體" w:eastAsia="標楷體" w:hAnsi="標楷體" w:hint="eastAsia"/>
-              </w:rPr>
-              <w:t>規定設置危害標示，協議組織成員</w:t>
-            </w:r>
-            <w:r>
-              <w:rPr>
-                <w:rFonts w:ascii="標楷體" w:eastAsia="標楷體" w:hAnsi="標楷體" w:hint="eastAsia"/>
-              </w:rPr>
-              <w:lastRenderedPageBreak/>
-              <w:t>應告知所屬工作人員，非因工作需要禁止無關人員靠近；檢修相關設備，應事先申請核准；注意事項，由工程</w:t>
-            </w:r>
-            <w:r>
-              <w:rPr>
-                <w:rFonts w:ascii="標楷體" w:eastAsia="標楷體" w:hAnsi="標楷體" w:cs="標楷體" w:hint="eastAsia"/>
-              </w:rPr>
-              <w:t>(作)</w:t>
-            </w:r>
-            <w:r>
-              <w:rPr>
-                <w:rFonts w:ascii="標楷體" w:eastAsia="標楷體" w:hAnsi="標楷體" w:hint="eastAsia"/>
+                <w:rFonts w:eastAsia="標楷體" w:hint="eastAsia"/>
+                <w:color w:val="000000" w:themeColor="text1"/>
+              </w:rPr>
+              <w:t>規定設置危害標示，協議組織成員應告知所屬工作人員，非因工作需要禁止無關人員靠近；檢修相關設備，應事先申請核准；注意事項，由工程</w:t>
+            </w:r>
+            <w:r>
+              <w:rPr>
+                <w:rFonts w:eastAsia="標楷體"/>
+                <w:color w:val="000000" w:themeColor="text1"/>
+              </w:rPr>
+              <w:t>(</w:t>
+            </w:r>
+            <w:r>
+              <w:rPr>
+                <w:rFonts w:eastAsia="標楷體" w:hint="eastAsia"/>
+                <w:color w:val="000000" w:themeColor="text1"/>
+              </w:rPr>
+              <w:t>作</w:t>
+            </w:r>
+            <w:r>
+              <w:rPr>
+                <w:rFonts w:eastAsia="標楷體"/>
+                <w:color w:val="000000" w:themeColor="text1"/>
+              </w:rPr>
+              <w:t>)</w:t>
+            </w:r>
+            <w:r>
+              <w:rPr>
+                <w:rFonts w:eastAsia="標楷體" w:hint="eastAsia"/>
+                <w:color w:val="000000" w:themeColor="text1"/>
               </w:rPr>
               <w:t>主辦部門另行告知。</w:t>
             </w:r>
@@ -3062,31 +3327,28 @@
           <w:p>
             <w:pPr>
               <w:rPr>
-                <w:rFonts w:ascii="標楷體" w:eastAsia="標楷體" w:hAnsi="標楷體"/>
+                <w:rFonts w:eastAsia="標楷體"/>
                 <w:b/>
-                <w:bCs/>
+                <w:color w:val="000000" w:themeColor="text1"/>
                 <w:sz w:val="28"/>
-                <w:szCs w:val="28"/>
               </w:rPr>
             </w:pPr>
             <w:r>
               <w:rPr>
-                <w:rFonts w:ascii="標楷體" w:eastAsia="標楷體" w:hAnsi="標楷體"/>
+                <w:rFonts w:eastAsia="標楷體"/>
                 <w:b/>
-                <w:bCs/>
+                <w:color w:val="000000" w:themeColor="text1"/>
                 <w:sz w:val="28"/>
-                <w:szCs w:val="28"/>
               </w:rPr>
               <w:lastRenderedPageBreak/>
               <w:t>5.</w:t>
             </w:r>
             <w:r>
               <w:rPr>
-                <w:rFonts w:ascii="標楷體" w:eastAsia="標楷體" w:hAnsi="標楷體" w:cs="標楷體" w:hint="eastAsia"/>
+                <w:rFonts w:eastAsia="標楷體" w:hint="eastAsia"/>
                 <w:b/>
-                <w:bCs/>
+                <w:color w:val="000000" w:themeColor="text1"/>
                 <w:sz w:val="28"/>
-                <w:szCs w:val="28"/>
               </w:rPr>
               <w:t>機械、設備及器具等入場管制事項</w:t>
             </w:r>
@@ -3103,26 +3365,30 @@
             <w:pPr>
               <w:ind w:leftChars="100" w:left="240"/>
               <w:rPr>
-                <w:rFonts w:ascii="標楷體" w:eastAsia="標楷體" w:hAnsi="標楷體"/>
+                <w:rFonts w:eastAsia="標楷體"/>
+                <w:color w:val="000000" w:themeColor="text1"/>
               </w:rPr>
             </w:pPr>
             <w:r>
               <w:rPr>
-                <w:rFonts w:ascii="標楷體" w:eastAsia="標楷體" w:hAnsi="標楷體" w:hint="eastAsia"/>
+                <w:rFonts w:eastAsia="標楷體" w:hint="eastAsia"/>
+                <w:color w:val="000000" w:themeColor="text1"/>
               </w:rPr>
               <w:t>承攬商自備電氣設備、機具進入工作場所施工，應具</w:t>
             </w:r>
             <w:proofErr w:type="gramStart"/>
             <w:r>
               <w:rPr>
-                <w:rFonts w:ascii="標楷體" w:eastAsia="標楷體" w:hAnsi="標楷體" w:hint="eastAsia"/>
+                <w:rFonts w:eastAsia="標楷體" w:hint="eastAsia"/>
+                <w:color w:val="000000" w:themeColor="text1"/>
               </w:rPr>
               <w:t>防止感電保護</w:t>
             </w:r>
             <w:proofErr w:type="gramEnd"/>
             <w:r>
               <w:rPr>
-                <w:rFonts w:ascii="標楷體" w:eastAsia="標楷體" w:hAnsi="標楷體" w:hint="eastAsia"/>
+                <w:rFonts w:eastAsia="標楷體" w:hint="eastAsia"/>
+                <w:color w:val="000000" w:themeColor="text1"/>
               </w:rPr>
               <w:t>設施，如漏電保護開關、交流電焊機自動電擊防止裝置、電線及電纜絕緣保護等，臨時用電需事先提出申請，經本廠同意後接線使用，並注意避免負載過度集中引起跳脫，影響其他施工用電。</w:t>
             </w:r>
@@ -3138,30 +3404,27 @@
           <w:p>
             <w:pPr>
               <w:rPr>
-                <w:rFonts w:ascii="標楷體" w:eastAsia="標楷體" w:hAnsi="標楷體"/>
+                <w:rFonts w:eastAsia="標楷體"/>
                 <w:b/>
-                <w:bCs/>
+                <w:color w:val="000000" w:themeColor="text1"/>
                 <w:sz w:val="28"/>
-                <w:szCs w:val="28"/>
               </w:rPr>
             </w:pPr>
             <w:r>
               <w:rPr>
-                <w:rFonts w:ascii="標楷體" w:eastAsia="標楷體" w:hAnsi="標楷體"/>
+                <w:rFonts w:eastAsia="標楷體"/>
                 <w:b/>
-                <w:bCs/>
+                <w:color w:val="000000" w:themeColor="text1"/>
                 <w:sz w:val="28"/>
-                <w:szCs w:val="28"/>
               </w:rPr>
               <w:t>6.</w:t>
             </w:r>
             <w:r>
               <w:rPr>
-                <w:rFonts w:ascii="標楷體" w:eastAsia="標楷體" w:hAnsi="標楷體" w:cs="標楷體" w:hint="eastAsia"/>
+                <w:rFonts w:eastAsia="標楷體" w:hint="eastAsia"/>
                 <w:b/>
-                <w:bCs/>
+                <w:color w:val="000000" w:themeColor="text1"/>
                 <w:sz w:val="28"/>
-                <w:szCs w:val="28"/>
               </w:rPr>
               <w:t>作業人員進場管制事項</w:t>
             </w:r>
@@ -3179,26 +3442,37 @@
               <w:spacing w:line="360" w:lineRule="exact"/>
               <w:ind w:leftChars="100" w:left="480" w:hangingChars="100" w:hanging="240"/>
               <w:rPr>
-                <w:rFonts w:ascii="標楷體" w:eastAsia="標楷體" w:hAnsi="標楷體"/>
+                <w:rFonts w:eastAsia="標楷體"/>
+                <w:color w:val="000000" w:themeColor="text1"/>
               </w:rPr>
             </w:pPr>
             <w:r>
               <w:rPr>
-                <w:rFonts w:ascii="標楷體" w:eastAsia="標楷體" w:hAnsi="標楷體" w:hint="eastAsia"/>
-              </w:rPr>
-              <w:t>1.承攬商作業人員進廠管制，應依本廠</w:t>
+                <w:rFonts w:eastAsia="標楷體"/>
+                <w:color w:val="000000" w:themeColor="text1"/>
+              </w:rPr>
+              <w:t>1.</w:t>
+            </w:r>
+            <w:r>
+              <w:rPr>
+                <w:rFonts w:eastAsia="標楷體" w:hint="eastAsia"/>
+                <w:color w:val="000000" w:themeColor="text1"/>
+              </w:rPr>
+              <w:t>承攬商作業人員進廠管制，應依本廠</w:t>
             </w:r>
             <w:proofErr w:type="gramStart"/>
             <w:r>
               <w:rPr>
-                <w:rFonts w:ascii="標楷體" w:eastAsia="標楷體" w:hAnsi="標楷體" w:hint="eastAsia"/>
+                <w:rFonts w:eastAsia="標楷體" w:hint="eastAsia"/>
+                <w:color w:val="000000" w:themeColor="text1"/>
               </w:rPr>
               <w:t>廠</w:t>
             </w:r>
             <w:proofErr w:type="gramEnd"/>
             <w:r>
               <w:rPr>
-                <w:rFonts w:ascii="標楷體" w:eastAsia="標楷體" w:hAnsi="標楷體" w:hint="eastAsia"/>
+                <w:rFonts w:eastAsia="標楷體" w:hint="eastAsia"/>
+                <w:color w:val="000000" w:themeColor="text1"/>
               </w:rPr>
               <w:t>區門禁管理要點規定，事先提出申請，並檢附作業人員保險證件，以憑辦理申請入廠工作證；進出廠區大門需換證辨識等，以為管制。</w:t>
             </w:r>
@@ -3208,14 +3482,23 @@
               <w:spacing w:line="360" w:lineRule="exact"/>
               <w:ind w:firstLineChars="100" w:firstLine="240"/>
               <w:rPr>
-                <w:rFonts w:ascii="標楷體" w:eastAsia="標楷體" w:hAnsi="標楷體"/>
+                <w:rFonts w:eastAsia="標楷體"/>
+                <w:color w:val="000000" w:themeColor="text1"/>
               </w:rPr>
             </w:pPr>
             <w:r>
               <w:rPr>
-                <w:rFonts w:ascii="標楷體" w:eastAsia="標楷體" w:hAnsi="標楷體" w:hint="eastAsia"/>
-              </w:rPr>
-              <w:t>2.未獲本廠允許，不可進入非承攬作業區；遵守各種警告及標示。</w:t>
+                <w:rFonts w:eastAsia="標楷體"/>
+                <w:color w:val="000000" w:themeColor="text1"/>
+              </w:rPr>
+              <w:t>2.</w:t>
+            </w:r>
+            <w:r>
+              <w:rPr>
+                <w:rFonts w:eastAsia="標楷體" w:hint="eastAsia"/>
+                <w:color w:val="000000" w:themeColor="text1"/>
+              </w:rPr>
+              <w:t>未獲本廠允許，不可進入非承攬作業區；遵守各種警告及標示。</w:t>
             </w:r>
           </w:p>
           <w:p>
@@ -3223,24 +3506,49 @@
               <w:spacing w:line="360" w:lineRule="exact"/>
               <w:ind w:firstLineChars="100" w:firstLine="240"/>
               <w:rPr>
-                <w:rFonts w:ascii="標楷體" w:eastAsia="標楷體" w:hAnsi="標楷體"/>
+                <w:rFonts w:eastAsia="標楷體"/>
+                <w:color w:val="000000" w:themeColor="text1"/>
               </w:rPr>
             </w:pPr>
             <w:r>
               <w:rPr>
-                <w:rFonts w:ascii="標楷體" w:eastAsia="標楷體" w:hAnsi="標楷體" w:hint="eastAsia"/>
-              </w:rPr>
-              <w:t>3.工程(</w:t>
-            </w:r>
-            <w:r>
-              <w:rPr>
-                <w:rFonts w:ascii="標楷體" w:eastAsia="標楷體" w:hAnsi="標楷體" w:cs="標楷體" w:hint="eastAsia"/>
-              </w:rPr>
-              <w:t>作)</w:t>
-            </w:r>
-            <w:r>
-              <w:rPr>
-                <w:rFonts w:ascii="標楷體" w:eastAsia="標楷體" w:hAnsi="標楷體" w:hint="eastAsia"/>
+                <w:rFonts w:eastAsia="標楷體"/>
+                <w:color w:val="000000" w:themeColor="text1"/>
+              </w:rPr>
+              <w:t>3.</w:t>
+            </w:r>
+            <w:r>
+              <w:rPr>
+                <w:rFonts w:eastAsia="標楷體" w:hint="eastAsia"/>
+                <w:color w:val="000000" w:themeColor="text1"/>
+              </w:rPr>
+              <w:t>工程</w:t>
+            </w:r>
+            <w:r>
+              <w:rPr>
+                <w:rFonts w:eastAsia="標楷體"/>
+                <w:color w:val="000000" w:themeColor="text1"/>
+              </w:rPr>
+              <w:t>(</w:t>
+            </w:r>
+            <w:r>
+              <w:rPr>
+                <w:rFonts w:eastAsia="標楷體" w:hint="eastAsia"/>
+                <w:color w:val="000000" w:themeColor="text1"/>
+              </w:rPr>
+              <w:t>作</w:t>
+            </w:r>
+            <w:r>
+              <w:rPr>
+                <w:rFonts w:eastAsia="標楷體"/>
+                <w:color w:val="000000" w:themeColor="text1"/>
+              </w:rPr>
+              <w:t>)</w:t>
+            </w:r>
+            <w:r>
+              <w:rPr>
+                <w:rFonts w:eastAsia="標楷體" w:hint="eastAsia"/>
+                <w:color w:val="000000" w:themeColor="text1"/>
               </w:rPr>
               <w:t>收工，檢驗員離開後及例假日未經申請核准，不得擅自施工。</w:t>
             </w:r>
@@ -3249,26 +3557,71 @@
             <w:pPr>
               <w:ind w:firstLineChars="100" w:firstLine="240"/>
               <w:rPr>
-                <w:rFonts w:ascii="標楷體" w:eastAsia="標楷體" w:hAnsi="標楷體"/>
+                <w:rFonts w:eastAsia="標楷體"/>
               </w:rPr>
             </w:pPr>
             <w:r>
               <w:rPr>
-                <w:rFonts w:ascii="標楷體" w:eastAsia="標楷體" w:hAnsi="標楷體" w:hint="eastAsia"/>
-              </w:rPr>
-              <w:t>4.工作人員之安全帽應符合C</w:t>
-            </w:r>
-            <w:r>
-              <w:rPr>
-                <w:rFonts w:ascii="標楷體" w:eastAsia="標楷體" w:hAnsi="標楷體"/>
-              </w:rPr>
-              <w:t>NS</w:t>
-            </w:r>
-            <w:r>
-              <w:rPr>
-                <w:rFonts w:ascii="標楷體" w:eastAsia="標楷體" w:hAnsi="標楷體" w:hint="eastAsia"/>
+                <w:rFonts w:eastAsia="標楷體"/>
+                <w:color w:val="000000" w:themeColor="text1"/>
+              </w:rPr>
+              <w:t>4.</w:t>
+            </w:r>
+            <w:r>
+              <w:rPr>
+                <w:rFonts w:eastAsia="標楷體" w:hint="eastAsia"/>
+                <w:color w:val="000000" w:themeColor="text1"/>
+              </w:rPr>
+              <w:t>工作人員之安全帽應符合</w:t>
+            </w:r>
+            <w:r>
+              <w:rPr>
+                <w:rFonts w:eastAsia="標楷體"/>
+                <w:color w:val="000000" w:themeColor="text1"/>
+              </w:rPr>
+              <w:t>CNS</w:t>
+            </w:r>
+            <w:r>
+              <w:rPr>
+                <w:rFonts w:eastAsia="標楷體" w:hint="eastAsia"/>
+                <w:color w:val="000000" w:themeColor="text1"/>
               </w:rPr>
               <w:t>國家標準，並應標示承攬商名稱及員工姓名。</w:t>
+            </w:r>
+          </w:p>
+          <w:p>
+            <w:pPr>
+              <w:ind w:firstLineChars="100" w:firstLine="240"/>
+              <w:rPr>
+                <w:rFonts w:eastAsia="標楷體"/>
+                <w:color w:val="000000" w:themeColor="text1"/>
+              </w:rPr>
+            </w:pPr>
+            <w:r>
+              <w:rPr>
+                <w:rFonts w:eastAsia="標楷體" w:hint="eastAsia"/>
+              </w:rPr>
+              <w:t>5.</w:t>
+            </w:r>
+            <w:r>
+              <w:rPr>
+                <w:rFonts w:eastAsia="標楷體" w:hint="eastAsia"/>
+                <w:color w:val="FF0000"/>
+              </w:rPr>
+              <w:t>人員</w:t>
+            </w:r>
+            <w:r>
+              <w:rPr>
+                <w:rFonts w:eastAsia="標楷體" w:hint="eastAsia"/>
+                <w:color w:val="FF0000"/>
+              </w:rPr>
+              <w:t>進廠從事需取得證照之工作，應確認證照期限，若已超過期限者，不得從事工作</w:t>
+            </w:r>
+            <w:r>
+              <w:rPr>
+                <w:rFonts w:eastAsia="標楷體" w:hint="eastAsia"/>
+              </w:rPr>
+              <w:t>。</w:t>
             </w:r>
           </w:p>
         </w:tc>
@@ -3282,30 +3635,27 @@
           <w:p>
             <w:pPr>
               <w:rPr>
-                <w:rFonts w:ascii="標楷體" w:eastAsia="標楷體" w:hAnsi="標楷體"/>
+                <w:rFonts w:eastAsia="標楷體"/>
                 <w:b/>
-                <w:bCs/>
+                <w:color w:val="000000" w:themeColor="text1"/>
                 <w:sz w:val="28"/>
-                <w:szCs w:val="28"/>
               </w:rPr>
             </w:pPr>
             <w:r>
               <w:rPr>
-                <w:rFonts w:ascii="標楷體" w:eastAsia="標楷體" w:hAnsi="標楷體"/>
+                <w:rFonts w:eastAsia="標楷體"/>
                 <w:b/>
-                <w:bCs/>
+                <w:color w:val="000000" w:themeColor="text1"/>
                 <w:sz w:val="28"/>
-                <w:szCs w:val="28"/>
               </w:rPr>
               <w:t>7.</w:t>
             </w:r>
             <w:r>
               <w:rPr>
-                <w:rFonts w:ascii="標楷體" w:eastAsia="標楷體" w:hAnsi="標楷體" w:cs="標楷體" w:hint="eastAsia"/>
+                <w:rFonts w:eastAsia="標楷體" w:hint="eastAsia"/>
                 <w:b/>
-                <w:bCs/>
+                <w:color w:val="000000" w:themeColor="text1"/>
                 <w:sz w:val="28"/>
-                <w:szCs w:val="28"/>
               </w:rPr>
               <w:t>變更管理事項</w:t>
             </w:r>
@@ -3320,27 +3670,142 @@
           </w:tcPr>
           <w:p>
             <w:pPr>
-              <w:ind w:leftChars="44" w:left="106"/>
-              <w:rPr>
-                <w:rFonts w:ascii="標楷體" w:eastAsia="標楷體" w:hAnsi="標楷體"/>
-                <w:sz w:val="28"/>
-                <w:szCs w:val="28"/>
+              <w:pStyle w:val="afc"/>
+              <w:numPr>
+                <w:ilvl w:val="0"/>
+                <w:numId w:val="73"/>
+              </w:numPr>
+              <w:ind w:leftChars="0"/>
+              <w:rPr>
+                <w:rFonts w:eastAsia="標楷體" w:cs="標楷體"/>
               </w:rPr>
             </w:pPr>
             <w:r>
               <w:rPr>
-                <w:rFonts w:ascii="標楷體" w:eastAsia="標楷體" w:hAnsi="標楷體" w:cs="標楷體" w:hint="eastAsia"/>
+                <w:rFonts w:eastAsia="標楷體" w:cs="標楷體" w:hint="eastAsia"/>
               </w:rPr>
               <w:t>本廠操作系統或設備變更時，為避免因系統之連鎖功能影響其他設備誤動作，承攬商作業務必要配合本廠指示作業，並配合製程變更後之試運轉及其他工作，直至設備能正常運轉為止</w:t>
             </w:r>
             <w:r>
               <w:rPr>
-                <w:rFonts w:ascii="標楷體" w:eastAsia="標楷體" w:hAnsi="標楷體" w:cs="標楷體" w:hint="eastAsia"/>
+                <w:rFonts w:eastAsia="標楷體" w:cs="標楷體" w:hint="eastAsia"/>
                 <w:sz w:val="20"/>
                 <w:szCs w:val="20"/>
               </w:rPr>
               <w:t>。</w:t>
             </w:r>
+          </w:p>
+          <w:p>
+            <w:pPr>
+              <w:pStyle w:val="afc"/>
+              <w:numPr>
+                <w:ilvl w:val="0"/>
+                <w:numId w:val="73"/>
+              </w:numPr>
+              <w:ind w:leftChars="0"/>
+              <w:rPr>
+                <w:rFonts w:eastAsia="標楷體" w:cs="標楷體"/>
+                <w:color w:val="FF0000"/>
+              </w:rPr>
+            </w:pPr>
+            <w:r>
+              <w:rPr>
+                <w:rFonts w:eastAsia="標楷體" w:cs="標楷體"/>
+                <w:color w:val="FF0000"/>
+              </w:rPr>
+              <w:t>引進或修改製程、作業程序、施工方法、材料或設備前，應重新辨識危害、評</w:t>
+            </w:r>
+            <w:r>
+              <w:rPr>
+                <w:rFonts w:eastAsia="標楷體" w:cs="標楷體" w:hint="eastAsia"/>
+                <w:color w:val="FF0000"/>
+              </w:rPr>
+              <w:t>估</w:t>
+            </w:r>
+            <w:r>
+              <w:rPr>
+                <w:rFonts w:eastAsia="標楷體" w:cs="標楷體"/>
+                <w:color w:val="FF0000"/>
+              </w:rPr>
+              <w:t>風險、採取必要防護措施，並告知相關作業人員。</w:t>
+            </w:r>
+            <w:r>
+              <w:rPr>
+                <w:rFonts w:eastAsia="標楷體" w:cs="標楷體"/>
+                <w:color w:val="FF0000"/>
+              </w:rPr>
+              <w:br/>
+              <w:t>□</w:t>
+            </w:r>
+            <w:r>
+              <w:rPr>
+                <w:rFonts w:eastAsia="標楷體" w:cs="標楷體"/>
+                <w:color w:val="FF0000"/>
+              </w:rPr>
+              <w:t xml:space="preserve">無變更　</w:t>
+            </w:r>
+          </w:p>
+          <w:p>
+            <w:pPr>
+              <w:pStyle w:val="afc"/>
+              <w:ind w:leftChars="0" w:left="720"/>
+              <w:rPr>
+                <w:rFonts w:eastAsia="標楷體"/>
+              </w:rPr>
+            </w:pPr>
+            <w:r>
+              <w:rPr>
+                <w:rFonts w:eastAsia="標楷體" w:cs="標楷體"/>
+                <w:color w:val="FF0000"/>
+              </w:rPr>
+              <w:t>□</w:t>
+            </w:r>
+            <w:r>
+              <w:rPr>
+                <w:rFonts w:eastAsia="標楷體" w:cs="標楷體"/>
+                <w:color w:val="FF0000"/>
+              </w:rPr>
+              <w:t>有變更</w:t>
+            </w:r>
+            <w:r>
+              <w:rPr>
+                <w:rFonts w:eastAsia="標楷體" w:cs="標楷體" w:hint="eastAsia"/>
+                <w:color w:val="FF0000"/>
+              </w:rPr>
+              <w:t>____________</w:t>
+            </w:r>
+            <w:r>
+              <w:rPr>
+                <w:rFonts w:eastAsia="標楷體" w:cs="標楷體"/>
+                <w:color w:val="FF0000"/>
+              </w:rPr>
+              <w:t>應</w:t>
+            </w:r>
+            <w:proofErr w:type="gramStart"/>
+            <w:r>
+              <w:rPr>
+                <w:rFonts w:eastAsia="標楷體" w:cs="標楷體"/>
+                <w:color w:val="FF0000"/>
+              </w:rPr>
+              <w:t>採</w:t>
+            </w:r>
+            <w:proofErr w:type="gramEnd"/>
+            <w:r>
+              <w:rPr>
+                <w:rFonts w:eastAsia="標楷體" w:cs="標楷體"/>
+                <w:color w:val="FF0000"/>
+              </w:rPr>
+              <w:t>措施：</w:t>
+            </w:r>
+            <w:proofErr w:type="gramStart"/>
+            <w:r>
+              <w:rPr>
+                <w:rFonts w:eastAsia="標楷體" w:cs="標楷體"/>
+                <w:color w:val="FF0000"/>
+              </w:rPr>
+              <w:t>＿＿＿＿＿＿＿＿＿</w:t>
+            </w:r>
+            <w:proofErr w:type="gramEnd"/>
           </w:p>
         </w:tc>
       </w:tr>
@@ -3354,30 +3819,27 @@
             <w:pPr>
               <w:ind w:left="284" w:hanging="284"/>
               <w:rPr>
-                <w:rFonts w:ascii="標楷體" w:eastAsia="標楷體" w:hAnsi="標楷體"/>
+                <w:rFonts w:eastAsia="標楷體"/>
                 <w:b/>
-                <w:bCs/>
+                <w:color w:val="000000" w:themeColor="text1"/>
                 <w:sz w:val="28"/>
-                <w:szCs w:val="28"/>
               </w:rPr>
             </w:pPr>
             <w:r>
               <w:rPr>
-                <w:rFonts w:ascii="標楷體" w:eastAsia="標楷體" w:hAnsi="標楷體"/>
+                <w:rFonts w:eastAsia="標楷體"/>
                 <w:b/>
-                <w:bCs/>
+                <w:color w:val="000000" w:themeColor="text1"/>
                 <w:sz w:val="28"/>
-                <w:szCs w:val="28"/>
               </w:rPr>
               <w:t>8.</w:t>
             </w:r>
             <w:r>
               <w:rPr>
-                <w:rFonts w:ascii="標楷體" w:eastAsia="標楷體" w:hAnsi="標楷體" w:cs="標楷體" w:hint="eastAsia"/>
+                <w:rFonts w:eastAsia="標楷體" w:hint="eastAsia"/>
                 <w:b/>
-                <w:bCs/>
+                <w:color w:val="000000" w:themeColor="text1"/>
                 <w:sz w:val="28"/>
-                <w:szCs w:val="28"/>
               </w:rPr>
               <w:t>劃一危險性機械之操作信號、工作場所標識（示）、有害物空容器放置、警報、緊急避難方法及訓練等事項</w:t>
             </w:r>
@@ -3400,25 +3862,18 @@
               <w:spacing w:line="360" w:lineRule="exact"/>
               <w:ind w:leftChars="0"/>
               <w:rPr>
-                <w:rFonts w:ascii="標楷體" w:eastAsia="標楷體" w:hAnsi="標楷體"/>
+                <w:rFonts w:eastAsia="標楷體"/>
               </w:rPr>
             </w:pPr>
             <w:r>
               <w:rPr>
-                <w:rFonts w:ascii="標楷體" w:eastAsia="標楷體" w:hAnsi="標楷體" w:hint="eastAsia"/>
-                <w:b/>
-              </w:rPr>
-              <w:t>劃一危險性機械之操作信號</w:t>
-            </w:r>
-            <w:r>
-              <w:rPr>
-                <w:rFonts w:ascii="標楷體" w:eastAsia="標楷體" w:hAnsi="標楷體" w:hint="eastAsia"/>
-              </w:rPr>
-              <w:t>：承攬商使用危險性機械，應實施自動檢查，</w:t>
-            </w:r>
-            <w:r>
-              <w:rPr>
-                <w:rFonts w:ascii="標楷體" w:eastAsia="標楷體" w:hAnsi="標楷體" w:hint="eastAsia"/>
+                <w:rFonts w:eastAsia="標楷體" w:hint="eastAsia"/>
+              </w:rPr>
+              <w:t>劃一危險性機械之操作信號：承攬商使用危險性機械，應實施自動檢查，</w:t>
+            </w:r>
+            <w:r>
+              <w:rPr>
+                <w:rFonts w:eastAsia="標楷體" w:hint="eastAsia"/>
               </w:rPr>
               <w:t>操作人員須經</w:t>
             </w:r>
@@ -3429,32 +3884,56 @@
               <w:spacing w:line="360" w:lineRule="exact"/>
               <w:ind w:leftChars="0" w:left="720"/>
               <w:rPr>
-                <w:rFonts w:ascii="標楷體" w:eastAsia="標楷體" w:hAnsi="標楷體"/>
+                <w:rFonts w:eastAsia="標楷體"/>
               </w:rPr>
             </w:pPr>
             <w:r>
               <w:rPr>
-                <w:rFonts w:ascii="標楷體" w:eastAsia="標楷體" w:hAnsi="標楷體" w:hint="eastAsia"/>
-              </w:rPr>
-              <w:t>訓練合格具有相關證書(照)且</w:t>
+                <w:rFonts w:eastAsia="標楷體" w:hint="eastAsia"/>
+              </w:rPr>
+              <w:t>訓練合格具有相關證書</w:t>
+            </w:r>
+            <w:r>
+              <w:rPr>
+                <w:rFonts w:eastAsia="標楷體" w:hint="eastAsia"/>
+              </w:rPr>
+              <w:t>(</w:t>
+            </w:r>
+            <w:r>
+              <w:rPr>
+                <w:rFonts w:eastAsia="標楷體" w:hint="eastAsia"/>
+              </w:rPr>
+              <w:t>照</w:t>
+            </w:r>
+            <w:r>
+              <w:rPr>
+                <w:rFonts w:eastAsia="標楷體" w:hint="eastAsia"/>
+              </w:rPr>
+              <w:t>)</w:t>
+            </w:r>
+            <w:r>
+              <w:rPr>
+                <w:rFonts w:eastAsia="標楷體" w:hint="eastAsia"/>
+              </w:rPr>
+              <w:t>且</w:t>
             </w:r>
             <w:proofErr w:type="gramStart"/>
             <w:r>
               <w:rPr>
-                <w:rFonts w:ascii="標楷體" w:eastAsia="標楷體" w:hAnsi="標楷體" w:hint="eastAsia"/>
+                <w:rFonts w:eastAsia="標楷體" w:hint="eastAsia"/>
               </w:rPr>
               <w:t>於回訓期間</w:t>
             </w:r>
             <w:proofErr w:type="gramEnd"/>
             <w:r>
               <w:rPr>
-                <w:rFonts w:ascii="標楷體" w:eastAsia="標楷體" w:hAnsi="標楷體" w:hint="eastAsia"/>
+                <w:rFonts w:eastAsia="標楷體" w:hint="eastAsia"/>
               </w:rPr>
               <w:t>內</w:t>
             </w:r>
             <w:r>
               <w:rPr>
-                <w:rFonts w:ascii="標楷體" w:eastAsia="標楷體" w:hAnsi="標楷體" w:hint="eastAsia"/>
+                <w:rFonts w:eastAsia="標楷體" w:hint="eastAsia"/>
               </w:rPr>
               <w:t>擔任，由指揮人員統一操作信號。</w:t>
             </w:r>
@@ -3464,103 +3943,126 @@
               <w:spacing w:line="360" w:lineRule="exact"/>
               <w:ind w:left="720" w:hanging="720"/>
               <w:rPr>
-                <w:rFonts w:ascii="標楷體" w:eastAsia="標楷體" w:hAnsi="標楷體"/>
+                <w:rFonts w:eastAsia="標楷體"/>
               </w:rPr>
             </w:pPr>
             <w:r>
               <w:rPr>
-                <w:rFonts w:ascii="標楷體" w:eastAsia="標楷體" w:hAnsi="標楷體" w:hint="eastAsia"/>
-              </w:rPr>
-              <w:t>（二）</w:t>
-            </w:r>
-            <w:r>
-              <w:rPr>
-                <w:rFonts w:ascii="標楷體" w:eastAsia="標楷體" w:hAnsi="標楷體" w:hint="eastAsia"/>
-                <w:b/>
-              </w:rPr>
-              <w:t>工作場所標示事項</w:t>
-            </w:r>
-            <w:r>
-              <w:rPr>
-                <w:rFonts w:ascii="標楷體" w:eastAsia="標楷體" w:hAnsi="標楷體" w:hint="eastAsia"/>
-              </w:rPr>
-              <w:t>：承攬商應於開工前設置工程(</w:t>
-            </w:r>
-            <w:r>
-              <w:rPr>
-                <w:rFonts w:ascii="標楷體" w:eastAsia="標楷體" w:hAnsi="標楷體" w:cs="標楷體" w:hint="eastAsia"/>
-              </w:rPr>
-              <w:t>作)</w:t>
-            </w:r>
-            <w:r>
-              <w:rPr>
-                <w:rFonts w:ascii="標楷體" w:eastAsia="標楷體" w:hAnsi="標楷體" w:hint="eastAsia"/>
-              </w:rPr>
-              <w:t>標示牌，內容包括工程(</w:t>
-            </w:r>
-            <w:r>
-              <w:rPr>
-                <w:rFonts w:ascii="標楷體" w:eastAsia="標楷體" w:hAnsi="標楷體" w:cs="標楷體" w:hint="eastAsia"/>
-              </w:rPr>
-              <w:t>作)</w:t>
-            </w:r>
-            <w:r>
-              <w:rPr>
-                <w:rFonts w:ascii="標楷體" w:eastAsia="標楷體" w:hAnsi="標楷體" w:hint="eastAsia"/>
-              </w:rPr>
-              <w:t>名稱、負責人、施工項目、工期、聯絡電話、工程(</w:t>
-            </w:r>
-            <w:r>
-              <w:rPr>
-                <w:rFonts w:ascii="標楷體" w:eastAsia="標楷體" w:hAnsi="標楷體" w:cs="標楷體" w:hint="eastAsia"/>
-              </w:rPr>
-              <w:t>作)</w:t>
-            </w:r>
-            <w:r>
-              <w:rPr>
-                <w:rFonts w:ascii="標楷體" w:eastAsia="標楷體" w:hAnsi="標楷體" w:hint="eastAsia"/>
+                <w:rFonts w:eastAsia="標楷體" w:hint="eastAsia"/>
+              </w:rPr>
+              <w:t>（二）工作場所標示事項：承攬商應於開工前設置工程</w:t>
+            </w:r>
+            <w:r>
+              <w:rPr>
+                <w:rFonts w:eastAsia="標楷體" w:hint="eastAsia"/>
+              </w:rPr>
+              <w:t>(</w:t>
+            </w:r>
+            <w:r>
+              <w:rPr>
+                <w:rFonts w:eastAsia="標楷體" w:cs="標楷體" w:hint="eastAsia"/>
+              </w:rPr>
+              <w:t>作</w:t>
+            </w:r>
+            <w:r>
+              <w:rPr>
+                <w:rFonts w:eastAsia="標楷體" w:cs="標楷體" w:hint="eastAsia"/>
+              </w:rPr>
+              <w:t>)</w:t>
+            </w:r>
+            <w:r>
+              <w:rPr>
+                <w:rFonts w:eastAsia="標楷體" w:hint="eastAsia"/>
+              </w:rPr>
+              <w:t>標示牌，內容包括工程</w:t>
+            </w:r>
+            <w:r>
+              <w:rPr>
+                <w:rFonts w:eastAsia="標楷體" w:hint="eastAsia"/>
+              </w:rPr>
+              <w:t>(</w:t>
+            </w:r>
+            <w:r>
+              <w:rPr>
+                <w:rFonts w:eastAsia="標楷體" w:cs="標楷體" w:hint="eastAsia"/>
+              </w:rPr>
+              <w:t>作</w:t>
+            </w:r>
+            <w:r>
+              <w:rPr>
+                <w:rFonts w:eastAsia="標楷體" w:cs="標楷體" w:hint="eastAsia"/>
+              </w:rPr>
+              <w:t>)</w:t>
+            </w:r>
+            <w:r>
+              <w:rPr>
+                <w:rFonts w:eastAsia="標楷體" w:hint="eastAsia"/>
+              </w:rPr>
+              <w:t>名稱、負責人、施工項目、工期、聯絡電話、工程</w:t>
+            </w:r>
+            <w:r>
+              <w:rPr>
+                <w:rFonts w:eastAsia="標楷體" w:hint="eastAsia"/>
+              </w:rPr>
+              <w:t>(</w:t>
+            </w:r>
+            <w:r>
+              <w:rPr>
+                <w:rFonts w:eastAsia="標楷體" w:cs="標楷體" w:hint="eastAsia"/>
+              </w:rPr>
+              <w:t>作</w:t>
+            </w:r>
+            <w:r>
+              <w:rPr>
+                <w:rFonts w:eastAsia="標楷體" w:cs="標楷體" w:hint="eastAsia"/>
+              </w:rPr>
+              <w:t>)</w:t>
+            </w:r>
+            <w:r>
+              <w:rPr>
+                <w:rFonts w:eastAsia="標楷體" w:hint="eastAsia"/>
               </w:rPr>
               <w:t>主辦部門等事項，作業場所有墜落、開口或</w:t>
             </w:r>
             <w:proofErr w:type="gramStart"/>
             <w:r>
               <w:rPr>
-                <w:rFonts w:ascii="標楷體" w:eastAsia="標楷體" w:hAnsi="標楷體" w:hint="eastAsia"/>
+                <w:rFonts w:eastAsia="標楷體" w:hint="eastAsia"/>
               </w:rPr>
               <w:t>有感電之虞</w:t>
             </w:r>
             <w:proofErr w:type="gramEnd"/>
             <w:r>
               <w:rPr>
-                <w:rFonts w:ascii="標楷體" w:eastAsia="標楷體" w:hAnsi="標楷體" w:hint="eastAsia"/>
+                <w:rFonts w:eastAsia="標楷體" w:hint="eastAsia"/>
               </w:rPr>
               <w:t>等危險場所，應設立警戒標示。本廠設備除非已掛檢修作業標示，運轉中禁止操作；開關場、變壓器區等有電區域</w:t>
             </w:r>
             <w:proofErr w:type="gramStart"/>
             <w:r>
               <w:rPr>
-                <w:rFonts w:ascii="標楷體" w:eastAsia="標楷體" w:hAnsi="標楷體" w:hint="eastAsia"/>
+                <w:rFonts w:eastAsia="標楷體" w:hint="eastAsia"/>
               </w:rPr>
               <w:t>應圍繩（</w:t>
             </w:r>
             <w:proofErr w:type="gramEnd"/>
             <w:r>
               <w:rPr>
-                <w:rFonts w:ascii="標楷體" w:eastAsia="標楷體" w:hAnsi="標楷體" w:hint="eastAsia"/>
+                <w:rFonts w:eastAsia="標楷體" w:hint="eastAsia"/>
               </w:rPr>
               <w:t>網）附紅色三角旗警戒，無電區域</w:t>
             </w:r>
             <w:proofErr w:type="gramStart"/>
             <w:r>
               <w:rPr>
-                <w:rFonts w:ascii="標楷體" w:eastAsia="標楷體" w:hAnsi="標楷體" w:hint="eastAsia"/>
+                <w:rFonts w:eastAsia="標楷體" w:hint="eastAsia"/>
               </w:rPr>
               <w:t>應圍繩（</w:t>
             </w:r>
             <w:proofErr w:type="gramEnd"/>
             <w:r>
               <w:rPr>
-                <w:rFonts w:ascii="標楷體" w:eastAsia="標楷體" w:hAnsi="標楷體" w:hint="eastAsia"/>
+                <w:rFonts w:eastAsia="標楷體" w:hint="eastAsia"/>
               </w:rPr>
               <w:t>網）附藍色三角旗標示。</w:t>
             </w:r>
@@ -3570,51 +4072,38 @@
               <w:spacing w:line="360" w:lineRule="exact"/>
               <w:ind w:left="751" w:hanging="720"/>
               <w:rPr>
-                <w:rFonts w:ascii="標楷體" w:eastAsia="標楷體" w:hAnsi="標楷體"/>
+                <w:rFonts w:eastAsia="標楷體"/>
               </w:rPr>
             </w:pPr>
             <w:r>
               <w:rPr>
-                <w:rFonts w:ascii="標楷體" w:eastAsia="標楷體" w:hAnsi="標楷體" w:hint="eastAsia"/>
-              </w:rPr>
-              <w:t>（三）</w:t>
-            </w:r>
-            <w:r>
-              <w:rPr>
-                <w:rFonts w:ascii="標楷體" w:eastAsia="標楷體" w:hAnsi="標楷體" w:hint="eastAsia"/>
-                <w:b/>
-              </w:rPr>
-              <w:t>有害物空容器放置</w:t>
-            </w:r>
-            <w:r>
-              <w:rPr>
-                <w:rFonts w:ascii="標楷體" w:eastAsia="標楷體" w:hAnsi="標楷體" w:hint="eastAsia"/>
-              </w:rPr>
-              <w:t>：本廠</w:t>
-            </w:r>
-            <w:r>
-              <w:rPr>
-                <w:rFonts w:ascii="標楷體" w:eastAsia="標楷體" w:hAnsi="標楷體" w:hint="eastAsia"/>
+                <w:rFonts w:eastAsia="標楷體" w:hint="eastAsia"/>
+              </w:rPr>
+              <w:t>（三）有害物空容器放置：本廠</w:t>
+            </w:r>
+            <w:r>
+              <w:rPr>
+                <w:rFonts w:eastAsia="標楷體" w:hint="eastAsia"/>
               </w:rPr>
               <w:t>危</w:t>
             </w:r>
             <w:r>
               <w:rPr>
-                <w:rFonts w:ascii="標楷體" w:eastAsia="標楷體" w:hAnsi="標楷體" w:hint="eastAsia"/>
+                <w:rFonts w:eastAsia="標楷體" w:hint="eastAsia"/>
               </w:rPr>
               <w:t>害物空容器，</w:t>
             </w:r>
             <w:proofErr w:type="gramStart"/>
             <w:r>
               <w:rPr>
-                <w:rFonts w:ascii="標楷體" w:eastAsia="標楷體" w:hAnsi="標楷體" w:hint="eastAsia"/>
+                <w:rFonts w:eastAsia="標楷體" w:hint="eastAsia"/>
               </w:rPr>
               <w:t>均已要求</w:t>
             </w:r>
             <w:proofErr w:type="gramEnd"/>
             <w:r>
               <w:rPr>
-                <w:rFonts w:ascii="標楷體" w:eastAsia="標楷體" w:hAnsi="標楷體" w:hint="eastAsia"/>
+                <w:rFonts w:eastAsia="標楷體" w:hint="eastAsia"/>
               </w:rPr>
               <w:t>供應商回收，嚴禁取用，避免造成環保或安全衛生問題。</w:t>
             </w:r>
@@ -3624,54 +4113,64 @@
               <w:spacing w:line="360" w:lineRule="exact"/>
               <w:ind w:left="720" w:hanging="720"/>
               <w:rPr>
-                <w:rFonts w:ascii="標楷體" w:eastAsia="標楷體" w:hAnsi="標楷體"/>
+                <w:rFonts w:eastAsia="標楷體"/>
               </w:rPr>
             </w:pPr>
             <w:r>
               <w:rPr>
-                <w:rFonts w:ascii="標楷體" w:eastAsia="標楷體" w:hAnsi="標楷體" w:hint="eastAsia"/>
-              </w:rPr>
-              <w:t>（四）</w:t>
-            </w:r>
-            <w:r>
-              <w:rPr>
-                <w:rFonts w:ascii="標楷體" w:eastAsia="標楷體" w:hAnsi="標楷體" w:hint="eastAsia"/>
-                <w:b/>
-              </w:rPr>
-              <w:t>警報事項</w:t>
-            </w:r>
-            <w:r>
-              <w:rPr>
-                <w:rFonts w:ascii="標楷體" w:eastAsia="標楷體" w:hAnsi="標楷體" w:hint="eastAsia"/>
-              </w:rPr>
-              <w:t>：作業區域內發生緊急事故，首要以附近廣播系統聯繫控制室並迅速發出警告；本廠控制室分機電話：2210、2670。救護車支援分機電話：119。</w:t>
+                <w:rFonts w:eastAsia="標楷體" w:hint="eastAsia"/>
+              </w:rPr>
+              <w:t>（四）警報事項：作業區域內發生緊急事故，首要以附近廣播系統聯繫控制室並迅速發出警告；本廠控制室分機電話：</w:t>
+            </w:r>
+            <w:r>
+              <w:rPr>
+                <w:rFonts w:eastAsia="標楷體" w:hint="eastAsia"/>
+              </w:rPr>
+              <w:t>2210</w:t>
+            </w:r>
+            <w:r>
+              <w:rPr>
+                <w:rFonts w:eastAsia="標楷體" w:hint="eastAsia"/>
+              </w:rPr>
+              <w:t>、</w:t>
+            </w:r>
+            <w:r>
+              <w:rPr>
+                <w:rFonts w:eastAsia="標楷體" w:hint="eastAsia"/>
+              </w:rPr>
+              <w:t>2670</w:t>
+            </w:r>
+            <w:r>
+              <w:rPr>
+                <w:rFonts w:eastAsia="標楷體" w:hint="eastAsia"/>
+              </w:rPr>
+              <w:t>。救護車支援分機電話：</w:t>
+            </w:r>
+            <w:r>
+              <w:rPr>
+                <w:rFonts w:eastAsia="標楷體" w:hint="eastAsia"/>
+              </w:rPr>
+              <w:t>119</w:t>
+            </w:r>
+            <w:r>
+              <w:rPr>
+                <w:rFonts w:eastAsia="標楷體" w:hint="eastAsia"/>
+              </w:rPr>
+              <w:t>。</w:t>
             </w:r>
           </w:p>
           <w:p>
             <w:pPr>
               <w:spacing w:line="360" w:lineRule="exact"/>
               <w:rPr>
-                <w:rFonts w:ascii="標楷體" w:eastAsia="標楷體" w:hAnsi="標楷體"/>
+                <w:rFonts w:eastAsia="標楷體"/>
               </w:rPr>
             </w:pPr>
             <w:r>
               <w:rPr>
-                <w:rFonts w:ascii="標楷體" w:eastAsia="標楷體" w:hAnsi="標楷體" w:hint="eastAsia"/>
-              </w:rPr>
-              <w:t>（五）</w:t>
-            </w:r>
-            <w:r>
-              <w:rPr>
-                <w:rFonts w:ascii="標楷體" w:eastAsia="標楷體" w:hAnsi="標楷體" w:hint="eastAsia"/>
-                <w:b/>
-              </w:rPr>
-              <w:t>緊急避難辦法及訓練</w:t>
-            </w:r>
-            <w:r>
-              <w:rPr>
-                <w:rFonts w:ascii="標楷體" w:eastAsia="標楷體" w:hAnsi="標楷體" w:hint="eastAsia"/>
-              </w:rPr>
-              <w:t>：</w:t>
+                <w:rFonts w:eastAsia="標楷體" w:hint="eastAsia"/>
+              </w:rPr>
+              <w:t>（五）緊急避難辦法及訓練：</w:t>
             </w:r>
           </w:p>
           <w:p>
@@ -3679,14 +4178,20 @@
               <w:spacing w:line="360" w:lineRule="exact"/>
               <w:ind w:left="480" w:hanging="240"/>
               <w:rPr>
-                <w:rFonts w:ascii="標楷體" w:eastAsia="標楷體" w:hAnsi="標楷體"/>
+                <w:rFonts w:eastAsia="標楷體"/>
               </w:rPr>
             </w:pPr>
             <w:r>
               <w:rPr>
-                <w:rFonts w:ascii="標楷體" w:eastAsia="標楷體" w:hAnsi="標楷體" w:hint="eastAsia"/>
-              </w:rPr>
-              <w:t>1.本廠辦理年度消防訓練時，針對本廠消防設施佈置，使用操作方法，承攬商共同參加消防訓練，承攬商不得拒絕。</w:t>
+                <w:rFonts w:eastAsia="標楷體" w:hint="eastAsia"/>
+              </w:rPr>
+              <w:t>1.</w:t>
+            </w:r>
+            <w:r>
+              <w:rPr>
+                <w:rFonts w:eastAsia="標楷體" w:hint="eastAsia"/>
+              </w:rPr>
+              <w:t>本廠辦理年度消防訓練時，針對本廠消防設施佈置，使用操作方法，承攬商共同參加消防訓練，承攬商不得拒絕。</w:t>
             </w:r>
           </w:p>
           <w:p>
@@ -3694,14 +4199,20 @@
               <w:spacing w:line="360" w:lineRule="exact"/>
               <w:ind w:left="480" w:hanging="240"/>
               <w:rPr>
-                <w:rFonts w:ascii="標楷體" w:eastAsia="標楷體" w:hAnsi="標楷體"/>
+                <w:rFonts w:eastAsia="標楷體"/>
               </w:rPr>
             </w:pPr>
             <w:r>
               <w:rPr>
-                <w:rFonts w:ascii="標楷體" w:eastAsia="標楷體" w:hAnsi="標楷體" w:hint="eastAsia"/>
-              </w:rPr>
-              <w:t>2.承攬商勞工到本廠工作，其雇主應施以從事工作及預防災變所必要之安全衛生教育、訓練，並應有紀錄。</w:t>
+                <w:rFonts w:eastAsia="標楷體" w:hint="eastAsia"/>
+              </w:rPr>
+              <w:t>2.</w:t>
+            </w:r>
+            <w:r>
+              <w:rPr>
+                <w:rFonts w:eastAsia="標楷體" w:hint="eastAsia"/>
+              </w:rPr>
+              <w:t>承攬商勞工到本廠工作，其雇主應施以從事工作及預防災變所必要之安全衛生教育、訓練，並應有紀錄。</w:t>
             </w:r>
           </w:p>
           <w:p>
@@ -3709,77 +4220,383 @@
               <w:spacing w:line="360" w:lineRule="exact"/>
               <w:ind w:left="480" w:hanging="240"/>
               <w:rPr>
-                <w:rFonts w:ascii="標楷體" w:eastAsia="標楷體" w:hAnsi="標楷體"/>
+                <w:rFonts w:eastAsia="標楷體"/>
               </w:rPr>
             </w:pPr>
             <w:r>
               <w:rPr>
-                <w:rFonts w:ascii="標楷體" w:eastAsia="標楷體" w:hAnsi="標楷體" w:hint="eastAsia"/>
-              </w:rPr>
-              <w:t>3.如發生職業災害，承攬商應即採取必要之急救、搶救等措施及即速報工程(</w:t>
-            </w:r>
-            <w:r>
-              <w:rPr>
-                <w:rFonts w:ascii="標楷體" w:eastAsia="標楷體" w:hAnsi="標楷體" w:cs="標楷體" w:hint="eastAsia"/>
-              </w:rPr>
-              <w:t>作)</w:t>
-            </w:r>
-            <w:r>
-              <w:rPr>
-                <w:rFonts w:ascii="標楷體" w:eastAsia="標楷體" w:hAnsi="標楷體" w:hint="eastAsia"/>
+                <w:rFonts w:eastAsia="標楷體" w:hint="eastAsia"/>
+              </w:rPr>
+              <w:t>3.</w:t>
+            </w:r>
+            <w:r>
+              <w:rPr>
+                <w:rFonts w:eastAsia="標楷體" w:hint="eastAsia"/>
+              </w:rPr>
+              <w:t>如發生職業災害，承攬商應即採取必要之急救、搶救等措施及即速報工程</w:t>
+            </w:r>
+            <w:r>
+              <w:rPr>
+                <w:rFonts w:eastAsia="標楷體" w:hint="eastAsia"/>
+              </w:rPr>
+              <w:t>(</w:t>
+            </w:r>
+            <w:r>
+              <w:rPr>
+                <w:rFonts w:eastAsia="標楷體" w:cs="標楷體" w:hint="eastAsia"/>
+              </w:rPr>
+              <w:t>作</w:t>
+            </w:r>
+            <w:r>
+              <w:rPr>
+                <w:rFonts w:eastAsia="標楷體" w:cs="標楷體" w:hint="eastAsia"/>
+              </w:rPr>
+              <w:t>)</w:t>
+            </w:r>
+            <w:r>
+              <w:rPr>
+                <w:rFonts w:eastAsia="標楷體" w:hint="eastAsia"/>
               </w:rPr>
               <w:t>主辦部門，如為重大職業災害應於</w:t>
             </w:r>
             <w:r>
               <w:rPr>
-                <w:rFonts w:ascii="標楷體" w:eastAsia="標楷體" w:hAnsi="標楷體" w:hint="eastAsia"/>
-                <w:b/>
-              </w:rPr>
-              <w:t>8小時</w:t>
-            </w:r>
-            <w:r>
-              <w:rPr>
-                <w:rFonts w:ascii="標楷體" w:eastAsia="標楷體" w:hAnsi="標楷體" w:hint="eastAsia"/>
-              </w:rPr>
-              <w:t>內向勞動檢查機構通報，如有人死亡時並應另向當警察機關或電廠駐警報案，並實施事故調查、分析及作成紀錄。</w:t>
+                <w:rFonts w:eastAsia="標楷體" w:hint="eastAsia"/>
+              </w:rPr>
+              <w:t>8</w:t>
+            </w:r>
+            <w:r>
+              <w:rPr>
+                <w:rFonts w:eastAsia="標楷體" w:hint="eastAsia"/>
+              </w:rPr>
+              <w:t>小時內向勞動檢查機構通報，如有人死亡時並應另向當警察機關或電廠駐警報案，並實施事故調查、分析及作成紀錄。</w:t>
             </w:r>
           </w:p>
           <w:p>
             <w:pPr>
               <w:ind w:leftChars="100" w:left="480" w:hangingChars="100" w:hanging="240"/>
               <w:rPr>
-                <w:rFonts w:ascii="標楷體" w:eastAsia="標楷體" w:hAnsi="標楷體"/>
+                <w:rFonts w:eastAsia="標楷體"/>
+              </w:rPr>
+            </w:pPr>
+            <w:r>
+              <w:rPr>
+                <w:rFonts w:eastAsia="標楷體" w:hint="eastAsia"/>
+              </w:rPr>
+              <w:t>4.</w:t>
+            </w:r>
+            <w:r>
+              <w:rPr>
+                <w:rFonts w:eastAsia="標楷體" w:hint="eastAsia"/>
+              </w:rPr>
+              <w:t>承攬商之工地負責人、</w:t>
+            </w:r>
+            <w:proofErr w:type="gramStart"/>
+            <w:r>
+              <w:rPr>
+                <w:rFonts w:eastAsia="標楷體" w:hint="eastAsia"/>
+                <w:lang w:eastAsia="zh-HK"/>
+              </w:rPr>
+              <w:t>職安</w:t>
+            </w:r>
+            <w:r>
+              <w:rPr>
+                <w:rFonts w:eastAsia="標楷體" w:hint="eastAsia"/>
+              </w:rPr>
+              <w:t>人員</w:t>
+            </w:r>
+            <w:proofErr w:type="gramEnd"/>
+            <w:r>
+              <w:rPr>
+                <w:rFonts w:eastAsia="標楷體" w:hint="eastAsia"/>
+              </w:rPr>
+              <w:t>應瞭解工作場所緊急避難方向，並告知其勞工。</w:t>
+            </w:r>
+          </w:p>
+          <w:p>
+            <w:pPr>
+              <w:ind w:left="480" w:hangingChars="200" w:hanging="480"/>
+              <w:rPr>
+                <w:rFonts w:eastAsia="標楷體"/>
+                <w:color w:val="FF0000"/>
+              </w:rPr>
+            </w:pPr>
+            <w:r>
+              <w:rPr>
+                <w:rFonts w:eastAsia="標楷體" w:hint="eastAsia"/>
+                <w:color w:val="FF0000"/>
+              </w:rPr>
+              <w:t>(</w:t>
+            </w:r>
+            <w:r>
+              <w:rPr>
+                <w:rFonts w:eastAsia="標楷體" w:hint="eastAsia"/>
+                <w:color w:val="FF0000"/>
+              </w:rPr>
+              <w:t>六</w:t>
+            </w:r>
+            <w:r>
+              <w:rPr>
+                <w:rFonts w:eastAsia="標楷體" w:hint="eastAsia"/>
+                <w:color w:val="FF0000"/>
+              </w:rPr>
+              <w:t>)</w:t>
+            </w:r>
+            <w:r>
+              <w:rPr>
+                <w:rFonts w:eastAsia="標楷體"/>
+                <w:color w:val="FF0000"/>
+              </w:rPr>
+              <w:t>於高溫、低溫、強風、豪雨、雷擊、颱風或其他不利氣候條件下作業時，應評估作業風險，</w:t>
+            </w:r>
+            <w:r>
+              <w:rPr>
+                <w:rFonts w:eastAsia="標楷體"/>
+                <w:color w:val="FF0000"/>
+              </w:rPr>
+              <w:lastRenderedPageBreak/>
+              <w:t>採取必要防護措施，並訂定停止作業、撤離及復工條件。</w:t>
+            </w:r>
+          </w:p>
+          <w:p>
+            <w:pPr>
+              <w:pStyle w:val="afc"/>
+              <w:ind w:leftChars="0" w:left="720"/>
+              <w:rPr>
+                <w:rFonts w:eastAsia="標楷體"/>
+                <w:color w:val="FF0000"/>
+              </w:rPr>
+            </w:pPr>
+            <w:r>
+              <w:rPr>
+                <w:rFonts w:eastAsia="標楷體"/>
+                <w:color w:val="FF0000"/>
+              </w:rPr>
+              <w:t>本工程可能遭遇：</w:t>
+            </w:r>
+            <w:r>
+              <w:rPr>
+                <w:rFonts w:eastAsia="標楷體"/>
+                <w:color w:val="FF0000"/>
+              </w:rPr>
+              <w:br/>
+              <w:t>□</w:t>
+            </w:r>
+            <w:r>
+              <w:rPr>
+                <w:rFonts w:eastAsia="標楷體"/>
+                <w:color w:val="FF0000"/>
+              </w:rPr>
+              <w:t xml:space="preserve">高溫　</w:t>
+            </w:r>
+            <w:r>
+              <w:rPr>
+                <w:rFonts w:eastAsia="標楷體"/>
+                <w:color w:val="FF0000"/>
+              </w:rPr>
+              <w:t>□</w:t>
+            </w:r>
+            <w:r>
+              <w:rPr>
+                <w:rFonts w:eastAsia="標楷體"/>
+                <w:color w:val="FF0000"/>
+              </w:rPr>
+              <w:t xml:space="preserve">低溫　</w:t>
+            </w:r>
+            <w:r>
+              <w:rPr>
+                <w:rFonts w:eastAsia="標楷體"/>
+                <w:color w:val="FF0000"/>
+              </w:rPr>
+              <w:t>□</w:t>
+            </w:r>
+            <w:r>
+              <w:rPr>
+                <w:rFonts w:eastAsia="標楷體"/>
+                <w:color w:val="FF0000"/>
+              </w:rPr>
+              <w:t xml:space="preserve">強風　</w:t>
+            </w:r>
+            <w:r>
+              <w:rPr>
+                <w:rFonts w:eastAsia="標楷體"/>
+                <w:color w:val="FF0000"/>
+              </w:rPr>
+              <w:t>□</w:t>
+            </w:r>
+            <w:r>
+              <w:rPr>
+                <w:rFonts w:eastAsia="標楷體"/>
+                <w:color w:val="FF0000"/>
+              </w:rPr>
+              <w:t xml:space="preserve">豪雨　</w:t>
+            </w:r>
+            <w:r>
+              <w:rPr>
+                <w:rFonts w:eastAsia="標楷體"/>
+                <w:color w:val="FF0000"/>
+              </w:rPr>
+              <w:t>□</w:t>
+            </w:r>
+            <w:r>
+              <w:rPr>
+                <w:rFonts w:eastAsia="標楷體"/>
+                <w:color w:val="FF0000"/>
+              </w:rPr>
+              <w:t xml:space="preserve">雷擊　</w:t>
+            </w:r>
+            <w:r>
+              <w:rPr>
+                <w:rFonts w:eastAsia="標楷體"/>
+                <w:color w:val="FF0000"/>
+              </w:rPr>
+              <w:t>□</w:t>
+            </w:r>
+            <w:r>
+              <w:rPr>
+                <w:rFonts w:eastAsia="標楷體"/>
+                <w:color w:val="FF0000"/>
+              </w:rPr>
+              <w:t xml:space="preserve">颱風　</w:t>
+            </w:r>
+            <w:r>
+              <w:rPr>
+                <w:rFonts w:eastAsia="標楷體"/>
+                <w:color w:val="FF0000"/>
+              </w:rPr>
+              <w:t>□</w:t>
+            </w:r>
+            <w:r>
+              <w:rPr>
+                <w:rFonts w:eastAsia="標楷體"/>
+                <w:color w:val="FF0000"/>
+              </w:rPr>
+              <w:t>其他：</w:t>
+            </w:r>
+            <w:proofErr w:type="gramStart"/>
+            <w:r>
+              <w:rPr>
+                <w:rFonts w:eastAsia="標楷體"/>
+                <w:color w:val="FF0000"/>
+              </w:rPr>
+              <w:t>＿＿＿＿</w:t>
+            </w:r>
+            <w:proofErr w:type="gramEnd"/>
+          </w:p>
+          <w:p>
+            <w:pPr>
+              <w:ind w:leftChars="100" w:left="480" w:hangingChars="100" w:hanging="240"/>
+              <w:rPr>
+                <w:rFonts w:eastAsia="標楷體"/>
+                <w:color w:val="000000" w:themeColor="text1"/>
                 <w:sz w:val="28"/>
-                <w:szCs w:val="28"/>
               </w:rPr>
             </w:pPr>
             <w:r>
               <w:rPr>
-                <w:rFonts w:ascii="標楷體" w:eastAsia="標楷體" w:hAnsi="標楷體" w:hint="eastAsia"/>
-              </w:rPr>
-              <w:t>4.承攬商之工地負責人、</w:t>
+                <w:rFonts w:eastAsia="標楷體"/>
+                <w:color w:val="FF0000"/>
+              </w:rPr>
+              <w:t>採取措施：</w:t>
+            </w:r>
+            <w:r>
+              <w:rPr>
+                <w:rFonts w:eastAsia="標楷體"/>
+                <w:color w:val="FF0000"/>
+              </w:rPr>
+              <w:br/>
+              <w:t>□</w:t>
+            </w:r>
+            <w:r>
+              <w:rPr>
+                <w:rFonts w:eastAsia="標楷體"/>
+                <w:color w:val="FF0000"/>
+              </w:rPr>
+              <w:t xml:space="preserve">調整作業時間　</w:t>
+            </w:r>
+            <w:r>
+              <w:rPr>
+                <w:rFonts w:eastAsia="標楷體"/>
+                <w:color w:val="FF0000"/>
+              </w:rPr>
+              <w:t>□</w:t>
+            </w:r>
+            <w:r>
+              <w:rPr>
+                <w:rFonts w:eastAsia="標楷體"/>
+                <w:color w:val="FF0000"/>
+              </w:rPr>
+              <w:t>增加休息及飲水</w:t>
+            </w:r>
+            <w:r>
+              <w:rPr>
+                <w:rFonts w:eastAsia="標楷體"/>
+                <w:color w:val="FF0000"/>
+              </w:rPr>
+              <w:br/>
+              <w:t>□</w:t>
+            </w:r>
+            <w:r>
+              <w:rPr>
+                <w:rFonts w:eastAsia="標楷體"/>
+                <w:color w:val="FF0000"/>
+              </w:rPr>
+              <w:t>加強設備、施工架及物料固定</w:t>
+            </w:r>
+            <w:r>
+              <w:rPr>
+                <w:rFonts w:eastAsia="標楷體"/>
+                <w:color w:val="FF0000"/>
+              </w:rPr>
+              <w:br/>
+              <w:t>□</w:t>
+            </w:r>
+            <w:r>
+              <w:rPr>
+                <w:rFonts w:eastAsia="標楷體"/>
+                <w:color w:val="FF0000"/>
+              </w:rPr>
+              <w:t>停止高處或吊掛作業</w:t>
+            </w:r>
+            <w:r>
+              <w:rPr>
+                <w:rFonts w:eastAsia="標楷體"/>
+                <w:color w:val="FF0000"/>
+              </w:rPr>
+              <w:br/>
+              <w:t>□</w:t>
+            </w:r>
+            <w:r>
+              <w:rPr>
+                <w:rFonts w:eastAsia="標楷體"/>
+                <w:color w:val="FF0000"/>
+              </w:rPr>
+              <w:t>撤離至安全場所</w:t>
+            </w:r>
+            <w:r>
+              <w:rPr>
+                <w:rFonts w:eastAsia="標楷體"/>
+                <w:color w:val="FF0000"/>
+              </w:rPr>
+              <w:br/>
+              <w:t>□</w:t>
+            </w:r>
+            <w:r>
+              <w:rPr>
+                <w:rFonts w:eastAsia="標楷體"/>
+                <w:color w:val="FF0000"/>
+              </w:rPr>
+              <w:t>其他：</w:t>
             </w:r>
             <w:proofErr w:type="gramStart"/>
             <w:r>
               <w:rPr>
-                <w:rFonts w:ascii="標楷體" w:eastAsia="標楷體" w:hAnsi="標楷體" w:hint="eastAsia"/>
-                <w:lang w:eastAsia="zh-HK"/>
-              </w:rPr>
-              <w:t>職安</w:t>
-            </w:r>
-            <w:r>
-              <w:rPr>
-                <w:rFonts w:ascii="標楷體" w:eastAsia="標楷體" w:hAnsi="標楷體" w:hint="eastAsia"/>
-              </w:rPr>
-              <w:t>人員</w:t>
+                <w:rFonts w:eastAsia="標楷體"/>
+                <w:color w:val="FF0000"/>
+              </w:rPr>
+              <w:t>＿＿＿＿＿＿＿</w:t>
             </w:r>
             <w:proofErr w:type="gramEnd"/>
-            <w:r>
-              <w:rPr>
-                <w:rFonts w:ascii="標楷體" w:eastAsia="標楷體" w:hAnsi="標楷體" w:hint="eastAsia"/>
-              </w:rPr>
-              <w:t>應瞭解工作場所緊急避難方向，並告知其勞工。</w:t>
-            </w:r>
           </w:p>
         </w:tc>
       </w:tr>
@@ -3793,52 +4610,48 @@
           <w:p>
             <w:pPr>
               <w:rPr>
-                <w:rFonts w:ascii="標楷體" w:eastAsia="標楷體" w:hAnsi="標楷體"/>
+                <w:rFonts w:eastAsia="標楷體"/>
                 <w:b/>
-                <w:bCs/>
+                <w:color w:val="000000" w:themeColor="text1"/>
                 <w:sz w:val="28"/>
-                <w:szCs w:val="28"/>
               </w:rPr>
             </w:pPr>
             <w:r>
               <w:rPr>
-                <w:rFonts w:ascii="標楷體" w:eastAsia="標楷體" w:hAnsi="標楷體"/>
+                <w:rFonts w:eastAsia="標楷體"/>
                 <w:b/>
-                <w:bCs/>
+                <w:color w:val="000000" w:themeColor="text1"/>
                 <w:sz w:val="28"/>
-                <w:szCs w:val="28"/>
-              </w:rPr>
+              </w:rPr>
+              <w:lastRenderedPageBreak/>
               <w:t>9.</w:t>
             </w:r>
             <w:r>
               <w:rPr>
-                <w:rFonts w:ascii="標楷體" w:eastAsia="標楷體" w:hAnsi="標楷體" w:cs="標楷體" w:hint="eastAsia"/>
+                <w:rFonts w:eastAsia="標楷體" w:hint="eastAsia"/>
                 <w:b/>
-                <w:bCs/>
+                <w:color w:val="000000" w:themeColor="text1"/>
                 <w:sz w:val="28"/>
-                <w:szCs w:val="28"/>
               </w:rPr>
               <w:t>使用下列機械、設備或</w:t>
             </w:r>
             <w:proofErr w:type="gramStart"/>
             <w:r>
               <w:rPr>
-                <w:rFonts w:ascii="標楷體" w:eastAsia="標楷體" w:hAnsi="標楷體" w:cs="標楷體" w:hint="eastAsia"/>
+                <w:rFonts w:eastAsia="標楷體" w:hint="eastAsia"/>
                 <w:b/>
-                <w:bCs/>
+                <w:color w:val="000000" w:themeColor="text1"/>
                 <w:sz w:val="28"/>
-                <w:szCs w:val="28"/>
               </w:rPr>
               <w:t>構造物時</w:t>
             </w:r>
             <w:proofErr w:type="gramEnd"/>
             <w:r>
               <w:rPr>
-                <w:rFonts w:ascii="標楷體" w:eastAsia="標楷體" w:hAnsi="標楷體" w:cs="標楷體" w:hint="eastAsia"/>
+                <w:rFonts w:eastAsia="標楷體" w:hint="eastAsia"/>
                 <w:b/>
-                <w:bCs/>
+                <w:color w:val="000000" w:themeColor="text1"/>
                 <w:sz w:val="28"/>
-                <w:szCs w:val="28"/>
               </w:rPr>
               <w:t>，應協調使用上之安全措施</w:t>
             </w:r>
@@ -3857,18 +4670,21 @@
           <w:p>
             <w:pPr>
               <w:rPr>
-                <w:rFonts w:ascii="標楷體" w:eastAsia="標楷體" w:hAnsi="標楷體"/>
+                <w:rFonts w:eastAsia="標楷體"/>
+                <w:color w:val="000000" w:themeColor="text1"/>
               </w:rPr>
             </w:pPr>
             <w:r>
               <w:rPr>
-                <w:rFonts w:ascii="標楷體" w:eastAsia="標楷體" w:hAnsi="標楷體"/>
+                <w:rFonts w:eastAsia="標楷體"/>
+                <w:color w:val="000000" w:themeColor="text1"/>
               </w:rPr>
               <w:t>(1)</w:t>
             </w:r>
             <w:r>
               <w:rPr>
-                <w:rFonts w:ascii="標楷體" w:eastAsia="標楷體" w:hAnsi="標楷體" w:cs="標楷體" w:hint="eastAsia"/>
+                <w:rFonts w:eastAsia="標楷體" w:hint="eastAsia"/>
+                <w:color w:val="000000" w:themeColor="text1"/>
               </w:rPr>
               <w:t>打樁機</w:t>
             </w:r>
@@ -3881,7 +4697,8 @@
           <w:p>
             <w:pPr>
               <w:rPr>
-                <w:rFonts w:ascii="標楷體" w:eastAsia="標楷體" w:hAnsi="標楷體"/>
+                <w:rFonts w:eastAsia="標楷體"/>
+                <w:color w:val="000000" w:themeColor="text1"/>
               </w:rPr>
             </w:pPr>
           </w:p>
@@ -3899,19 +4716,22 @@
           <w:p>
             <w:pPr>
               <w:rPr>
-                <w:rFonts w:ascii="標楷體" w:eastAsia="標楷體" w:hAnsi="標楷體"/>
+                <w:rFonts w:eastAsia="標楷體"/>
+                <w:color w:val="000000" w:themeColor="text1"/>
               </w:rPr>
             </w:pPr>
             <w:r>
               <w:rPr>
-                <w:rFonts w:ascii="標楷體" w:eastAsia="標楷體" w:hAnsi="標楷體"/>
+                <w:rFonts w:eastAsia="標楷體"/>
+                <w:color w:val="000000" w:themeColor="text1"/>
               </w:rPr>
               <w:t>(2)</w:t>
             </w:r>
             <w:proofErr w:type="gramStart"/>
             <w:r>
               <w:rPr>
-                <w:rFonts w:ascii="標楷體" w:eastAsia="標楷體" w:hAnsi="標楷體" w:cs="標楷體" w:hint="eastAsia"/>
+                <w:rFonts w:eastAsia="標楷體" w:hint="eastAsia"/>
+                <w:color w:val="000000" w:themeColor="text1"/>
               </w:rPr>
               <w:t>拔樁機</w:t>
             </w:r>
@@ -3925,7 +4745,8 @@
           <w:p>
             <w:pPr>
               <w:rPr>
-                <w:rFonts w:ascii="標楷體" w:eastAsia="標楷體" w:hAnsi="標楷體"/>
+                <w:rFonts w:eastAsia="標楷體"/>
+                <w:color w:val="000000" w:themeColor="text1"/>
               </w:rPr>
             </w:pPr>
           </w:p>
@@ -3943,18 +4764,21 @@
           <w:p>
             <w:pPr>
               <w:rPr>
-                <w:rFonts w:ascii="標楷體" w:eastAsia="標楷體" w:hAnsi="標楷體"/>
+                <w:rFonts w:eastAsia="標楷體"/>
+                <w:color w:val="000000" w:themeColor="text1"/>
               </w:rPr>
             </w:pPr>
             <w:r>
               <w:rPr>
-                <w:rFonts w:ascii="標楷體" w:eastAsia="標楷體" w:hAnsi="標楷體"/>
+                <w:rFonts w:eastAsia="標楷體"/>
+                <w:color w:val="000000" w:themeColor="text1"/>
               </w:rPr>
               <w:t>(3)</w:t>
             </w:r>
             <w:r>
               <w:rPr>
-                <w:rFonts w:ascii="標楷體" w:eastAsia="標楷體" w:hAnsi="標楷體" w:cs="標楷體" w:hint="eastAsia"/>
+                <w:rFonts w:eastAsia="標楷體" w:hint="eastAsia"/>
+                <w:color w:val="000000" w:themeColor="text1"/>
               </w:rPr>
               <w:t>電動機械</w:t>
             </w:r>
@@ -3967,12 +4791,14 @@
           <w:p>
             <w:pPr>
               <w:rPr>
-                <w:rFonts w:ascii="標楷體" w:eastAsia="標楷體" w:hAnsi="標楷體"/>
+                <w:rFonts w:eastAsia="標楷體"/>
+                <w:color w:val="000000" w:themeColor="text1"/>
               </w:rPr>
             </w:pPr>
             <w:r>
               <w:rPr>
-                <w:rFonts w:ascii="標楷體" w:eastAsia="標楷體" w:hAnsi="標楷體" w:cs="標楷體" w:hint="eastAsia"/>
+                <w:rFonts w:eastAsia="標楷體" w:hint="eastAsia"/>
+                <w:color w:val="000000" w:themeColor="text1"/>
               </w:rPr>
               <w:t>由承攬商自行管理及每日開工前應自動檢查。</w:t>
             </w:r>
@@ -3991,18 +4817,21 @@
           <w:p>
             <w:pPr>
               <w:rPr>
-                <w:rFonts w:ascii="標楷體" w:eastAsia="標楷體" w:hAnsi="標楷體"/>
+                <w:rFonts w:eastAsia="標楷體"/>
+                <w:color w:val="000000" w:themeColor="text1"/>
               </w:rPr>
             </w:pPr>
             <w:r>
               <w:rPr>
-                <w:rFonts w:ascii="標楷體" w:eastAsia="標楷體" w:hAnsi="標楷體"/>
+                <w:rFonts w:eastAsia="標楷體"/>
+                <w:color w:val="000000" w:themeColor="text1"/>
               </w:rPr>
               <w:t>(4)</w:t>
             </w:r>
             <w:r>
               <w:rPr>
-                <w:rFonts w:ascii="標楷體" w:eastAsia="標楷體" w:hAnsi="標楷體" w:cs="標楷體" w:hint="eastAsia"/>
+                <w:rFonts w:eastAsia="標楷體" w:hint="eastAsia"/>
+                <w:color w:val="000000" w:themeColor="text1"/>
               </w:rPr>
               <w:t>電動器具</w:t>
             </w:r>
@@ -4015,12 +4844,14 @@
           <w:p>
             <w:pPr>
               <w:rPr>
-                <w:rFonts w:ascii="標楷體" w:eastAsia="標楷體" w:hAnsi="標楷體"/>
+                <w:rFonts w:eastAsia="標楷體"/>
+                <w:color w:val="000000" w:themeColor="text1"/>
               </w:rPr>
             </w:pPr>
             <w:r>
               <w:rPr>
-                <w:rFonts w:ascii="標楷體" w:eastAsia="標楷體" w:hAnsi="標楷體" w:cs="標楷體" w:hint="eastAsia"/>
+                <w:rFonts w:eastAsia="標楷體" w:hint="eastAsia"/>
+                <w:color w:val="000000" w:themeColor="text1"/>
               </w:rPr>
               <w:t>由承攬商自行管理及每日開工前應自動檢查。</w:t>
             </w:r>
@@ -4039,18 +4870,21 @@
           <w:p>
             <w:pPr>
               <w:rPr>
-                <w:rFonts w:ascii="標楷體" w:eastAsia="標楷體" w:hAnsi="標楷體"/>
+                <w:rFonts w:eastAsia="標楷體"/>
+                <w:color w:val="000000" w:themeColor="text1"/>
               </w:rPr>
             </w:pPr>
             <w:r>
               <w:rPr>
-                <w:rFonts w:ascii="標楷體" w:eastAsia="標楷體" w:hAnsi="標楷體"/>
+                <w:rFonts w:eastAsia="標楷體"/>
+                <w:color w:val="000000" w:themeColor="text1"/>
               </w:rPr>
               <w:t>(5)</w:t>
             </w:r>
             <w:r>
               <w:rPr>
-                <w:rFonts w:ascii="標楷體" w:eastAsia="標楷體" w:hAnsi="標楷體" w:cs="標楷體" w:hint="eastAsia"/>
+                <w:rFonts w:eastAsia="標楷體" w:hint="eastAsia"/>
+                <w:color w:val="000000" w:themeColor="text1"/>
               </w:rPr>
               <w:t>軌道裝置</w:t>
             </w:r>
@@ -4063,7 +4897,8 @@
           <w:p>
             <w:pPr>
               <w:rPr>
-                <w:rFonts w:ascii="標楷體" w:eastAsia="標楷體" w:hAnsi="標楷體"/>
+                <w:rFonts w:eastAsia="標楷體"/>
+                <w:color w:val="000000" w:themeColor="text1"/>
               </w:rPr>
             </w:pPr>
           </w:p>
@@ -4081,18 +4916,21 @@
           <w:p>
             <w:pPr>
               <w:rPr>
-                <w:rFonts w:ascii="標楷體" w:eastAsia="標楷體" w:hAnsi="標楷體"/>
+                <w:rFonts w:eastAsia="標楷體"/>
+                <w:color w:val="000000" w:themeColor="text1"/>
               </w:rPr>
             </w:pPr>
             <w:r>
               <w:rPr>
-                <w:rFonts w:ascii="標楷體" w:eastAsia="標楷體" w:hAnsi="標楷體"/>
+                <w:rFonts w:eastAsia="標楷體"/>
+                <w:color w:val="000000" w:themeColor="text1"/>
               </w:rPr>
               <w:t>(6)</w:t>
             </w:r>
             <w:r>
               <w:rPr>
-                <w:rFonts w:ascii="標楷體" w:eastAsia="標楷體" w:hAnsi="標楷體" w:cs="標楷體" w:hint="eastAsia"/>
+                <w:rFonts w:eastAsia="標楷體" w:hint="eastAsia"/>
+                <w:color w:val="000000" w:themeColor="text1"/>
               </w:rPr>
               <w:t>乙炔熔接裝置</w:t>
             </w:r>
@@ -4107,56 +4945,43 @@
             <w:pPr>
               <w:ind w:left="254" w:hangingChars="106" w:hanging="254"/>
               <w:rPr>
-                <w:rFonts w:ascii="標楷體" w:eastAsia="標楷體" w:hAnsi="標楷體" w:cs="標楷體"/>
+                <w:rFonts w:eastAsia="標楷體"/>
+                <w:color w:val="000000" w:themeColor="text1"/>
               </w:rPr>
             </w:pPr>
             <w:r>
               <w:rPr>
-                <w:rFonts w:ascii="標楷體" w:eastAsia="標楷體" w:hAnsi="標楷體" w:cs="標楷體" w:hint="eastAsia"/>
-              </w:rPr>
-              <w:t>1</w:t>
-            </w:r>
-            <w:r>
-              <w:rPr>
-                <w:rFonts w:ascii="標楷體" w:eastAsia="標楷體" w:hAnsi="標楷體" w:cs="標楷體"/>
-              </w:rPr>
-              <w:t>.</w:t>
-            </w:r>
-            <w:r>
-              <w:rPr>
-                <w:rFonts w:ascii="標楷體" w:eastAsia="標楷體" w:hAnsi="標楷體" w:cs="標楷體" w:hint="eastAsia"/>
-              </w:rPr>
-              <w:t>承攬商自備，獨立使用，每日開工前應自行自動檢查，作業時</w:t>
-            </w:r>
-            <w:r>
-              <w:rPr>
-                <w:rFonts w:ascii="標楷體" w:eastAsia="標楷體" w:hAnsi="標楷體" w:cs="標楷體" w:hint="eastAsia"/>
-              </w:rPr>
-              <w:lastRenderedPageBreak/>
-              <w:t>應嚴防火災發生。</w:t>
+                <w:rFonts w:eastAsia="標楷體"/>
+                <w:color w:val="000000" w:themeColor="text1"/>
+              </w:rPr>
+              <w:t>1.</w:t>
+            </w:r>
+            <w:r>
+              <w:rPr>
+                <w:rFonts w:eastAsia="標楷體" w:hint="eastAsia"/>
+                <w:color w:val="000000" w:themeColor="text1"/>
+              </w:rPr>
+              <w:t>承攬商自備，獨立使用，每日開工前應自行自動檢查，作業時應嚴防火災發生。</w:t>
             </w:r>
           </w:p>
           <w:p>
             <w:pPr>
               <w:rPr>
-                <w:rFonts w:ascii="標楷體" w:eastAsia="標楷體" w:hAnsi="標楷體"/>
+                <w:rFonts w:eastAsia="標楷體"/>
+                <w:color w:val="000000" w:themeColor="text1"/>
               </w:rPr>
             </w:pPr>
             <w:r>
               <w:rPr>
-                <w:rFonts w:ascii="標楷體" w:eastAsia="標楷體" w:hAnsi="標楷體" w:cs="標楷體" w:hint="eastAsia"/>
-              </w:rPr>
-              <w:t>2</w:t>
-            </w:r>
-            <w:r>
-              <w:rPr>
-                <w:rFonts w:ascii="標楷體" w:eastAsia="標楷體" w:hAnsi="標楷體" w:cs="標楷體"/>
-              </w:rPr>
-              <w:t>.</w:t>
-            </w:r>
-            <w:r>
-              <w:rPr>
-                <w:rFonts w:ascii="標楷體" w:eastAsia="標楷體" w:hAnsi="標楷體" w:cs="標楷體" w:hint="eastAsia"/>
+                <w:rFonts w:eastAsia="標楷體"/>
+                <w:color w:val="000000" w:themeColor="text1"/>
+              </w:rPr>
+              <w:t>2.</w:t>
+            </w:r>
+            <w:r>
+              <w:rPr>
+                <w:rFonts w:eastAsia="標楷體" w:hint="eastAsia"/>
+                <w:color w:val="000000" w:themeColor="text1"/>
               </w:rPr>
               <w:t>遵守職業安全衛生設施規則第八章第六節。</w:t>
             </w:r>
@@ -4175,39 +5000,37 @@
           <w:p>
             <w:pPr>
               <w:rPr>
-                <w:rFonts w:ascii="標楷體" w:eastAsia="標楷體" w:hAnsi="標楷體"/>
+                <w:rFonts w:eastAsia="標楷體"/>
+                <w:color w:val="000000" w:themeColor="text1"/>
               </w:rPr>
             </w:pPr>
             <w:r>
               <w:rPr>
-                <w:rFonts w:ascii="標楷體" w:eastAsia="標楷體" w:hAnsi="標楷體" w:hint="eastAsia"/>
-              </w:rPr>
-              <w:lastRenderedPageBreak/>
-              <w:t>(</w:t>
-            </w:r>
-            <w:r>
-              <w:rPr>
-                <w:rFonts w:ascii="標楷體" w:eastAsia="標楷體" w:hAnsi="標楷體"/>
-              </w:rPr>
-              <w:t>7</w:t>
+                <w:rFonts w:eastAsia="標楷體"/>
+                <w:color w:val="000000" w:themeColor="text1"/>
+              </w:rPr>
+              <w:t>(7</w:t>
             </w:r>
             <w:proofErr w:type="gramStart"/>
             <w:r>
               <w:rPr>
-                <w:rFonts w:ascii="標楷體" w:eastAsia="標楷體" w:hAnsi="標楷體"/>
+                <w:rFonts w:eastAsia="標楷體"/>
+                <w:color w:val="000000" w:themeColor="text1"/>
               </w:rPr>
               <w:t>)</w:t>
             </w:r>
             <w:r>
               <w:rPr>
-                <w:rFonts w:ascii="標楷體" w:eastAsia="標楷體" w:hAnsi="標楷體" w:hint="eastAsia"/>
+                <w:rFonts w:eastAsia="標楷體" w:hint="eastAsia"/>
+                <w:color w:val="000000" w:themeColor="text1"/>
               </w:rPr>
               <w:t>氧乙炔</w:t>
             </w:r>
             <w:proofErr w:type="gramEnd"/>
             <w:r>
               <w:rPr>
-                <w:rFonts w:ascii="標楷體" w:eastAsia="標楷體" w:hAnsi="標楷體" w:hint="eastAsia"/>
+                <w:rFonts w:eastAsia="標楷體" w:hint="eastAsia"/>
+                <w:color w:val="000000" w:themeColor="text1"/>
               </w:rPr>
               <w:t>熔接裝置</w:t>
             </w:r>
@@ -4221,7 +5044,8 @@
           <w:p>
             <w:pPr>
               <w:rPr>
-                <w:rFonts w:ascii="標楷體" w:eastAsia="標楷體" w:hAnsi="標楷體" w:cs="標楷體"/>
+                <w:rFonts w:eastAsia="標楷體"/>
+                <w:color w:val="000000" w:themeColor="text1"/>
               </w:rPr>
             </w:pPr>
           </w:p>
@@ -4239,18 +5063,21 @@
           <w:p>
             <w:pPr>
               <w:rPr>
-                <w:rFonts w:ascii="標楷體" w:eastAsia="標楷體" w:hAnsi="標楷體"/>
+                <w:rFonts w:eastAsia="標楷體"/>
+                <w:color w:val="000000" w:themeColor="text1"/>
               </w:rPr>
             </w:pPr>
             <w:r>
               <w:rPr>
-                <w:rFonts w:ascii="標楷體" w:eastAsia="標楷體" w:hAnsi="標楷體"/>
+                <w:rFonts w:eastAsia="標楷體"/>
+                <w:color w:val="000000" w:themeColor="text1"/>
               </w:rPr>
               <w:t>(8)</w:t>
             </w:r>
             <w:r>
               <w:rPr>
-                <w:rFonts w:ascii="標楷體" w:eastAsia="標楷體" w:hAnsi="標楷體" w:cs="標楷體" w:hint="eastAsia"/>
+                <w:rFonts w:eastAsia="標楷體" w:hint="eastAsia"/>
+                <w:color w:val="000000" w:themeColor="text1"/>
               </w:rPr>
               <w:t>電弧熔接裝置</w:t>
             </w:r>
@@ -4263,12 +5090,14 @@
           <w:p>
             <w:pPr>
               <w:rPr>
-                <w:rFonts w:ascii="標楷體" w:eastAsia="標楷體" w:hAnsi="標楷體"/>
+                <w:rFonts w:eastAsia="標楷體"/>
+                <w:color w:val="000000" w:themeColor="text1"/>
               </w:rPr>
             </w:pPr>
             <w:r>
               <w:rPr>
-                <w:rFonts w:ascii="標楷體" w:eastAsia="標楷體" w:hAnsi="標楷體" w:cs="標楷體" w:hint="eastAsia"/>
+                <w:rFonts w:eastAsia="標楷體" w:hint="eastAsia"/>
+                <w:color w:val="000000" w:themeColor="text1"/>
               </w:rPr>
               <w:t>承攬商自備，獨立使用，每日開工前應自行自動檢查，作業時應嚴防火災發生。</w:t>
             </w:r>
@@ -4287,18 +5116,21 @@
           <w:p>
             <w:pPr>
               <w:rPr>
-                <w:rFonts w:ascii="標楷體" w:eastAsia="標楷體" w:hAnsi="標楷體"/>
+                <w:rFonts w:eastAsia="標楷體"/>
+                <w:color w:val="000000" w:themeColor="text1"/>
               </w:rPr>
             </w:pPr>
             <w:r>
               <w:rPr>
-                <w:rFonts w:ascii="標楷體" w:eastAsia="標楷體" w:hAnsi="標楷體"/>
+                <w:rFonts w:eastAsia="標楷體"/>
+                <w:color w:val="000000" w:themeColor="text1"/>
               </w:rPr>
               <w:t>(9)</w:t>
             </w:r>
             <w:r>
               <w:rPr>
-                <w:rFonts w:ascii="標楷體" w:eastAsia="標楷體" w:hAnsi="標楷體" w:cs="標楷體" w:hint="eastAsia"/>
+                <w:rFonts w:eastAsia="標楷體" w:hint="eastAsia"/>
+                <w:color w:val="000000" w:themeColor="text1"/>
               </w:rPr>
               <w:t>換氣裝置及沉箱</w:t>
             </w:r>
@@ -4311,7 +5143,8 @@
           <w:p>
             <w:pPr>
               <w:rPr>
-                <w:rFonts w:ascii="標楷體" w:eastAsia="標楷體" w:hAnsi="標楷體"/>
+                <w:rFonts w:eastAsia="標楷體"/>
+                <w:color w:val="000000" w:themeColor="text1"/>
               </w:rPr>
             </w:pPr>
           </w:p>
@@ -4329,18 +5162,21 @@
           <w:p>
             <w:pPr>
               <w:rPr>
-                <w:rFonts w:ascii="標楷體" w:eastAsia="標楷體" w:hAnsi="標楷體"/>
+                <w:rFonts w:eastAsia="標楷體"/>
+                <w:color w:val="000000" w:themeColor="text1"/>
               </w:rPr>
             </w:pPr>
             <w:r>
               <w:rPr>
-                <w:rFonts w:ascii="標楷體" w:eastAsia="標楷體" w:hAnsi="標楷體"/>
+                <w:rFonts w:eastAsia="標楷體"/>
+                <w:color w:val="000000" w:themeColor="text1"/>
               </w:rPr>
               <w:t>(10)</w:t>
             </w:r>
             <w:r>
               <w:rPr>
-                <w:rFonts w:ascii="標楷體" w:eastAsia="標楷體" w:hAnsi="標楷體" w:cs="標楷體" w:hint="eastAsia"/>
+                <w:rFonts w:eastAsia="標楷體" w:hint="eastAsia"/>
+                <w:color w:val="000000" w:themeColor="text1"/>
               </w:rPr>
               <w:t>架設通道</w:t>
             </w:r>
@@ -4353,7 +5189,8 @@
           <w:p>
             <w:pPr>
               <w:rPr>
-                <w:rFonts w:ascii="標楷體" w:eastAsia="標楷體" w:hAnsi="標楷體"/>
+                <w:rFonts w:eastAsia="標楷體"/>
+                <w:color w:val="000000" w:themeColor="text1"/>
               </w:rPr>
             </w:pPr>
           </w:p>
@@ -4371,24 +5208,21 @@
           <w:p>
             <w:pPr>
               <w:rPr>
-                <w:rFonts w:ascii="標楷體" w:eastAsia="標楷體" w:hAnsi="標楷體"/>
+                <w:rFonts w:eastAsia="標楷體"/>
+                <w:color w:val="000000" w:themeColor="text1"/>
               </w:rPr>
             </w:pPr>
             <w:r>
               <w:rPr>
-                <w:rFonts w:ascii="標楷體" w:eastAsia="標楷體" w:hAnsi="標楷體" w:hint="eastAsia"/>
-              </w:rPr>
-              <w:t>(</w:t>
-            </w:r>
-            <w:r>
-              <w:rPr>
-                <w:rFonts w:ascii="標楷體" w:eastAsia="標楷體" w:hAnsi="標楷體"/>
-              </w:rPr>
-              <w:t>11)</w:t>
-            </w:r>
-            <w:r>
-              <w:rPr>
-                <w:rFonts w:ascii="標楷體" w:eastAsia="標楷體" w:hAnsi="標楷體" w:hint="eastAsia"/>
+                <w:rFonts w:eastAsia="標楷體"/>
+                <w:color w:val="000000" w:themeColor="text1"/>
+              </w:rPr>
+              <w:t>(11)</w:t>
+            </w:r>
+            <w:r>
+              <w:rPr>
+                <w:rFonts w:eastAsia="標楷體" w:hint="eastAsia"/>
+                <w:color w:val="000000" w:themeColor="text1"/>
               </w:rPr>
               <w:t>上下設備</w:t>
             </w:r>
@@ -4401,26 +5235,30 @@
           <w:p>
             <w:pPr>
               <w:rPr>
-                <w:rFonts w:ascii="標楷體" w:eastAsia="標楷體" w:hAnsi="標楷體"/>
+                <w:rFonts w:eastAsia="標楷體"/>
+                <w:color w:val="000000" w:themeColor="text1"/>
               </w:rPr>
             </w:pPr>
             <w:r>
               <w:rPr>
-                <w:rFonts w:ascii="標楷體" w:eastAsia="標楷體" w:hAnsi="標楷體" w:hint="eastAsia"/>
+                <w:rFonts w:eastAsia="標楷體" w:hint="eastAsia"/>
+                <w:color w:val="000000" w:themeColor="text1"/>
               </w:rPr>
               <w:t>不</w:t>
             </w:r>
             <w:proofErr w:type="gramStart"/>
             <w:r>
               <w:rPr>
-                <w:rFonts w:ascii="標楷體" w:eastAsia="標楷體" w:hAnsi="標楷體" w:hint="eastAsia"/>
+                <w:rFonts w:eastAsia="標楷體" w:hint="eastAsia"/>
+                <w:color w:val="000000" w:themeColor="text1"/>
               </w:rPr>
               <w:t>得以合梯當作</w:t>
             </w:r>
             <w:proofErr w:type="gramEnd"/>
             <w:r>
               <w:rPr>
-                <w:rFonts w:ascii="標楷體" w:eastAsia="標楷體" w:hAnsi="標楷體" w:hint="eastAsia"/>
+                <w:rFonts w:eastAsia="標楷體" w:hint="eastAsia"/>
+                <w:color w:val="000000" w:themeColor="text1"/>
               </w:rPr>
               <w:t>二工作面之上下設備使用。</w:t>
             </w:r>
@@ -4439,18 +5277,21 @@
           <w:p>
             <w:pPr>
               <w:rPr>
-                <w:rFonts w:ascii="標楷體" w:eastAsia="標楷體" w:hAnsi="標楷體"/>
+                <w:rFonts w:eastAsia="標楷體"/>
+                <w:color w:val="000000" w:themeColor="text1"/>
               </w:rPr>
             </w:pPr>
             <w:r>
               <w:rPr>
-                <w:rFonts w:ascii="標楷體" w:eastAsia="標楷體" w:hAnsi="標楷體"/>
+                <w:rFonts w:eastAsia="標楷體"/>
+                <w:color w:val="000000" w:themeColor="text1"/>
               </w:rPr>
               <w:t>(12)</w:t>
             </w:r>
             <w:r>
               <w:rPr>
-                <w:rFonts w:ascii="標楷體" w:eastAsia="標楷體" w:hAnsi="標楷體" w:cs="標楷體" w:hint="eastAsia"/>
+                <w:rFonts w:eastAsia="標楷體" w:hint="eastAsia"/>
+                <w:color w:val="000000" w:themeColor="text1"/>
               </w:rPr>
               <w:t>施工架</w:t>
             </w:r>
@@ -4463,60 +5304,60 @@
           <w:p>
             <w:pPr>
               <w:rPr>
-                <w:rFonts w:ascii="標楷體" w:eastAsia="標楷體" w:hAnsi="標楷體"/>
+                <w:rFonts w:eastAsia="標楷體"/>
+                <w:color w:val="000000" w:themeColor="text1"/>
               </w:rPr>
             </w:pPr>
             <w:r>
               <w:rPr>
-                <w:rFonts w:ascii="標楷體" w:eastAsia="標楷體" w:hAnsi="標楷體" w:cs="標楷體" w:hint="eastAsia"/>
+                <w:rFonts w:eastAsia="標楷體" w:hint="eastAsia"/>
+                <w:color w:val="000000" w:themeColor="text1"/>
               </w:rPr>
               <w:t>懸吊施工架、懸臂或突</w:t>
             </w:r>
             <w:proofErr w:type="gramStart"/>
             <w:r>
               <w:rPr>
-                <w:rFonts w:ascii="標楷體" w:eastAsia="標楷體" w:hAnsi="標楷體" w:cs="標楷體" w:hint="eastAsia"/>
+                <w:rFonts w:eastAsia="標楷體" w:hint="eastAsia"/>
+                <w:color w:val="000000" w:themeColor="text1"/>
               </w:rPr>
               <w:t>樑</w:t>
             </w:r>
             <w:proofErr w:type="gramEnd"/>
             <w:r>
               <w:rPr>
-                <w:rFonts w:ascii="標楷體" w:eastAsia="標楷體" w:hAnsi="標楷體" w:cs="標楷體" w:hint="eastAsia"/>
+                <w:rFonts w:eastAsia="標楷體" w:hint="eastAsia"/>
+                <w:color w:val="000000" w:themeColor="text1"/>
               </w:rPr>
               <w:t>式施工架及高度五公尺以上施工架之構築、拆除及重組等組配作業主管負責監督指揮施工；高度二公尺以上之處進行作業，應以架設施工架等方法設置工作台，當工作台設置有困難時，應採取張掛安全網、使用</w:t>
             </w:r>
             <w:r>
               <w:rPr>
-                <w:rFonts w:ascii="標楷體" w:eastAsia="標楷體" w:hAnsi="標楷體" w:cs="標楷體" w:hint="eastAsia"/>
-                <w:color w:val="FF0000"/>
-              </w:rPr>
-              <w:t>全身</w:t>
-            </w:r>
-            <w:r>
-              <w:rPr>
-                <w:rFonts w:ascii="標楷體" w:eastAsia="標楷體" w:hAnsi="標楷體" w:cs="標楷體" w:hint="eastAsia"/>
-                <w:color w:val="FF0000"/>
-              </w:rPr>
-              <w:t>背負式</w:t>
-            </w:r>
-            <w:r>
-              <w:rPr>
-                <w:rFonts w:ascii="標楷體" w:eastAsia="標楷體" w:hAnsi="標楷體" w:cs="標楷體" w:hint="eastAsia"/>
+                <w:rFonts w:eastAsia="標楷體" w:hint="eastAsia"/>
+                <w:color w:val="000000" w:themeColor="text1"/>
+              </w:rPr>
+              <w:t>全身背負式</w:t>
+            </w:r>
+            <w:r>
+              <w:rPr>
+                <w:rFonts w:eastAsia="標楷體" w:hint="eastAsia"/>
+                <w:color w:val="000000" w:themeColor="text1"/>
               </w:rPr>
               <w:t>安全帶</w:t>
             </w:r>
             <w:proofErr w:type="gramStart"/>
             <w:r>
               <w:rPr>
-                <w:rFonts w:ascii="標楷體" w:eastAsia="標楷體" w:hAnsi="標楷體" w:cs="標楷體" w:hint="eastAsia"/>
+                <w:rFonts w:eastAsia="標楷體" w:hint="eastAsia"/>
+                <w:color w:val="000000" w:themeColor="text1"/>
               </w:rPr>
               <w:t>等防墜措施</w:t>
             </w:r>
             <w:proofErr w:type="gramEnd"/>
             <w:r>
               <w:rPr>
-                <w:rFonts w:ascii="標楷體" w:eastAsia="標楷體" w:hAnsi="標楷體" w:cs="標楷體" w:hint="eastAsia"/>
+                <w:rFonts w:eastAsia="標楷體" w:hint="eastAsia"/>
+                <w:color w:val="000000" w:themeColor="text1"/>
               </w:rPr>
               <w:t>。</w:t>
             </w:r>
@@ -4535,19 +5376,22 @@
           <w:p>
             <w:pPr>
               <w:rPr>
-                <w:rFonts w:ascii="標楷體" w:eastAsia="標楷體" w:hAnsi="標楷體"/>
+                <w:rFonts w:eastAsia="標楷體"/>
+                <w:color w:val="000000" w:themeColor="text1"/>
               </w:rPr>
             </w:pPr>
             <w:r>
               <w:rPr>
-                <w:rFonts w:ascii="標楷體" w:eastAsia="標楷體" w:hAnsi="標楷體"/>
+                <w:rFonts w:eastAsia="標楷體"/>
+                <w:color w:val="000000" w:themeColor="text1"/>
               </w:rPr>
               <w:t>(13)</w:t>
             </w:r>
             <w:proofErr w:type="gramStart"/>
             <w:r>
               <w:rPr>
-                <w:rFonts w:ascii="標楷體" w:eastAsia="標楷體" w:hAnsi="標楷體" w:cs="標楷體" w:hint="eastAsia"/>
+                <w:rFonts w:eastAsia="標楷體" w:hint="eastAsia"/>
+                <w:color w:val="000000" w:themeColor="text1"/>
               </w:rPr>
               <w:t>工作架台</w:t>
             </w:r>
@@ -4561,12 +5405,14 @@
           <w:p>
             <w:pPr>
               <w:rPr>
-                <w:rFonts w:ascii="標楷體" w:eastAsia="標楷體" w:hAnsi="標楷體"/>
+                <w:rFonts w:eastAsia="標楷體"/>
+                <w:color w:val="000000" w:themeColor="text1"/>
               </w:rPr>
             </w:pPr>
             <w:r>
               <w:rPr>
-                <w:rFonts w:ascii="標楷體" w:eastAsia="標楷體" w:hAnsi="標楷體" w:cs="標楷體" w:hint="eastAsia"/>
+                <w:rFonts w:eastAsia="標楷體" w:hint="eastAsia"/>
+                <w:color w:val="000000" w:themeColor="text1"/>
               </w:rPr>
               <w:t>承攬商自備，獨立使用，每日開工前應自行自動檢查。</w:t>
             </w:r>
@@ -4585,30 +5431,27 @@
           <w:p>
             <w:pPr>
               <w:rPr>
-                <w:rFonts w:ascii="標楷體" w:eastAsia="標楷體" w:hAnsi="標楷體"/>
+                <w:rFonts w:eastAsia="標楷體"/>
                 <w:b/>
-                <w:bCs/>
+                <w:color w:val="000000" w:themeColor="text1"/>
                 <w:sz w:val="28"/>
-                <w:szCs w:val="28"/>
               </w:rPr>
             </w:pPr>
             <w:r>
               <w:rPr>
-                <w:rFonts w:ascii="標楷體" w:eastAsia="標楷體" w:hAnsi="標楷體"/>
+                <w:rFonts w:eastAsia="標楷體"/>
                 <w:b/>
-                <w:bCs/>
+                <w:color w:val="000000" w:themeColor="text1"/>
                 <w:sz w:val="28"/>
-                <w:szCs w:val="28"/>
               </w:rPr>
               <w:t>10.</w:t>
             </w:r>
             <w:r>
               <w:rPr>
-                <w:rFonts w:ascii="標楷體" w:eastAsia="標楷體" w:hAnsi="標楷體" w:cs="標楷體" w:hint="eastAsia"/>
+                <w:rFonts w:eastAsia="標楷體" w:hint="eastAsia"/>
                 <w:b/>
-                <w:bCs/>
+                <w:color w:val="000000" w:themeColor="text1"/>
                 <w:sz w:val="28"/>
-                <w:szCs w:val="28"/>
               </w:rPr>
               <w:t>其他認有必要之協調事項</w:t>
             </w:r>
@@ -4631,26 +5474,87 @@
                 <w:numId w:val="48"/>
               </w:numPr>
               <w:rPr>
-                <w:rFonts w:ascii="標楷體" w:eastAsia="標楷體" w:hAnsi="標楷體" w:cs="標楷體"/>
+                <w:rFonts w:eastAsia="標楷體"/>
+                <w:color w:val="000000" w:themeColor="text1"/>
               </w:rPr>
             </w:pPr>
             <w:r>
               <w:rPr>
-                <w:rFonts w:ascii="標楷體" w:eastAsia="標楷體" w:hAnsi="標楷體" w:cs="標楷體" w:hint="eastAsia"/>
-              </w:rPr>
-              <w:t>承攬商所使用危險性機械或設備，應出具在有效期間內檢查合格證，並由訓練合格且</w:t>
+                <w:rFonts w:eastAsia="標楷體" w:hint="eastAsia"/>
+                <w:color w:val="000000" w:themeColor="text1"/>
+              </w:rPr>
+              <w:lastRenderedPageBreak/>
+              <w:t>承攬商</w:t>
+            </w:r>
+            <w:r>
+              <w:rPr>
+                <w:rFonts w:eastAsia="標楷體" w:hint="eastAsia"/>
+                <w:color w:val="FF0000"/>
+              </w:rPr>
+              <w:t>/</w:t>
+            </w:r>
+            <w:r>
+              <w:rPr>
+                <w:rFonts w:eastAsia="標楷體" w:hint="eastAsia"/>
+                <w:color w:val="FF0000"/>
+              </w:rPr>
+              <w:t>再承攬商</w:t>
+            </w:r>
+            <w:r>
+              <w:rPr>
+                <w:rFonts w:eastAsia="標楷體" w:hint="eastAsia"/>
+                <w:color w:val="FF0000"/>
+              </w:rPr>
+              <w:t>(</w:t>
+            </w:r>
+            <w:r>
+              <w:rPr>
+                <w:rFonts w:eastAsia="標楷體" w:hint="eastAsia"/>
+                <w:color w:val="FF0000"/>
+              </w:rPr>
+              <w:t>分包廠商</w:t>
+            </w:r>
+            <w:r>
+              <w:rPr>
+                <w:rFonts w:eastAsia="標楷體" w:hint="eastAsia"/>
+                <w:color w:val="FF0000"/>
+              </w:rPr>
+              <w:t>)</w:t>
+            </w:r>
+            <w:r>
+              <w:rPr>
+                <w:rFonts w:eastAsia="標楷體" w:hint="eastAsia"/>
+                <w:color w:val="000000" w:themeColor="text1"/>
+              </w:rPr>
+              <w:t>所使用</w:t>
+            </w:r>
+            <w:r>
+              <w:rPr>
+                <w:rFonts w:eastAsia="標楷體" w:hint="eastAsia"/>
+                <w:color w:val="FF0000"/>
+              </w:rPr>
+              <w:t>之機械、器具應落實自動檢查與管理；</w:t>
+            </w:r>
+            <w:r>
+              <w:rPr>
+                <w:rFonts w:eastAsia="標楷體" w:hint="eastAsia"/>
+                <w:color w:val="000000" w:themeColor="text1"/>
+              </w:rPr>
+              <w:t>危險性機械或設備，應出具在有效期間內檢查合格證，並由訓練合格且</w:t>
             </w:r>
             <w:proofErr w:type="gramStart"/>
             <w:r>
               <w:rPr>
-                <w:rFonts w:ascii="標楷體" w:eastAsia="標楷體" w:hAnsi="標楷體" w:cs="標楷體" w:hint="eastAsia"/>
+                <w:rFonts w:eastAsia="標楷體" w:hint="eastAsia"/>
+                <w:color w:val="000000" w:themeColor="text1"/>
               </w:rPr>
               <w:t>於回訓期間</w:t>
             </w:r>
             <w:proofErr w:type="gramEnd"/>
             <w:r>
               <w:rPr>
-                <w:rFonts w:ascii="標楷體" w:eastAsia="標楷體" w:hAnsi="標楷體" w:cs="標楷體" w:hint="eastAsia"/>
+                <w:rFonts w:eastAsia="標楷體" w:hint="eastAsia"/>
+                <w:color w:val="000000" w:themeColor="text1"/>
               </w:rPr>
               <w:t>內人員操作。</w:t>
             </w:r>
@@ -4659,12 +5563,14 @@
             <w:pPr>
               <w:ind w:left="721" w:hanging="721"/>
               <w:rPr>
-                <w:rFonts w:ascii="標楷體" w:eastAsia="標楷體" w:hAnsi="標楷體" w:cs="標楷體"/>
+                <w:rFonts w:eastAsia="標楷體"/>
+                <w:color w:val="000000" w:themeColor="text1"/>
               </w:rPr>
             </w:pPr>
             <w:r>
               <w:rPr>
-                <w:rFonts w:ascii="標楷體" w:eastAsia="標楷體" w:hAnsi="標楷體" w:cs="標楷體" w:hint="eastAsia"/>
+                <w:rFonts w:eastAsia="標楷體" w:hint="eastAsia"/>
+                <w:color w:val="000000" w:themeColor="text1"/>
               </w:rPr>
               <w:t>（二）勞工於高度二公尺以上之屋頂、開口部、階梯、樓梯、坡道、工作台、擋土牆等場所作業，應設置適當且足夠強度護欄、護蓋或安全網等防護設備。</w:t>
             </w:r>
@@ -4673,54 +5579,62 @@
             <w:pPr>
               <w:ind w:left="721" w:hanging="721"/>
               <w:rPr>
-                <w:rFonts w:ascii="標楷體" w:eastAsia="標楷體" w:hAnsi="標楷體" w:cs="標楷體"/>
+                <w:rFonts w:eastAsia="標楷體"/>
+                <w:color w:val="000000" w:themeColor="text1"/>
               </w:rPr>
             </w:pPr>
             <w:r>
               <w:rPr>
-                <w:rFonts w:ascii="標楷體" w:eastAsia="標楷體" w:hAnsi="標楷體" w:cs="標楷體" w:hint="eastAsia"/>
+                <w:rFonts w:eastAsia="標楷體" w:hint="eastAsia"/>
+                <w:color w:val="000000" w:themeColor="text1"/>
               </w:rPr>
               <w:t>（三）起重機具之吊</w:t>
             </w:r>
             <w:proofErr w:type="gramStart"/>
             <w:r>
               <w:rPr>
-                <w:rFonts w:ascii="標楷體" w:eastAsia="標楷體" w:hAnsi="標楷體" w:cs="標楷體" w:hint="eastAsia"/>
+                <w:rFonts w:eastAsia="標楷體" w:hint="eastAsia"/>
+                <w:color w:val="000000" w:themeColor="text1"/>
               </w:rPr>
               <w:t>鉤</w:t>
             </w:r>
             <w:proofErr w:type="gramEnd"/>
             <w:r>
               <w:rPr>
-                <w:rFonts w:ascii="標楷體" w:eastAsia="標楷體" w:hAnsi="標楷體" w:cs="標楷體" w:hint="eastAsia"/>
+                <w:rFonts w:eastAsia="標楷體" w:hint="eastAsia"/>
+                <w:color w:val="000000" w:themeColor="text1"/>
               </w:rPr>
               <w:t>或吊具，應有防止</w:t>
             </w:r>
             <w:proofErr w:type="gramStart"/>
             <w:r>
               <w:rPr>
-                <w:rFonts w:ascii="標楷體" w:eastAsia="標楷體" w:hAnsi="標楷體" w:cs="標楷體" w:hint="eastAsia"/>
+                <w:rFonts w:eastAsia="標楷體" w:hint="eastAsia"/>
+                <w:color w:val="000000" w:themeColor="text1"/>
               </w:rPr>
               <w:t>吊舉中所吊</w:t>
             </w:r>
             <w:proofErr w:type="gramEnd"/>
             <w:r>
               <w:rPr>
-                <w:rFonts w:ascii="標楷體" w:eastAsia="標楷體" w:hAnsi="標楷體" w:cs="標楷體" w:hint="eastAsia"/>
+                <w:rFonts w:eastAsia="標楷體" w:hint="eastAsia"/>
+                <w:color w:val="000000" w:themeColor="text1"/>
               </w:rPr>
               <w:t>物體脫落之裝置、過</w:t>
             </w:r>
             <w:proofErr w:type="gramStart"/>
             <w:r>
               <w:rPr>
-                <w:rFonts w:ascii="標楷體" w:eastAsia="標楷體" w:hAnsi="標楷體" w:cs="標楷體" w:hint="eastAsia"/>
+                <w:rFonts w:eastAsia="標楷體" w:hint="eastAsia"/>
+                <w:color w:val="000000" w:themeColor="text1"/>
               </w:rPr>
               <w:t>捲</w:t>
             </w:r>
             <w:proofErr w:type="gramEnd"/>
             <w:r>
               <w:rPr>
-                <w:rFonts w:ascii="標楷體" w:eastAsia="標楷體" w:hAnsi="標楷體" w:cs="標楷體" w:hint="eastAsia"/>
+                <w:rFonts w:eastAsia="標楷體" w:hint="eastAsia"/>
+                <w:color w:val="000000" w:themeColor="text1"/>
               </w:rPr>
               <w:t>預防裝置及清楚標示可承受荷重。</w:t>
             </w:r>
@@ -4729,36 +5643,42 @@
             <w:pPr>
               <w:ind w:left="721" w:hanging="721"/>
               <w:rPr>
-                <w:rFonts w:ascii="標楷體" w:eastAsia="標楷體" w:hAnsi="標楷體" w:cs="標楷體"/>
+                <w:rFonts w:eastAsia="標楷體"/>
+                <w:color w:val="000000" w:themeColor="text1"/>
               </w:rPr>
             </w:pPr>
             <w:r>
               <w:rPr>
-                <w:rFonts w:ascii="標楷體" w:eastAsia="標楷體" w:hAnsi="標楷體" w:cs="標楷體" w:hint="eastAsia"/>
+                <w:rFonts w:eastAsia="標楷體" w:hint="eastAsia"/>
+                <w:color w:val="000000" w:themeColor="text1"/>
               </w:rPr>
               <w:t>（四）使用對地電壓</w:t>
             </w:r>
             <w:r>
               <w:rPr>
-                <w:rFonts w:ascii="標楷體" w:eastAsia="標楷體" w:hAnsi="標楷體"/>
+                <w:rFonts w:eastAsia="標楷體"/>
+                <w:color w:val="000000" w:themeColor="text1"/>
               </w:rPr>
               <w:t>150</w:t>
             </w:r>
             <w:r>
               <w:rPr>
-                <w:rFonts w:ascii="標楷體" w:eastAsia="標楷體" w:hAnsi="標楷體" w:cs="標楷體" w:hint="eastAsia"/>
+                <w:rFonts w:eastAsia="標楷體" w:hint="eastAsia"/>
+                <w:color w:val="000000" w:themeColor="text1"/>
               </w:rPr>
               <w:t>伏特以上之電動機具，或於潮濕場所、鋼板上或鋼筋上等工作場所，使用電動機具及臨時用電設備、應於各該電路設置</w:t>
             </w:r>
             <w:r>
               <w:rPr>
-                <w:rFonts w:ascii="標楷體" w:eastAsia="標楷體" w:hAnsi="標楷體" w:cs="標楷體" w:hint="eastAsia"/>
+                <w:rFonts w:eastAsia="標楷體" w:hint="eastAsia"/>
+                <w:color w:val="000000" w:themeColor="text1"/>
               </w:rPr>
               <w:t>高敏感度及高速型</w:t>
             </w:r>
             <w:r>
               <w:rPr>
-                <w:rFonts w:ascii="標楷體" w:eastAsia="標楷體" w:hAnsi="標楷體" w:cs="標楷體" w:hint="eastAsia"/>
+                <w:rFonts w:eastAsia="標楷體" w:hint="eastAsia"/>
+                <w:color w:val="000000" w:themeColor="text1"/>
               </w:rPr>
               <w:t>漏電斷路器。</w:t>
             </w:r>
@@ -4767,26 +5687,30 @@
             <w:pPr>
               <w:ind w:left="721" w:hanging="721"/>
               <w:rPr>
-                <w:rFonts w:ascii="標楷體" w:eastAsia="標楷體" w:hAnsi="標楷體" w:cs="標楷體"/>
+                <w:rFonts w:eastAsia="標楷體"/>
+                <w:color w:val="000000" w:themeColor="text1"/>
               </w:rPr>
             </w:pPr>
             <w:r>
               <w:rPr>
-                <w:rFonts w:ascii="標楷體" w:eastAsia="標楷體" w:hAnsi="標楷體" w:cs="標楷體" w:hint="eastAsia"/>
+                <w:rFonts w:eastAsia="標楷體" w:hint="eastAsia"/>
+                <w:color w:val="000000" w:themeColor="text1"/>
               </w:rPr>
               <w:t>（五）從事良導體機器設備內之狹小空間</w:t>
             </w:r>
             <w:proofErr w:type="gramStart"/>
             <w:r>
               <w:rPr>
-                <w:rFonts w:ascii="標楷體" w:eastAsia="標楷體" w:hAnsi="標楷體" w:cs="標楷體" w:hint="eastAsia"/>
+                <w:rFonts w:eastAsia="標楷體" w:hint="eastAsia"/>
+                <w:color w:val="000000" w:themeColor="text1"/>
               </w:rPr>
               <w:t>或於鋼架</w:t>
             </w:r>
             <w:proofErr w:type="gramEnd"/>
             <w:r>
               <w:rPr>
-                <w:rFonts w:ascii="標楷體" w:eastAsia="標楷體" w:hAnsi="標楷體" w:cs="標楷體" w:hint="eastAsia"/>
+                <w:rFonts w:eastAsia="標楷體" w:hint="eastAsia"/>
+                <w:color w:val="000000" w:themeColor="text1"/>
               </w:rPr>
               <w:t>等致有觸及高導電性接地物之虞之場所作業時所使用交流電焊機，應有自動電擊防止裝置。</w:t>
             </w:r>
@@ -4795,32 +5719,28 @@
             <w:pPr>
               <w:ind w:left="721" w:hanging="721"/>
               <w:rPr>
-                <w:rFonts w:ascii="標楷體" w:eastAsia="標楷體" w:hAnsi="標楷體" w:cs="標楷體"/>
+                <w:rFonts w:eastAsia="標楷體"/>
+                <w:color w:val="000000" w:themeColor="text1"/>
               </w:rPr>
             </w:pPr>
             <w:r>
               <w:rPr>
-                <w:rFonts w:ascii="標楷體" w:eastAsia="標楷體" w:hAnsi="標楷體" w:cs="標楷體" w:hint="eastAsia"/>
+                <w:rFonts w:eastAsia="標楷體" w:hint="eastAsia"/>
+                <w:color w:val="000000" w:themeColor="text1"/>
               </w:rPr>
               <w:t>（六）於高度二公尺以上之高處作業，應使勞工確實使用安全帽、</w:t>
             </w:r>
             <w:r>
               <w:rPr>
-                <w:rFonts w:ascii="標楷體" w:eastAsia="標楷體" w:hAnsi="標楷體" w:cs="標楷體" w:hint="eastAsia"/>
-                <w:color w:val="FF0000"/>
-              </w:rPr>
-              <w:t>全身</w:t>
-            </w:r>
-            <w:r>
-              <w:rPr>
-                <w:rFonts w:ascii="標楷體" w:eastAsia="標楷體" w:hAnsi="標楷體" w:cs="標楷體" w:hint="eastAsia"/>
-                <w:color w:val="FF0000"/>
-              </w:rPr>
-              <w:t>背負式</w:t>
-            </w:r>
-            <w:r>
-              <w:rPr>
-                <w:rFonts w:ascii="標楷體" w:eastAsia="標楷體" w:hAnsi="標楷體" w:cs="標楷體" w:hint="eastAsia"/>
+                <w:rFonts w:eastAsia="標楷體" w:hint="eastAsia"/>
+                <w:color w:val="000000" w:themeColor="text1"/>
+              </w:rPr>
+              <w:t>全身背負式</w:t>
+            </w:r>
+            <w:r>
+              <w:rPr>
+                <w:rFonts w:eastAsia="標楷體" w:hint="eastAsia"/>
+                <w:color w:val="000000" w:themeColor="text1"/>
               </w:rPr>
               <w:t>安全帶及其他必要之防護具，或採用安全網等措施。</w:t>
             </w:r>
@@ -4829,40 +5749,46 @@
             <w:pPr>
               <w:ind w:left="721" w:hanging="721"/>
               <w:rPr>
-                <w:rFonts w:ascii="標楷體" w:eastAsia="標楷體" w:hAnsi="標楷體" w:cs="標楷體"/>
+                <w:rFonts w:eastAsia="標楷體"/>
+                <w:color w:val="000000" w:themeColor="text1"/>
               </w:rPr>
             </w:pPr>
             <w:r>
               <w:rPr>
-                <w:rFonts w:ascii="標楷體" w:eastAsia="標楷體" w:hAnsi="標楷體" w:cs="標楷體" w:hint="eastAsia"/>
+                <w:rFonts w:eastAsia="標楷體" w:hint="eastAsia"/>
+                <w:color w:val="000000" w:themeColor="text1"/>
               </w:rPr>
               <w:t>（七）施工架組配、擋土支撐、隧道等挖掘、襯砌、模板支撐、</w:t>
             </w:r>
             <w:proofErr w:type="gramStart"/>
             <w:r>
               <w:rPr>
-                <w:rFonts w:ascii="標楷體" w:eastAsia="標楷體" w:hAnsi="標楷體" w:cs="標楷體" w:hint="eastAsia"/>
+                <w:rFonts w:eastAsia="標楷體" w:hint="eastAsia"/>
+                <w:color w:val="000000" w:themeColor="text1"/>
               </w:rPr>
               <w:t>鋼構組配</w:t>
             </w:r>
             <w:proofErr w:type="gramEnd"/>
             <w:r>
               <w:rPr>
-                <w:rFonts w:ascii="標楷體" w:eastAsia="標楷體" w:hAnsi="標楷體" w:cs="標楷體" w:hint="eastAsia"/>
+                <w:rFonts w:eastAsia="標楷體" w:hint="eastAsia"/>
+                <w:color w:val="000000" w:themeColor="text1"/>
               </w:rPr>
               <w:t>及屋頂作業主管應於作業期間</w:t>
             </w:r>
             <w:proofErr w:type="gramStart"/>
             <w:r>
               <w:rPr>
-                <w:rFonts w:ascii="標楷體" w:eastAsia="標楷體" w:hAnsi="標楷體" w:cs="標楷體" w:hint="eastAsia"/>
+                <w:rFonts w:eastAsia="標楷體" w:hint="eastAsia"/>
+                <w:color w:val="000000" w:themeColor="text1"/>
               </w:rPr>
               <w:t>全程在場監督</w:t>
             </w:r>
             <w:proofErr w:type="gramEnd"/>
             <w:r>
               <w:rPr>
-                <w:rFonts w:ascii="標楷體" w:eastAsia="標楷體" w:hAnsi="標楷體" w:cs="標楷體" w:hint="eastAsia"/>
+                <w:rFonts w:eastAsia="標楷體" w:hint="eastAsia"/>
+                <w:color w:val="000000" w:themeColor="text1"/>
               </w:rPr>
               <w:t>勞工作業。</w:t>
             </w:r>
@@ -4871,26 +5797,29 @@
             <w:pPr>
               <w:ind w:left="721" w:hanging="721"/>
               <w:rPr>
-                <w:rFonts w:ascii="標楷體" w:eastAsia="標楷體" w:hAnsi="標楷體" w:cs="標楷體"/>
+                <w:rFonts w:eastAsia="標楷體"/>
+                <w:color w:val="000000" w:themeColor="text1"/>
               </w:rPr>
             </w:pPr>
             <w:r>
               <w:rPr>
-                <w:rFonts w:ascii="標楷體" w:eastAsia="標楷體" w:hAnsi="標楷體" w:cs="標楷體" w:hint="eastAsia"/>
+                <w:rFonts w:eastAsia="標楷體" w:hint="eastAsia"/>
+                <w:color w:val="000000" w:themeColor="text1"/>
               </w:rPr>
               <w:t>（八）未協議事項，悉依</w:t>
             </w:r>
             <w:r>
               <w:rPr>
-                <w:rFonts w:ascii="標楷體" w:eastAsia="標楷體" w:hAnsi="標楷體" w:cs="標楷體" w:hint="eastAsia"/>
+                <w:rFonts w:eastAsia="標楷體" w:hint="eastAsia"/>
                 <w:b/>
-                <w:bCs/>
+                <w:color w:val="000000" w:themeColor="text1"/>
               </w:rPr>
               <w:t>職業</w:t>
             </w:r>
             <w:r>
               <w:rPr>
-                <w:rFonts w:ascii="標楷體" w:eastAsia="標楷體" w:hAnsi="標楷體" w:cs="標楷體" w:hint="eastAsia"/>
+                <w:rFonts w:eastAsia="標楷體" w:hint="eastAsia"/>
+                <w:color w:val="000000" w:themeColor="text1"/>
               </w:rPr>
               <w:t>安全衛生法規及本廠「承攬商工作安全衛生管理要點」規定辦理。</w:t>
             </w:r>
@@ -4899,36 +5828,42 @@
             <w:pPr>
               <w:ind w:left="721" w:hanging="721"/>
               <w:rPr>
-                <w:rFonts w:ascii="標楷體" w:eastAsia="標楷體" w:hAnsi="標楷體" w:cs="標楷體"/>
+                <w:rFonts w:eastAsia="標楷體"/>
+                <w:color w:val="000000" w:themeColor="text1"/>
               </w:rPr>
             </w:pPr>
             <w:r>
               <w:rPr>
-                <w:rFonts w:ascii="標楷體" w:eastAsia="標楷體" w:hAnsi="標楷體" w:cs="標楷體" w:hint="eastAsia"/>
+                <w:rFonts w:eastAsia="標楷體" w:hint="eastAsia"/>
+                <w:color w:val="000000" w:themeColor="text1"/>
               </w:rPr>
               <w:t>（九）工程（作）主辦部門向承攬商宣導本廠環境</w:t>
             </w:r>
             <w:r>
               <w:rPr>
-                <w:rFonts w:ascii="標楷體" w:eastAsia="標楷體" w:hAnsi="標楷體"/>
+                <w:rFonts w:eastAsia="標楷體"/>
+                <w:color w:val="000000" w:themeColor="text1"/>
               </w:rPr>
               <w:t>/</w:t>
             </w:r>
             <w:r>
               <w:rPr>
-                <w:rFonts w:ascii="標楷體" w:eastAsia="標楷體" w:hAnsi="標楷體" w:cs="標楷體" w:hint="eastAsia"/>
+                <w:rFonts w:eastAsia="標楷體" w:hint="eastAsia"/>
+                <w:color w:val="000000" w:themeColor="text1"/>
               </w:rPr>
               <w:t>能源政策及該工程（作）所應注意之環保</w:t>
             </w:r>
             <w:r>
               <w:rPr>
-                <w:rFonts w:ascii="標楷體" w:eastAsia="標楷體" w:hAnsi="標楷體"/>
+                <w:rFonts w:eastAsia="標楷體"/>
+                <w:color w:val="000000" w:themeColor="text1"/>
               </w:rPr>
               <w:t>/</w:t>
             </w:r>
             <w:r>
               <w:rPr>
-                <w:rFonts w:ascii="標楷體" w:eastAsia="標楷體" w:hAnsi="標楷體" w:cs="標楷體" w:hint="eastAsia"/>
+                <w:rFonts w:eastAsia="標楷體" w:hint="eastAsia"/>
+                <w:color w:val="000000" w:themeColor="text1"/>
               </w:rPr>
               <w:t>能源法規相關規定，做好預防污染及整理整頓之清潔與廢棄物分類回收工作，並落實重大能源使用設備管理工作。</w:t>
             </w:r>
@@ -4937,60 +5872,70 @@
             <w:pPr>
               <w:ind w:left="721" w:hanging="721"/>
               <w:rPr>
-                <w:rFonts w:ascii="標楷體" w:eastAsia="標楷體" w:hAnsi="標楷體"/>
+                <w:rFonts w:eastAsia="標楷體"/>
+                <w:color w:val="000000" w:themeColor="text1"/>
               </w:rPr>
             </w:pPr>
             <w:r>
               <w:rPr>
-                <w:rFonts w:ascii="標楷體" w:eastAsia="標楷體" w:hAnsi="標楷體" w:cs="標楷體" w:hint="eastAsia"/>
+                <w:rFonts w:eastAsia="標楷體" w:hint="eastAsia"/>
+                <w:color w:val="000000" w:themeColor="text1"/>
               </w:rPr>
               <w:t>（十）工程</w:t>
             </w:r>
             <w:r>
               <w:rPr>
-                <w:rFonts w:ascii="標楷體" w:eastAsia="標楷體" w:hAnsi="標楷體"/>
+                <w:rFonts w:eastAsia="標楷體"/>
+                <w:color w:val="000000" w:themeColor="text1"/>
               </w:rPr>
               <w:t>(</w:t>
             </w:r>
             <w:r>
               <w:rPr>
-                <w:rFonts w:ascii="標楷體" w:eastAsia="標楷體" w:hAnsi="標楷體" w:cs="標楷體" w:hint="eastAsia"/>
+                <w:rFonts w:eastAsia="標楷體" w:hint="eastAsia"/>
+                <w:color w:val="000000" w:themeColor="text1"/>
               </w:rPr>
               <w:t>作</w:t>
             </w:r>
             <w:r>
               <w:rPr>
-                <w:rFonts w:ascii="標楷體" w:eastAsia="標楷體" w:hAnsi="標楷體"/>
+                <w:rFonts w:eastAsia="標楷體"/>
+                <w:color w:val="000000" w:themeColor="text1"/>
               </w:rPr>
               <w:t>)</w:t>
             </w:r>
             <w:r>
               <w:rPr>
-                <w:rFonts w:ascii="標楷體" w:eastAsia="標楷體" w:hAnsi="標楷體" w:cs="標楷體" w:hint="eastAsia"/>
+                <w:rFonts w:eastAsia="標楷體" w:hint="eastAsia"/>
+                <w:color w:val="000000" w:themeColor="text1"/>
               </w:rPr>
               <w:t>主辦部門向承攬商宣導本廠職安衛管理政策及該工程</w:t>
             </w:r>
             <w:r>
               <w:rPr>
-                <w:rFonts w:ascii="標楷體" w:eastAsia="標楷體" w:hAnsi="標楷體"/>
+                <w:rFonts w:eastAsia="標楷體"/>
+                <w:color w:val="000000" w:themeColor="text1"/>
               </w:rPr>
               <w:t>(</w:t>
             </w:r>
             <w:r>
               <w:rPr>
-                <w:rFonts w:ascii="標楷體" w:eastAsia="標楷體" w:hAnsi="標楷體" w:cs="標楷體" w:hint="eastAsia"/>
+                <w:rFonts w:eastAsia="標楷體" w:hint="eastAsia"/>
+                <w:color w:val="000000" w:themeColor="text1"/>
               </w:rPr>
               <w:t>作</w:t>
             </w:r>
             <w:r>
               <w:rPr>
-                <w:rFonts w:ascii="標楷體" w:eastAsia="標楷體" w:hAnsi="標楷體"/>
+                <w:rFonts w:eastAsia="標楷體"/>
+                <w:color w:val="000000" w:themeColor="text1"/>
               </w:rPr>
               <w:t>)</w:t>
             </w:r>
             <w:r>
               <w:rPr>
-                <w:rFonts w:ascii="標楷體" w:eastAsia="標楷體" w:hAnsi="標楷體" w:cs="標楷體" w:hint="eastAsia"/>
+                <w:rFonts w:eastAsia="標楷體" w:hint="eastAsia"/>
+                <w:color w:val="000000" w:themeColor="text1"/>
               </w:rPr>
               <w:t>所應注意之安衛法規相關規定，落實各項工安措施，以防止職業災害。</w:t>
             </w:r>
@@ -4999,30 +5944,35 @@
             <w:pPr>
               <w:ind w:firstLineChars="59" w:firstLine="142"/>
               <w:rPr>
-                <w:rFonts w:ascii="標楷體" w:eastAsia="標楷體" w:hAnsi="標楷體" w:cs="標楷體"/>
+                <w:rFonts w:eastAsia="標楷體"/>
+                <w:color w:val="000000" w:themeColor="text1"/>
               </w:rPr>
             </w:pPr>
             <w:r>
               <w:rPr>
-                <w:rFonts w:ascii="標楷體" w:eastAsia="標楷體" w:hAnsi="標楷體"/>
+                <w:rFonts w:eastAsia="標楷體"/>
+                <w:color w:val="000000" w:themeColor="text1"/>
               </w:rPr>
               <w:t>(</w:t>
             </w:r>
             <w:r>
               <w:rPr>
-                <w:rFonts w:ascii="標楷體" w:eastAsia="標楷體" w:hAnsi="標楷體" w:cs="標楷體" w:hint="eastAsia"/>
+                <w:rFonts w:eastAsia="標楷體" w:hint="eastAsia"/>
+                <w:color w:val="000000" w:themeColor="text1"/>
               </w:rPr>
               <w:t>十一</w:t>
             </w:r>
             <w:r>
               <w:rPr>
-                <w:rFonts w:ascii="標楷體" w:eastAsia="標楷體" w:hAnsi="標楷體"/>
+                <w:rFonts w:eastAsia="標楷體"/>
+                <w:color w:val="000000" w:themeColor="text1"/>
               </w:rPr>
               <w:t>)</w:t>
             </w:r>
             <w:r>
               <w:rPr>
-                <w:rFonts w:ascii="標楷體" w:eastAsia="標楷體" w:hAnsi="標楷體" w:cs="標楷體" w:hint="eastAsia"/>
+                <w:rFonts w:eastAsia="標楷體" w:hint="eastAsia"/>
+                <w:color w:val="000000" w:themeColor="text1"/>
               </w:rPr>
               <w:t>其他：</w:t>
             </w:r>
@@ -5031,88 +5981,85 @@
             <w:pPr>
               <w:ind w:firstLineChars="59" w:firstLine="142"/>
               <w:rPr>
-                <w:rFonts w:ascii="標楷體" w:eastAsia="標楷體" w:hAnsi="標楷體" w:cs="標楷體"/>
-              </w:rPr>
-            </w:pPr>
-            <w:r>
-              <w:rPr>
-                <w:rFonts w:ascii="標楷體" w:eastAsia="標楷體" w:hAnsi="標楷體" w:cs="標楷體" w:hint="eastAsia"/>
-              </w:rPr>
-              <w:t>(十</w:t>
-            </w:r>
-            <w:r>
-              <w:rPr>
-                <w:rFonts w:ascii="標楷體" w:eastAsia="標楷體" w:hAnsi="標楷體" w:cs="標楷體"/>
-              </w:rPr>
-              <w:t>二</w:t>
-            </w:r>
-            <w:r>
-              <w:rPr>
-                <w:rFonts w:ascii="標楷體" w:eastAsia="標楷體" w:hAnsi="標楷體" w:cs="標楷體" w:hint="eastAsia"/>
-              </w:rPr>
-              <w:t xml:space="preserve">) </w:t>
-            </w:r>
-            <w:proofErr w:type="gramStart"/>
-            <w:r>
-              <w:rPr>
-                <w:rFonts w:ascii="標楷體" w:eastAsia="標楷體" w:hAnsi="標楷體" w:cs="標楷體"/>
-              </w:rPr>
-              <w:t>風控宣導</w:t>
-            </w:r>
-            <w:proofErr w:type="gramEnd"/>
-            <w:r>
-              <w:rPr>
-                <w:rFonts w:ascii="標楷體" w:eastAsia="標楷體" w:hAnsi="標楷體" w:cs="標楷體"/>
-              </w:rPr>
-              <w:t>事</w:t>
-            </w:r>
-            <w:r>
-              <w:rPr>
-                <w:rFonts w:ascii="標楷體" w:eastAsia="標楷體" w:hAnsi="標楷體" w:cs="標楷體" w:hint="eastAsia"/>
-              </w:rPr>
-              <w:t>項</w:t>
-            </w:r>
-            <w:r>
-              <w:rPr>
-                <w:rFonts w:ascii="標楷體" w:eastAsia="標楷體" w:hAnsi="標楷體" w:cs="標楷體"/>
-              </w:rPr>
-              <w:t>：</w:t>
-            </w:r>
-          </w:p>
-          <w:p>
-            <w:pPr>
-              <w:rPr>
-                <w:rFonts w:ascii="標楷體" w:eastAsia="標楷體" w:hAnsi="標楷體"/>
+                <w:rFonts w:eastAsia="標楷體"/>
+                <w:color w:val="000000" w:themeColor="text1"/>
               </w:rPr>
             </w:pPr>
           </w:p>
           <w:p>
             <w:pPr>
-              <w:rPr>
-                <w:rFonts w:ascii="標楷體" w:eastAsia="標楷體" w:hAnsi="標楷體"/>
+              <w:ind w:firstLineChars="59" w:firstLine="142"/>
+              <w:rPr>
+                <w:rFonts w:eastAsia="標楷體"/>
+                <w:color w:val="000000" w:themeColor="text1"/>
               </w:rPr>
             </w:pPr>
           </w:p>
           <w:p>
             <w:pPr>
               <w:rPr>
-                <w:rFonts w:ascii="標楷體" w:eastAsia="標楷體" w:hAnsi="標楷體"/>
+                <w:rFonts w:eastAsia="標楷體"/>
+                <w:color w:val="000000" w:themeColor="text1"/>
               </w:rPr>
             </w:pPr>
-          </w:p>
-          <w:p>
-            <w:pPr>
-              <w:rPr>
-                <w:rFonts w:ascii="標楷體" w:eastAsia="標楷體" w:hAnsi="標楷體"/>
-              </w:rPr>
-            </w:pPr>
-          </w:p>
-          <w:p>
-            <w:pPr>
-              <w:rPr>
-                <w:rFonts w:ascii="標楷體" w:eastAsia="標楷體" w:hAnsi="標楷體"/>
-              </w:rPr>
-            </w:pPr>
+            <w:r>
+              <w:rPr>
+                <w:rFonts w:eastAsia="標楷體"/>
+                <w:color w:val="000000" w:themeColor="text1"/>
+              </w:rPr>
+              <w:t>(</w:t>
+            </w:r>
+            <w:r>
+              <w:rPr>
+                <w:rFonts w:eastAsia="標楷體" w:hint="eastAsia"/>
+                <w:color w:val="000000" w:themeColor="text1"/>
+              </w:rPr>
+              <w:t>十</w:t>
+            </w:r>
+            <w:r>
+              <w:rPr>
+                <w:rFonts w:eastAsia="標楷體"/>
+                <w:color w:val="000000" w:themeColor="text1"/>
+              </w:rPr>
+              <w:t>二</w:t>
+            </w:r>
+            <w:r>
+              <w:rPr>
+                <w:rFonts w:eastAsia="標楷體"/>
+                <w:color w:val="000000" w:themeColor="text1"/>
+              </w:rPr>
+              <w:t xml:space="preserve">) </w:t>
+            </w:r>
+            <w:proofErr w:type="gramStart"/>
+            <w:r>
+              <w:rPr>
+                <w:rFonts w:eastAsia="標楷體"/>
+                <w:color w:val="000000" w:themeColor="text1"/>
+              </w:rPr>
+              <w:t>風控宣導</w:t>
+            </w:r>
+            <w:proofErr w:type="gramEnd"/>
+            <w:r>
+              <w:rPr>
+                <w:rFonts w:eastAsia="標楷體"/>
+                <w:color w:val="000000" w:themeColor="text1"/>
+              </w:rPr>
+              <w:t>事</w:t>
+            </w:r>
+            <w:r>
+              <w:rPr>
+                <w:rFonts w:eastAsia="標楷體" w:hint="eastAsia"/>
+                <w:color w:val="000000" w:themeColor="text1"/>
+              </w:rPr>
+              <w:t>項</w:t>
+            </w:r>
+            <w:r>
+              <w:rPr>
+                <w:rFonts w:eastAsia="標楷體"/>
+                <w:color w:val="000000" w:themeColor="text1"/>
+              </w:rPr>
+              <w:t>：</w:t>
+            </w:r>
           </w:p>
         </w:tc>
       </w:tr>
@@ -5121,12 +6068,14 @@
       <w:pPr>
         <w:ind w:hanging="360"/>
         <w:rPr>
-          <w:rFonts w:ascii="標楷體" w:eastAsia="標楷體" w:hAnsi="標楷體"/>
+          <w:rFonts w:eastAsia="標楷體"/>
+          <w:color w:val="000000" w:themeColor="text1"/>
         </w:rPr>
       </w:pPr>
       <w:r>
         <w:rPr>
-          <w:rFonts w:ascii="標楷體" w:eastAsia="標楷體" w:hAnsi="標楷體" w:cs="標楷體" w:hint="eastAsia"/>
+          <w:rFonts w:eastAsia="標楷體" w:hint="eastAsia"/>
+          <w:color w:val="000000" w:themeColor="text1"/>
         </w:rPr>
         <w:t>備註：</w:t>
       </w:r>
@@ -5143,61 +6092,71 @@
         <w:spacing w:line="240" w:lineRule="exact"/>
         <w:ind w:left="540" w:right="357"/>
         <w:rPr>
-          <w:rFonts w:ascii="標楷體" w:eastAsia="標楷體" w:hAnsi="標楷體"/>
+          <w:rFonts w:eastAsia="標楷體"/>
+          <w:color w:val="000000" w:themeColor="text1"/>
         </w:rPr>
       </w:pPr>
       <w:r>
         <w:rPr>
-          <w:rFonts w:ascii="標楷體" w:eastAsia="標楷體" w:hAnsi="標楷體" w:cs="標楷體" w:hint="eastAsia"/>
+          <w:rFonts w:eastAsia="標楷體" w:hint="eastAsia"/>
+          <w:color w:val="000000" w:themeColor="text1"/>
         </w:rPr>
         <w:t>本協議事項依據</w:t>
       </w:r>
       <w:r>
         <w:rPr>
-          <w:rFonts w:ascii="標楷體" w:eastAsia="標楷體" w:hAnsi="標楷體" w:cs="標楷體" w:hint="eastAsia"/>
+          <w:rFonts w:eastAsia="標楷體" w:hint="eastAsia"/>
+          <w:color w:val="000000" w:themeColor="text1"/>
           <w:kern w:val="0"/>
         </w:rPr>
         <w:t>職業</w:t>
       </w:r>
       <w:r>
         <w:rPr>
-          <w:rFonts w:ascii="標楷體" w:eastAsia="標楷體" w:hAnsi="標楷體" w:cs="標楷體" w:hint="eastAsia"/>
+          <w:rFonts w:eastAsia="標楷體" w:hint="eastAsia"/>
+          <w:color w:val="000000" w:themeColor="text1"/>
         </w:rPr>
         <w:t>安全衛生法第</w:t>
       </w:r>
       <w:r>
         <w:rPr>
-          <w:rFonts w:ascii="標楷體" w:eastAsia="標楷體" w:hAnsi="標楷體"/>
+          <w:rFonts w:eastAsia="標楷體"/>
+          <w:color w:val="000000" w:themeColor="text1"/>
         </w:rPr>
         <w:t>27</w:t>
       </w:r>
       <w:r>
         <w:rPr>
-          <w:rFonts w:ascii="標楷體" w:eastAsia="標楷體" w:hAnsi="標楷體" w:cs="標楷體" w:hint="eastAsia"/>
+          <w:rFonts w:eastAsia="標楷體" w:hint="eastAsia"/>
+          <w:color w:val="000000" w:themeColor="text1"/>
         </w:rPr>
         <w:t>條，暨施行細則第</w:t>
       </w:r>
       <w:r>
         <w:rPr>
-          <w:rFonts w:ascii="標楷體" w:eastAsia="標楷體" w:hAnsi="標楷體"/>
+          <w:rFonts w:eastAsia="標楷體"/>
+          <w:color w:val="000000" w:themeColor="text1"/>
         </w:rPr>
         <w:t>37</w:t>
       </w:r>
       <w:r>
         <w:rPr>
-          <w:rFonts w:ascii="標楷體" w:eastAsia="標楷體" w:hAnsi="標楷體" w:cs="標楷體" w:hint="eastAsia"/>
+          <w:rFonts w:eastAsia="標楷體" w:hint="eastAsia"/>
+          <w:color w:val="000000" w:themeColor="text1"/>
         </w:rPr>
         <w:t>、</w:t>
       </w:r>
       <w:r>
         <w:rPr>
-          <w:rFonts w:ascii="標楷體" w:eastAsia="標楷體" w:hAnsi="標楷體"/>
+          <w:rFonts w:eastAsia="標楷體"/>
+          <w:color w:val="000000" w:themeColor="text1"/>
         </w:rPr>
         <w:t>38</w:t>
       </w:r>
       <w:r>
         <w:rPr>
-          <w:rFonts w:ascii="標楷體" w:eastAsia="標楷體" w:hAnsi="標楷體" w:cs="標楷體" w:hint="eastAsia"/>
+          <w:rFonts w:eastAsia="標楷體" w:hint="eastAsia"/>
+          <w:color w:val="000000" w:themeColor="text1"/>
         </w:rPr>
         <w:t>條規定辦理，</w:t>
       </w:r>
@@ -5207,26 +6166,30 @@
         <w:spacing w:line="240" w:lineRule="exact"/>
         <w:ind w:leftChars="-25" w:left="-60" w:right="357" w:firstLineChars="250" w:firstLine="600"/>
         <w:rPr>
-          <w:rFonts w:ascii="標楷體" w:eastAsia="標楷體" w:hAnsi="標楷體"/>
+          <w:rFonts w:eastAsia="標楷體"/>
+          <w:color w:val="000000" w:themeColor="text1"/>
         </w:rPr>
       </w:pPr>
       <w:r>
         <w:rPr>
-          <w:rFonts w:ascii="標楷體" w:eastAsia="標楷體" w:hAnsi="標楷體" w:cs="標楷體" w:hint="eastAsia"/>
+          <w:rFonts w:eastAsia="標楷體" w:hint="eastAsia"/>
+          <w:color w:val="000000" w:themeColor="text1"/>
         </w:rPr>
         <w:t>未協議事項</w:t>
       </w:r>
       <w:proofErr w:type="gramStart"/>
       <w:r>
         <w:rPr>
-          <w:rFonts w:ascii="標楷體" w:eastAsia="標楷體" w:hAnsi="標楷體" w:cs="標楷體" w:hint="eastAsia"/>
+          <w:rFonts w:eastAsia="標楷體" w:hint="eastAsia"/>
+          <w:color w:val="000000" w:themeColor="text1"/>
         </w:rPr>
         <w:t>悉</w:t>
       </w:r>
       <w:proofErr w:type="gramEnd"/>
       <w:r>
         <w:rPr>
-          <w:rFonts w:ascii="標楷體" w:eastAsia="標楷體" w:hAnsi="標楷體" w:cs="標楷體" w:hint="eastAsia"/>
+          <w:rFonts w:eastAsia="標楷體" w:hint="eastAsia"/>
+          <w:color w:val="000000" w:themeColor="text1"/>
         </w:rPr>
         <w:t>依照有關職業安全衛生法規辦理。</w:t>
       </w:r>
@@ -5243,12 +6206,14 @@
         <w:spacing w:line="240" w:lineRule="exact"/>
         <w:ind w:left="540" w:right="357"/>
         <w:rPr>
-          <w:rFonts w:ascii="標楷體" w:eastAsia="標楷體" w:hAnsi="標楷體"/>
+          <w:rFonts w:eastAsia="標楷體"/>
+          <w:color w:val="000000" w:themeColor="text1"/>
         </w:rPr>
       </w:pPr>
       <w:r>
         <w:rPr>
-          <w:rFonts w:ascii="標楷體" w:eastAsia="標楷體" w:hAnsi="標楷體" w:cs="標楷體" w:hint="eastAsia"/>
+          <w:rFonts w:eastAsia="標楷體" w:hint="eastAsia"/>
+          <w:color w:val="000000" w:themeColor="text1"/>
         </w:rPr>
         <w:t>協議單位對協議事項應徹底做好各項安全衛生設施。</w:t>
       </w:r>
@@ -5265,20 +6230,22 @@
         <w:spacing w:line="240" w:lineRule="exact"/>
         <w:ind w:left="540" w:right="357"/>
         <w:rPr>
-          <w:rFonts w:ascii="標楷體" w:eastAsia="標楷體" w:hAnsi="標楷體"/>
+          <w:rFonts w:eastAsia="標楷體"/>
+          <w:color w:val="000000" w:themeColor="text1"/>
           <w:sz w:val="22"/>
-          <w:szCs w:val="22"/>
         </w:rPr>
       </w:pPr>
       <w:r>
         <w:rPr>
-          <w:rFonts w:ascii="標楷體" w:eastAsia="標楷體" w:hAnsi="標楷體" w:cs="標楷體" w:hint="eastAsia"/>
+          <w:rFonts w:eastAsia="標楷體" w:hint="eastAsia"/>
+          <w:color w:val="000000" w:themeColor="text1"/>
         </w:rPr>
         <w:t>本協議書由管轄部門負責填寫，分送參與部門</w:t>
       </w:r>
       <w:r>
         <w:rPr>
-          <w:rFonts w:ascii="標楷體" w:eastAsia="標楷體" w:hAnsi="標楷體" w:cs="標楷體" w:hint="eastAsia"/>
+          <w:rFonts w:eastAsia="標楷體" w:hint="eastAsia"/>
+          <w:color w:val="000000" w:themeColor="text1"/>
         </w:rPr>
         <w:t>及工安組各一份。</w:t>
       </w:r>
@@ -5288,9 +6255,9 @@
         <w:ind w:right="360"/>
         <w:jc w:val="center"/>
         <w:rPr>
-          <w:rFonts w:ascii="標楷體" w:eastAsia="標楷體" w:hAnsi="標楷體" w:cs="標楷體"/>
+          <w:rFonts w:eastAsia="標楷體"/>
+          <w:color w:val="000000" w:themeColor="text1"/>
           <w:sz w:val="20"/>
-          <w:szCs w:val="20"/>
         </w:rPr>
       </w:pPr>
     </w:p>
@@ -5299,47 +6266,845 @@
         <w:ind w:right="360"/>
         <w:jc w:val="center"/>
         <w:rPr>
-          <w:rFonts w:ascii="標楷體" w:eastAsia="標楷體" w:hAnsi="標楷體"/>
+          <w:rFonts w:eastAsia="標楷體"/>
+          <w:color w:val="000000" w:themeColor="text1"/>
+          <w:sz w:val="20"/>
+        </w:rPr>
+      </w:pPr>
+    </w:p>
+    <w:p>
+      <w:pPr>
+        <w:ind w:right="360"/>
+        <w:jc w:val="center"/>
+        <w:rPr>
+          <w:rFonts w:eastAsia="標楷體"/>
+          <w:color w:val="000000" w:themeColor="text1"/>
+          <w:sz w:val="20"/>
+        </w:rPr>
+      </w:pPr>
+    </w:p>
+    <w:p>
+      <w:pPr>
+        <w:ind w:right="360"/>
+        <w:jc w:val="center"/>
+        <w:rPr>
+          <w:rFonts w:eastAsia="標楷體"/>
+          <w:color w:val="000000" w:themeColor="text1"/>
+          <w:sz w:val="20"/>
+        </w:rPr>
+      </w:pPr>
+    </w:p>
+    <w:p>
+      <w:pPr>
+        <w:ind w:right="360"/>
+        <w:jc w:val="center"/>
+        <w:rPr>
+          <w:rFonts w:eastAsia="標楷體"/>
+          <w:color w:val="000000" w:themeColor="text1"/>
+          <w:sz w:val="20"/>
+        </w:rPr>
+      </w:pPr>
+    </w:p>
+    <w:p>
+      <w:pPr>
+        <w:ind w:right="360"/>
+        <w:jc w:val="center"/>
+        <w:rPr>
+          <w:rFonts w:eastAsia="標楷體"/>
+          <w:color w:val="000000" w:themeColor="text1"/>
+          <w:sz w:val="20"/>
+        </w:rPr>
+      </w:pPr>
+    </w:p>
+    <w:p>
+      <w:pPr>
+        <w:ind w:right="360"/>
+        <w:jc w:val="center"/>
+        <w:rPr>
+          <w:rFonts w:eastAsia="標楷體"/>
+          <w:color w:val="000000" w:themeColor="text1"/>
+          <w:sz w:val="20"/>
+        </w:rPr>
+      </w:pPr>
+    </w:p>
+    <w:p>
+      <w:pPr>
+        <w:ind w:right="360"/>
+        <w:jc w:val="center"/>
+        <w:rPr>
+          <w:rFonts w:eastAsia="標楷體"/>
+          <w:color w:val="000000" w:themeColor="text1"/>
+          <w:sz w:val="20"/>
+        </w:rPr>
+      </w:pPr>
+    </w:p>
+    <w:p>
+      <w:pPr>
+        <w:ind w:right="360"/>
+        <w:jc w:val="center"/>
+        <w:rPr>
+          <w:rFonts w:eastAsia="標楷體"/>
+          <w:color w:val="000000" w:themeColor="text1"/>
+          <w:sz w:val="20"/>
+        </w:rPr>
+      </w:pPr>
+    </w:p>
+    <w:p>
+      <w:pPr>
+        <w:ind w:right="360"/>
+        <w:jc w:val="center"/>
+        <w:rPr>
+          <w:rFonts w:eastAsia="標楷體"/>
+          <w:color w:val="000000" w:themeColor="text1"/>
+          <w:sz w:val="20"/>
+        </w:rPr>
+      </w:pPr>
+    </w:p>
+    <w:p>
+      <w:pPr>
+        <w:ind w:right="360"/>
+        <w:jc w:val="center"/>
+        <w:rPr>
+          <w:rFonts w:eastAsia="標楷體"/>
+          <w:color w:val="000000" w:themeColor="text1"/>
+          <w:sz w:val="20"/>
+        </w:rPr>
+      </w:pPr>
+    </w:p>
+    <w:p>
+      <w:pPr>
+        <w:ind w:right="360"/>
+        <w:jc w:val="center"/>
+        <w:rPr>
+          <w:rFonts w:eastAsia="標楷體"/>
+          <w:color w:val="000000" w:themeColor="text1"/>
+          <w:sz w:val="20"/>
+        </w:rPr>
+      </w:pPr>
+    </w:p>
+    <w:p>
+      <w:pPr>
+        <w:ind w:right="360"/>
+        <w:jc w:val="center"/>
+        <w:rPr>
+          <w:rFonts w:eastAsia="標楷體"/>
+          <w:color w:val="000000" w:themeColor="text1"/>
+          <w:sz w:val="20"/>
+        </w:rPr>
+      </w:pPr>
+    </w:p>
+    <w:p>
+      <w:pPr>
+        <w:ind w:right="360"/>
+        <w:jc w:val="center"/>
+        <w:rPr>
+          <w:rFonts w:eastAsia="標楷體"/>
+          <w:color w:val="000000" w:themeColor="text1"/>
+          <w:sz w:val="20"/>
+        </w:rPr>
+      </w:pPr>
+    </w:p>
+    <w:p>
+      <w:pPr>
+        <w:ind w:right="360"/>
+        <w:jc w:val="center"/>
+        <w:rPr>
+          <w:rFonts w:eastAsia="標楷體"/>
+          <w:color w:val="000000" w:themeColor="text1"/>
+          <w:sz w:val="20"/>
+        </w:rPr>
+      </w:pPr>
+    </w:p>
+    <w:p>
+      <w:pPr>
+        <w:ind w:right="360"/>
+        <w:jc w:val="center"/>
+        <w:rPr>
+          <w:rFonts w:eastAsia="標楷體"/>
+          <w:color w:val="000000" w:themeColor="text1"/>
         </w:rPr>
       </w:pPr>
       <w:r>
         <w:rPr>
-          <w:rFonts w:ascii="標楷體" w:eastAsia="標楷體" w:hAnsi="標楷體" w:cs="標楷體" w:hint="eastAsia"/>
+          <w:rFonts w:eastAsia="標楷體" w:hint="eastAsia"/>
+          <w:color w:val="000000" w:themeColor="text1"/>
           <w:sz w:val="20"/>
-          <w:szCs w:val="20"/>
         </w:rPr>
         <w:t>表格</w:t>
       </w:r>
       <w:r>
         <w:rPr>
-          <w:rFonts w:ascii="標楷體" w:eastAsia="標楷體" w:hAnsi="標楷體"/>
+          <w:rFonts w:eastAsia="標楷體"/>
+          <w:color w:val="000000" w:themeColor="text1"/>
           <w:sz w:val="20"/>
-          <w:szCs w:val="20"/>
         </w:rPr>
         <w:t xml:space="preserve">CP-7.4-F15  </w:t>
       </w:r>
       <w:r>
         <w:rPr>
-          <w:rFonts w:ascii="標楷體" w:eastAsia="標楷體" w:hAnsi="標楷體" w:cs="標楷體" w:hint="eastAsia"/>
+          <w:rFonts w:eastAsia="標楷體" w:hint="eastAsia"/>
+          <w:color w:val="000000" w:themeColor="text1"/>
           <w:sz w:val="20"/>
-          <w:szCs w:val="20"/>
         </w:rPr>
         <w:t>版次：</w:t>
       </w:r>
       <w:r>
         <w:rPr>
-          <w:rFonts w:ascii="標楷體" w:eastAsia="標楷體" w:hAnsi="標楷體" w:hint="eastAsia"/>
+          <w:rFonts w:eastAsia="標楷體" w:hint="eastAsia"/>
+          <w:color w:val="FF0000"/>
           <w:sz w:val="20"/>
-          <w:szCs w:val="20"/>
         </w:rPr>
-        <w:t>5</w:t>
+        <w:t>6</w:t>
+      </w:r>
+    </w:p>
+    <w:p>
+      <w:pPr>
+        <w:widowControl/>
+        <w:spacing w:beforeLines="50" w:before="180" w:afterLines="50" w:after="180" w:line="240" w:lineRule="atLeast"/>
+        <w:jc w:val="center"/>
+        <w:rPr>
+          <w:rFonts w:eastAsia="標楷體"/>
+          <w:b/>
+          <w:color w:val="000000" w:themeColor="text1"/>
+          <w:sz w:val="52"/>
+        </w:rPr>
+      </w:pPr>
+      <w:r>
+        <w:rPr>
+          <w:rFonts w:eastAsia="標楷體"/>
+          <w:noProof/>
+          <w:color w:val="000000" w:themeColor="text1"/>
+        </w:rPr>
+        <w:lastRenderedPageBreak/>
+        <mc:AlternateContent>
+          <mc:Choice Requires="wps">
+            <w:drawing>
+              <wp:anchor distT="0" distB="0" distL="114300" distR="114300" simplePos="0" relativeHeight="251627520" behindDoc="0" locked="0" layoutInCell="1" allowOverlap="1" wp14:anchorId="1750B8A4" wp14:editId="0B241DC0">
+                <wp:simplePos x="0" y="0"/>
+                <wp:positionH relativeFrom="margin">
+                  <wp:posOffset>5487126</wp:posOffset>
+                </wp:positionH>
+                <wp:positionV relativeFrom="paragraph">
+                  <wp:posOffset>65042</wp:posOffset>
+                </wp:positionV>
+                <wp:extent cx="817245" cy="381000"/>
+                <wp:effectExtent l="0" t="0" r="20955" b="19050"/>
+                <wp:wrapNone/>
+                <wp:docPr id="54" name="Text Box 35"/>
+                <wp:cNvGraphicFramePr>
+                  <a:graphicFrameLocks xmlns:a="http://schemas.openxmlformats.org/drawingml/2006/main"/>
+                </wp:cNvGraphicFramePr>
+                <a:graphic xmlns:a="http://schemas.openxmlformats.org/drawingml/2006/main">
+                  <a:graphicData uri="http://schemas.microsoft.com/office/word/2010/wordprocessingShape">
+                    <wps:wsp>
+                      <wps:cNvSpPr txBox="1">
+                        <a:spLocks noChangeArrowheads="1"/>
+                      </wps:cNvSpPr>
+                      <wps:spPr bwMode="auto">
+                        <a:xfrm>
+                          <a:off x="0" y="0"/>
+                          <a:ext cx="817245" cy="381000"/>
+                        </a:xfrm>
+                        <a:prstGeom prst="rect">
+                          <a:avLst/>
+                        </a:prstGeom>
+                        <a:solidFill>
+                          <a:srgbClr val="FFFFFF"/>
+                        </a:solidFill>
+                        <a:ln w="9525">
+                          <a:solidFill>
+                            <a:srgbClr val="000000"/>
+                          </a:solidFill>
+                          <a:miter lim="800000"/>
+                          <a:headEnd/>
+                          <a:tailEnd/>
+                        </a:ln>
+                      </wps:spPr>
+                      <wps:txbx>
+                        <w:txbxContent>
+                          <w:p>
+                            <w:pPr>
+                              <w:snapToGrid w:val="0"/>
+                              <w:jc w:val="center"/>
+                              <w:rPr>
+                                <w:b/>
+                                <w:bCs/>
+                                <w:sz w:val="32"/>
+                                <w:szCs w:val="32"/>
+                              </w:rPr>
+                            </w:pPr>
+                            <w:r>
+                              <w:rPr>
+                                <w:rFonts w:cs="新細明體" w:hint="eastAsia"/>
+                                <w:b/>
+                                <w:bCs/>
+                                <w:sz w:val="32"/>
+                                <w:szCs w:val="32"/>
+                              </w:rPr>
+                              <w:t>修訂版</w:t>
+                            </w:r>
+                          </w:p>
+                        </w:txbxContent>
+                      </wps:txbx>
+                      <wps:bodyPr rot="0" vert="horz" wrap="square" lIns="91440" tIns="45720" rIns="91440" bIns="45720" anchor="t" anchorCtr="0" upright="1">
+                        <a:noAutofit/>
+                      </wps:bodyPr>
+                    </wps:wsp>
+                  </a:graphicData>
+                </a:graphic>
+                <wp14:sizeRelH relativeFrom="page">
+                  <wp14:pctWidth>0</wp14:pctWidth>
+                </wp14:sizeRelH>
+                <wp14:sizeRelV relativeFrom="page">
+                  <wp14:pctHeight>0</wp14:pctHeight>
+                </wp14:sizeRelV>
+              </wp:anchor>
+            </w:drawing>
+          </mc:Choice>
+          <mc:Fallback>
+            <w:pict>
+              <v:shape w14:anchorId="1750B8A4" id="Text Box 35" o:spid="_x0000_s1058" type="#_x0000_t202" style="position:absolute;left:0;text-align:left;margin-left:432.05pt;margin-top:5.1pt;width:64.35pt;height:30pt;z-index:251627520;visibility:visible;mso-wrap-style:square;mso-width-percent:0;mso-height-percent:0;mso-wrap-distance-left:9pt;mso-wrap-distance-top:0;mso-wrap-distance-right:9pt;mso-wrap-distance-bottom:0;mso-position-horizontal:absolute;mso-position-horizontal-relative:margin;mso-position-vertical:absolute;mso-position-vertical-relative:text;mso-width-percent:0;mso-height-percent:0;mso-width-relative:page;mso-height-relative:page;v-text-anchor:top" o:gfxdata="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">
+                <v:textbox>
+                  <w:txbxContent>
+                    <w:p>
+                      <w:pPr>
+                        <w:snapToGrid w:val="0"/>
+                        <w:jc w:val="center"/>
+                        <w:rPr>
+                          <w:b/>
+                          <w:bCs/>
+                          <w:sz w:val="32"/>
+                          <w:szCs w:val="32"/>
+                        </w:rPr>
+                      </w:pPr>
+                      <w:r>
+                        <w:rPr>
+                          <w:rFonts w:cs="新細明體" w:hint="eastAsia"/>
+                          <w:b/>
+                          <w:bCs/>
+                          <w:sz w:val="32"/>
+                          <w:szCs w:val="32"/>
+                        </w:rPr>
+                        <w:t>修訂版</w:t>
+                      </w:r>
+                    </w:p>
+                  </w:txbxContent>
+                </v:textbox>
+                <w10:wrap anchorx="margin"/>
+              </v:shape>
+            </w:pict>
+          </mc:Fallback>
+        </mc:AlternateContent>
+      </w:r>
+    </w:p>
+    <w:p>
+      <w:pPr>
+        <w:widowControl/>
+        <w:spacing w:beforeLines="50" w:before="180" w:afterLines="50" w:after="180" w:line="240" w:lineRule="atLeast"/>
+        <w:jc w:val="center"/>
+        <w:outlineLvl w:val="0"/>
+        <w:rPr>
+          <w:rFonts w:eastAsia="標楷體"/>
+          <w:b/>
+          <w:color w:val="000000" w:themeColor="text1"/>
+          <w:sz w:val="52"/>
+        </w:rPr>
+      </w:pPr>
+      <w:bookmarkStart w:id="72" w:name="_Toc242179499"/>
+      <w:bookmarkStart w:id="73" w:name="_Toc242179558"/>
+      <w:bookmarkStart w:id="74" w:name="_Toc242179761"/>
+      <w:r>
+        <w:rPr>
+          <w:rFonts w:eastAsia="標楷體" w:hint="eastAsia"/>
+          <w:b/>
+          <w:color w:val="000000" w:themeColor="text1"/>
+          <w:sz w:val="52"/>
+        </w:rPr>
+        <w:t>興達發電廠職安衛管理政策</w:t>
+      </w:r>
+      <w:bookmarkEnd w:id="72"/>
+      <w:bookmarkEnd w:id="73"/>
+      <w:bookmarkEnd w:id="74"/>
+    </w:p>
+    <w:p>
+      <w:pPr>
+        <w:spacing w:line="500" w:lineRule="exact"/>
+        <w:ind w:firstLineChars="200" w:firstLine="801"/>
+        <w:rPr>
+          <w:rFonts w:eastAsia="標楷體"/>
+          <w:b/>
+          <w:color w:val="000000" w:themeColor="text1"/>
+          <w:sz w:val="40"/>
+        </w:rPr>
+      </w:pPr>
+      <w:r>
+        <w:rPr>
+          <w:rFonts w:eastAsia="標楷體" w:hint="eastAsia"/>
+          <w:b/>
+          <w:color w:val="000000" w:themeColor="text1"/>
+          <w:sz w:val="40"/>
+        </w:rPr>
+        <w:t>本廠秉持「人命為首要、工安最優先」的基本理念，致力於電力生產之使命，推動設備安全化，作業標準化，身心健康化，</w:t>
+      </w:r>
+      <w:r>
+        <w:rPr>
+          <w:rFonts w:eastAsia="標楷體" w:hint="eastAsia"/>
+          <w:b/>
+          <w:color w:val="000000" w:themeColor="text1"/>
+          <w:spacing w:val="-12"/>
+          <w:sz w:val="40"/>
+        </w:rPr>
+        <w:t>並促進全員參與，</w:t>
+      </w:r>
+      <w:r>
+        <w:rPr>
+          <w:rFonts w:eastAsia="標楷體" w:hint="eastAsia"/>
+          <w:b/>
+          <w:color w:val="000000" w:themeColor="text1"/>
+          <w:spacing w:val="-12"/>
+          <w:sz w:val="40"/>
+        </w:rPr>
+        <w:t>以</w:t>
+      </w:r>
+      <w:r>
+        <w:rPr>
+          <w:rFonts w:eastAsia="標楷體" w:hint="eastAsia"/>
+          <w:b/>
+          <w:color w:val="000000" w:themeColor="text1"/>
+          <w:sz w:val="40"/>
+        </w:rPr>
+        <w:t>落實各項工安措施，防止職業災害</w:t>
+      </w:r>
+      <w:r>
+        <w:rPr>
+          <w:rFonts w:eastAsia="標楷體" w:hint="eastAsia"/>
+          <w:b/>
+          <w:color w:val="000000" w:themeColor="text1"/>
+          <w:sz w:val="40"/>
+        </w:rPr>
+        <w:t>發生</w:t>
+      </w:r>
+      <w:r>
+        <w:rPr>
+          <w:rFonts w:eastAsia="標楷體" w:hint="eastAsia"/>
+          <w:b/>
+          <w:color w:val="000000" w:themeColor="text1"/>
+          <w:sz w:val="40"/>
+        </w:rPr>
+        <w:t>，確保員工及其他利害相關者的工作安全與健康。</w:t>
+      </w:r>
+    </w:p>
+    <w:p>
+      <w:pPr>
+        <w:spacing w:line="500" w:lineRule="exact"/>
+        <w:rPr>
+          <w:rFonts w:eastAsia="標楷體"/>
+          <w:b/>
+          <w:color w:val="000000" w:themeColor="text1"/>
+          <w:sz w:val="40"/>
+        </w:rPr>
+      </w:pPr>
+    </w:p>
+    <w:p>
+      <w:pPr>
+        <w:spacing w:line="500" w:lineRule="exact"/>
+        <w:rPr>
+          <w:rFonts w:eastAsia="標楷體"/>
+          <w:b/>
+          <w:color w:val="000000" w:themeColor="text1"/>
+          <w:sz w:val="40"/>
+        </w:rPr>
+      </w:pPr>
+      <w:r>
+        <w:rPr>
+          <w:rFonts w:eastAsia="標楷體" w:hint="eastAsia"/>
+          <w:b/>
+          <w:color w:val="000000" w:themeColor="text1"/>
+          <w:sz w:val="40"/>
+        </w:rPr>
+        <w:t>我們承諾：</w:t>
+      </w:r>
+    </w:p>
+    <w:p>
+      <w:pPr>
+        <w:spacing w:line="500" w:lineRule="exact"/>
+        <w:ind w:left="2883" w:hangingChars="720" w:hanging="2883"/>
+        <w:rPr>
+          <w:rFonts w:eastAsia="標楷體"/>
+          <w:b/>
+          <w:color w:val="000000" w:themeColor="text1"/>
+          <w:sz w:val="40"/>
+        </w:rPr>
+      </w:pPr>
+      <w:r>
+        <w:rPr>
+          <w:rFonts w:eastAsia="標楷體" w:hint="eastAsia"/>
+          <w:b/>
+          <w:color w:val="000000" w:themeColor="text1"/>
+          <w:sz w:val="40"/>
+        </w:rPr>
+        <w:t>一、符合法規：</w:t>
+      </w:r>
+      <w:r>
+        <w:rPr>
+          <w:rFonts w:eastAsia="標楷體" w:hint="eastAsia"/>
+          <w:b/>
+          <w:color w:val="000000" w:themeColor="text1"/>
+          <w:sz w:val="40"/>
+        </w:rPr>
+        <w:t>提供健康安全工作環境</w:t>
+      </w:r>
+      <w:r>
+        <w:rPr>
+          <w:rFonts w:eastAsia="標楷體" w:hint="eastAsia"/>
+          <w:b/>
+          <w:color w:val="000000" w:themeColor="text1"/>
+          <w:sz w:val="40"/>
+        </w:rPr>
+        <w:t>，遵守職安衛相關法規並符合其他要求事項。</w:t>
+      </w:r>
+    </w:p>
+    <w:p>
+      <w:pPr>
+        <w:spacing w:line="500" w:lineRule="exact"/>
+        <w:ind w:left="2883" w:hangingChars="720" w:hanging="2883"/>
+        <w:rPr>
+          <w:rFonts w:eastAsia="標楷體"/>
+          <w:b/>
+          <w:color w:val="000000" w:themeColor="text1"/>
+          <w:sz w:val="40"/>
+        </w:rPr>
+      </w:pPr>
+    </w:p>
+    <w:p>
+      <w:pPr>
+        <w:spacing w:line="500" w:lineRule="exact"/>
+        <w:ind w:left="2883" w:hangingChars="720" w:hanging="2883"/>
+        <w:rPr>
+          <w:rFonts w:eastAsia="標楷體"/>
+          <w:b/>
+          <w:color w:val="000000" w:themeColor="text1"/>
+          <w:sz w:val="40"/>
+        </w:rPr>
+      </w:pPr>
+      <w:r>
+        <w:rPr>
+          <w:rFonts w:eastAsia="標楷體" w:hint="eastAsia"/>
+          <w:b/>
+          <w:color w:val="000000" w:themeColor="text1"/>
+          <w:sz w:val="40"/>
+        </w:rPr>
+        <w:t>二、預防危害：</w:t>
+      </w:r>
+      <w:r>
+        <w:rPr>
+          <w:rFonts w:eastAsia="標楷體" w:hint="eastAsia"/>
+          <w:b/>
+          <w:color w:val="000000" w:themeColor="text1"/>
+          <w:sz w:val="40"/>
+        </w:rPr>
+        <w:t>消除危害降低風險，預防工作傷害，確保身心健康。</w:t>
+      </w:r>
+    </w:p>
+    <w:p>
+      <w:pPr>
+        <w:spacing w:line="500" w:lineRule="exact"/>
+        <w:ind w:left="2903" w:hangingChars="725" w:hanging="2903"/>
+        <w:rPr>
+          <w:rFonts w:eastAsia="標楷體"/>
+          <w:b/>
+          <w:color w:val="000000" w:themeColor="text1"/>
+          <w:sz w:val="40"/>
+        </w:rPr>
+      </w:pPr>
+    </w:p>
+    <w:p>
+      <w:pPr>
+        <w:spacing w:line="500" w:lineRule="exact"/>
+        <w:ind w:left="2803" w:hangingChars="700" w:hanging="2803"/>
+        <w:rPr>
+          <w:rFonts w:eastAsia="標楷體"/>
+          <w:b/>
+          <w:color w:val="000000" w:themeColor="text1"/>
+          <w:sz w:val="40"/>
+        </w:rPr>
+      </w:pPr>
+      <w:r>
+        <w:rPr>
+          <w:rFonts w:eastAsia="標楷體" w:hint="eastAsia"/>
+          <w:b/>
+          <w:color w:val="000000" w:themeColor="text1"/>
+          <w:sz w:val="40"/>
+        </w:rPr>
+        <w:t>三、持續改善：</w:t>
+      </w:r>
+      <w:r>
+        <w:rPr>
+          <w:rFonts w:eastAsia="標楷體" w:hint="eastAsia"/>
+          <w:b/>
+          <w:color w:val="000000" w:themeColor="text1"/>
+          <w:sz w:val="40"/>
+        </w:rPr>
+        <w:t>關注本廠內外部職安衛風險</w:t>
+      </w:r>
+      <w:r>
+        <w:rPr>
+          <w:rFonts w:eastAsia="標楷體"/>
+          <w:b/>
+          <w:color w:val="000000" w:themeColor="text1"/>
+          <w:sz w:val="40"/>
+        </w:rPr>
+        <w:t>/</w:t>
+      </w:r>
+      <w:r>
+        <w:rPr>
+          <w:rFonts w:eastAsia="標楷體" w:hint="eastAsia"/>
+          <w:b/>
+          <w:color w:val="000000" w:themeColor="text1"/>
+          <w:sz w:val="40"/>
+        </w:rPr>
+        <w:t>機會，持續改善精進工安品質。</w:t>
+      </w:r>
+    </w:p>
+    <w:p>
+      <w:pPr>
+        <w:ind w:left="2803" w:hangingChars="700" w:hanging="2803"/>
+        <w:rPr>
+          <w:rFonts w:eastAsia="標楷體"/>
+          <w:b/>
+          <w:color w:val="000000" w:themeColor="text1"/>
+          <w:sz w:val="40"/>
+        </w:rPr>
+      </w:pPr>
+      <w:r>
+        <w:rPr>
+          <w:rFonts w:eastAsia="標楷體" w:hint="eastAsia"/>
+          <w:b/>
+          <w:color w:val="000000" w:themeColor="text1"/>
+          <w:sz w:val="40"/>
+        </w:rPr>
+        <w:t>四、教育訓練：</w:t>
+      </w:r>
+      <w:r>
+        <w:rPr>
+          <w:rFonts w:eastAsia="標楷體" w:hint="eastAsia"/>
+          <w:b/>
+          <w:color w:val="000000" w:themeColor="text1"/>
+          <w:sz w:val="40"/>
+        </w:rPr>
+        <w:t>教育安衛知識、訓練本業技能；持續諮商溝通、提昇全員參與。</w:t>
+      </w:r>
+    </w:p>
+    <w:p>
+      <w:pPr>
+        <w:ind w:firstLineChars="1153" w:firstLine="5540"/>
+        <w:rPr>
+          <w:rFonts w:eastAsia="標楷體"/>
+          <w:b/>
+          <w:color w:val="000000" w:themeColor="text1"/>
+          <w:sz w:val="48"/>
+        </w:rPr>
+      </w:pPr>
+    </w:p>
+    <w:p>
+      <w:pPr>
+        <w:ind w:firstLineChars="1612" w:firstLine="6454"/>
+        <w:rPr>
+          <w:rFonts w:eastAsia="標楷體"/>
+          <w:b/>
+          <w:color w:val="000000" w:themeColor="text1"/>
+          <w:sz w:val="40"/>
+        </w:rPr>
+      </w:pPr>
+      <w:r>
+        <w:rPr>
+          <w:rFonts w:eastAsia="標楷體" w:hint="eastAsia"/>
+          <w:b/>
+          <w:color w:val="000000" w:themeColor="text1"/>
+          <w:sz w:val="40"/>
+        </w:rPr>
+        <w:t>廠長：</w:t>
+      </w:r>
+      <w:r>
+        <w:rPr>
+          <w:rFonts w:eastAsia="標楷體" w:hint="eastAsia"/>
+          <w:b/>
+          <w:color w:val="000000" w:themeColor="text1"/>
+          <w:sz w:val="40"/>
+        </w:rPr>
+        <w:t>洪貴忠</w:t>
+      </w:r>
+    </w:p>
+    <w:p>
+      <w:pPr>
+        <w:ind w:firstLineChars="600" w:firstLine="2402"/>
+        <w:rPr>
+          <w:rFonts w:eastAsia="標楷體"/>
+          <w:b/>
+          <w:color w:val="000000" w:themeColor="text1"/>
+          <w:sz w:val="40"/>
+        </w:rPr>
+      </w:pPr>
+    </w:p>
+    <w:p>
+      <w:pPr>
+        <w:ind w:firstLineChars="600" w:firstLine="2402"/>
+        <w:rPr>
+          <w:rFonts w:eastAsia="標楷體"/>
+          <w:b/>
+          <w:color w:val="000000" w:themeColor="text1"/>
+          <w:sz w:val="40"/>
+        </w:rPr>
+      </w:pPr>
+      <w:r>
+        <w:rPr>
+          <w:rFonts w:eastAsia="標楷體" w:hint="eastAsia"/>
+          <w:b/>
+          <w:color w:val="000000" w:themeColor="text1"/>
+          <w:sz w:val="40"/>
+        </w:rPr>
+        <w:t>中華民國</w:t>
+      </w:r>
+      <w:r>
+        <w:rPr>
+          <w:rFonts w:eastAsia="標楷體"/>
+          <w:b/>
+          <w:color w:val="000000" w:themeColor="text1"/>
+          <w:sz w:val="40"/>
+        </w:rPr>
+        <w:t xml:space="preserve"> 11</w:t>
+      </w:r>
+      <w:r>
+        <w:rPr>
+          <w:rFonts w:eastAsia="標楷體"/>
+          <w:b/>
+          <w:color w:val="000000" w:themeColor="text1"/>
+          <w:sz w:val="40"/>
+        </w:rPr>
+        <w:t>4</w:t>
+      </w:r>
+      <w:r>
+        <w:rPr>
+          <w:rFonts w:eastAsia="標楷體"/>
+          <w:b/>
+          <w:color w:val="000000" w:themeColor="text1"/>
+          <w:sz w:val="40"/>
+        </w:rPr>
+        <w:t xml:space="preserve"> </w:t>
+      </w:r>
+      <w:r>
+        <w:rPr>
+          <w:rFonts w:eastAsia="標楷體" w:hint="eastAsia"/>
+          <w:b/>
+          <w:color w:val="000000" w:themeColor="text1"/>
+          <w:sz w:val="40"/>
+        </w:rPr>
+        <w:t>年</w:t>
+      </w:r>
+      <w:r>
+        <w:rPr>
+          <w:rFonts w:eastAsia="標楷體"/>
+          <w:b/>
+          <w:color w:val="000000" w:themeColor="text1"/>
+          <w:sz w:val="40"/>
+        </w:rPr>
+        <w:t xml:space="preserve"> </w:t>
+      </w:r>
+      <w:r>
+        <w:rPr>
+          <w:rFonts w:eastAsia="標楷體"/>
+          <w:b/>
+          <w:color w:val="000000" w:themeColor="text1"/>
+          <w:sz w:val="40"/>
+        </w:rPr>
+        <w:t>0</w:t>
+      </w:r>
+      <w:r>
+        <w:rPr>
+          <w:rFonts w:eastAsia="標楷體"/>
+          <w:b/>
+          <w:color w:val="000000" w:themeColor="text1"/>
+          <w:sz w:val="40"/>
+        </w:rPr>
+        <w:t>7</w:t>
+      </w:r>
+      <w:r>
+        <w:rPr>
+          <w:rFonts w:eastAsia="標楷體"/>
+          <w:b/>
+          <w:color w:val="000000" w:themeColor="text1"/>
+          <w:sz w:val="40"/>
+        </w:rPr>
+        <w:t xml:space="preserve"> </w:t>
+      </w:r>
+      <w:r>
+        <w:rPr>
+          <w:rFonts w:eastAsia="標楷體" w:hint="eastAsia"/>
+          <w:b/>
+          <w:color w:val="000000" w:themeColor="text1"/>
+          <w:sz w:val="40"/>
+        </w:rPr>
+        <w:t>月</w:t>
+      </w:r>
+      <w:r>
+        <w:rPr>
+          <w:rFonts w:eastAsia="標楷體"/>
+          <w:b/>
+          <w:color w:val="000000" w:themeColor="text1"/>
+          <w:sz w:val="40"/>
+        </w:rPr>
+        <w:t xml:space="preserve"> </w:t>
+      </w:r>
+      <w:r>
+        <w:rPr>
+          <w:rFonts w:eastAsia="標楷體"/>
+          <w:b/>
+          <w:color w:val="000000" w:themeColor="text1"/>
+          <w:sz w:val="40"/>
+        </w:rPr>
+        <w:t>16</w:t>
+      </w:r>
+      <w:r>
+        <w:rPr>
+          <w:rFonts w:eastAsia="標楷體"/>
+          <w:b/>
+          <w:color w:val="000000" w:themeColor="text1"/>
+          <w:sz w:val="40"/>
+        </w:rPr>
+        <w:t xml:space="preserve"> </w:t>
+      </w:r>
+      <w:r>
+        <w:rPr>
+          <w:rFonts w:eastAsia="標楷體" w:hint="eastAsia"/>
+          <w:b/>
+          <w:color w:val="000000" w:themeColor="text1"/>
+          <w:sz w:val="40"/>
+        </w:rPr>
+        <w:t>日</w:t>
+      </w:r>
+    </w:p>
+    <w:p>
+      <w:pPr>
+        <w:widowControl/>
+        <w:rPr>
+          <w:rFonts w:eastAsia="標楷體"/>
+          <w:b/>
+          <w:color w:val="000000" w:themeColor="text1"/>
+          <w:sz w:val="40"/>
+        </w:rPr>
+      </w:pPr>
+      <w:r>
+        <w:rPr>
+          <w:rFonts w:eastAsia="標楷體"/>
+          <w:b/>
+          <w:color w:val="000000" w:themeColor="text1"/>
+          <w:sz w:val="40"/>
+        </w:rPr>
       </w:r>
     </w:p>
     <w:sectPr>
-      <w:headerReference w:type="default" r:id="rId8"/>
       <w:pgSz w:w="11907" w:h="16840" w:code="9"/>
       <w:pgMar w:top="510" w:right="851" w:bottom="510" w:left="595" w:header="284" w:footer="340" w:gutter="397"/>
-      <w:pgNumType w:start="1"/>
       <w:cols w:space="425"/>
       <w:docGrid w:type="lines" w:linePitch="360"/>
     </w:sectPr>
@@ -5363,6 +7128,9 @@
       </w:r>
     </w:p>
   </w:endnote>
+  <w:endnote w:type="continuationNotice" w:id="1">
+    <w:p/>
+  </w:endnote>
 </w:endnotes>
 </file>
 
@@ -5382,17 +7150,10 @@
       </w:r>
     </w:p>
   </w:footnote>
+  <w:footnote w:type="continuationNotice" w:id="1">
+    <w:p/>
+  </w:footnote>
 </w:footnotes>
-</file>
-
-<file path=word/header1.xml><?xml version="1.0" encoding="utf-8"?>
-<w:hdr xmlns:wpc="http://schemas.microsoft.com/office/word/2010/wordprocessingCanvas" xmlns:cx="http://schemas.microsoft.com/office/drawing/2014/chartex" xmlns:cx1="http://schemas.microsoft.com/office/drawing/2015/9/8/chartex" xmlns:cx2="http://schemas.microsoft.com/office/drawing/2015/10/21/chartex" xmlns:cx3="http://schemas.microsoft.com/office/drawing/2016/5/9/chartex" xmlns:cx4="http://schemas.microsoft.com/office/drawing/2016/5/10/chartex" xmlns:cx5="http://schemas.microsoft.com/office/drawing/2016/5/11/chartex" xmlns:cx6="http://schemas.microsoft.com/office/drawing/2016/5/12/chartex" xmlns:cx7="http://schemas.microsoft.com/office/drawing/2016/5/13/chartex" xmlns:cx8="http://schemas.microsoft.com/office/drawing/2016/5/14/chartex" xmlns:mc="http://schemas.openxmlformats.org/markup-compatibility/2006" xmlns:aink="http://schemas.microsoft.com/office/drawing/2016/ink" xmlns:am3d="http://schemas.microsoft.com/office/drawing/2017/model3d" xmlns:o="urn:schemas-microsoft-com:office:office" xmlns:oel="http://schemas.microsoft.com/office/2019/extlst" xmlns:r="http://schemas.openxmlformats.org/officeDocument/2006/relationships" xmlns:m="http://schemas.openxmlformats.org/officeDocument/2006/math" xmlns:v="urn:schemas-microsoft-com:vml" xmlns:wp14="http://schemas.microsoft.com/office/word/2010/wordprocessingDrawing" xmlns:wp="http://schemas.openxmlformats.org/drawingml/2006/wordprocessingDrawing" xmlns:w10="urn:schemas-microsoft-com:office:word" xmlns:w="http://schemas.openxmlformats.org/wordprocessingml/2006/main" xmlns:w14="http://schemas.microsoft.com/office/word/2010/wordml" xmlns:w15="http://schemas.microsoft.com/office/word/2012/wordml" xmlns:w16cex="http://schemas.microsoft.com/office/word/2018/wordml/cex" xmlns:w16cid="http://schemas.microsoft.com/office/word/2016/wordml/cid" xmlns:w16="http://schemas.microsoft.com/office/word/2018/wordml" xmlns:w16sdtdh="http://schemas.microsoft.com/office/word/2020/wordml/sdtdatahash" xmlns:w16se="http://schemas.microsoft.com/office/word/2015/wordml/symex" xmlns:wpg="http://schemas.microsoft.com/office/word/2010/wordprocessingGroup" xmlns:wpi="http://schemas.microsoft.com/office/word/2010/wordprocessingInk" xmlns:wne="http://schemas.microsoft.com/office/word/2006/wordml" xmlns:wps="http://schemas.microsoft.com/office/word/2010/wordprocessingShape" mc:Ignorable="w14 w15 w16se w16cid w16 w16cex w16sdtdh wp14">
-  <w:p>
-    <w:pPr>
-      <w:pStyle w:val="af7"/>
-    </w:pPr>
-  </w:p>
-</w:hdr>
 </file>
 
 <file path=word/numbering.xml><?xml version="1.0" encoding="utf-8"?>
@@ -5418,7 +7179,7 @@
         <v:path o:extrusionok="f" gradientshapeok="t" o:connecttype="rect"/>
         <o:lock v:ext="edit" aspectratio="t"/>
       </v:shapetype>
-      <v:shape id="_x0000_i1033" type="#_x0000_t75" style="width:11.4pt;height:11.4pt" o:bullet="t">
+      <v:shape id="_x0000_i1043" type="#_x0000_t75" style="width:11.25pt;height:11.25pt" o:bullet="t">
         <v:imagedata r:id="rId1" o:title="msoE1C5"/>
       </v:shape>
     </w:pict>
@@ -7376,6 +9137,95 @@
     </w:lvl>
   </w:abstractNum>
   <w:abstractNum w:abstractNumId="22" w15:restartNumberingAfterBreak="0">
+    <w:nsid w:val="280D246E"/>
+    <w:multiLevelType w:val="hybridMultilevel"/>
+    <w:tmpl w:val="893E9DF0"/>
+    <w:lvl w:ilvl="0" w:tplc="1602C91C">
+      <w:start w:val="6"/>
+      <w:numFmt w:val="taiwaneseCountingThousand"/>
+      <w:lvlText w:val="(%1)"/>
+      <w:lvlJc w:val="left"/>
+      <w:pPr>
+        <w:ind w:left="720" w:hanging="480"/>
+      </w:pPr>
+      <w:rPr>
+        <w:rFonts w:hint="eastAsia"/>
+      </w:rPr>
+    </w:lvl>
+    <w:lvl w:ilvl="1" w:tplc="04090019" w:tentative="1">
+      <w:start w:val="1"/>
+      <w:numFmt w:val="ideographTraditional"/>
+      <w:lvlText w:val="%2、"/>
+      <w:lvlJc w:val="left"/>
+      <w:pPr>
+        <w:ind w:left="960" w:hanging="480"/>
+      </w:pPr>
+    </w:lvl>
+    <w:lvl w:ilvl="2" w:tplc="0409001B" w:tentative="1">
+      <w:start w:val="1"/>
+      <w:numFmt w:val="lowerRoman"/>
+      <w:lvlText w:val="%3."/>
+      <w:lvlJc w:val="right"/>
+      <w:pPr>
+        <w:ind w:left="1440" w:hanging="480"/>
+      </w:pPr>
+    </w:lvl>
+    <w:lvl w:ilvl="3" w:tplc="0409000F" w:tentative="1">
+      <w:start w:val="1"/>
+      <w:numFmt w:val="decimal"/>
+      <w:lvlText w:val="%4."/>
+      <w:lvlJc w:val="left"/>
+      <w:pPr>
+        <w:ind w:left="1920" w:hanging="480"/>
+      </w:pPr>
+    </w:lvl>
+    <w:lvl w:ilvl="4" w:tplc="04090019" w:tentative="1">
+      <w:start w:val="1"/>
+      <w:numFmt w:val="ideographTraditional"/>
+      <w:lvlText w:val="%5、"/>
+      <w:lvlJc w:val="left"/>
+      <w:pPr>
+        <w:ind w:left="2400" w:hanging="480"/>
+      </w:pPr>
+    </w:lvl>
+    <w:lvl w:ilvl="5" w:tplc="0409001B" w:tentative="1">
+      <w:start w:val="1"/>
+      <w:numFmt w:val="lowerRoman"/>
+      <w:lvlText w:val="%6."/>
+      <w:lvlJc w:val="right"/>
+      <w:pPr>
+        <w:ind w:left="2880" w:hanging="480"/>
+      </w:pPr>
+    </w:lvl>
+    <w:lvl w:ilvl="6" w:tplc="0409000F" w:tentative="1">
+      <w:start w:val="1"/>
+      <w:numFmt w:val="decimal"/>
+      <w:lvlText w:val="%7."/>
+      <w:lvlJc w:val="left"/>
+      <w:pPr>
+        <w:ind w:left="3360" w:hanging="480"/>
+      </w:pPr>
+    </w:lvl>
+    <w:lvl w:ilvl="7" w:tplc="04090019" w:tentative="1">
+      <w:start w:val="1"/>
+      <w:numFmt w:val="ideographTraditional"/>
+      <w:lvlText w:val="%8、"/>
+      <w:lvlJc w:val="left"/>
+      <w:pPr>
+        <w:ind w:left="3840" w:hanging="480"/>
+      </w:pPr>
+    </w:lvl>
+    <w:lvl w:ilvl="8" w:tplc="0409001B" w:tentative="1">
+      <w:start w:val="1"/>
+      <w:numFmt w:val="lowerRoman"/>
+      <w:lvlText w:val="%9."/>
+      <w:lvlJc w:val="right"/>
+      <w:pPr>
+        <w:ind w:left="4320" w:hanging="480"/>
+      </w:pPr>
+    </w:lvl>
+  </w:abstractNum>
+  <w:abstractNum w:abstractNumId="23" w15:restartNumberingAfterBreak="0">
     <w:nsid w:val="2983433A"/>
     <w:multiLevelType w:val="hybridMultilevel"/>
     <w:tmpl w:val="B05C2B22"/>
@@ -7461,7 +9311,7 @@
       </w:pPr>
     </w:lvl>
   </w:abstractNum>
-  <w:abstractNum w:abstractNumId="23" w15:restartNumberingAfterBreak="0">
+  <w:abstractNum w:abstractNumId="24" w15:restartNumberingAfterBreak="0">
     <w:nsid w:val="2B383B12"/>
     <w:multiLevelType w:val="hybridMultilevel"/>
     <w:tmpl w:val="7592FA44"/>
@@ -7577,7 +9427,7 @@
       </w:pPr>
     </w:lvl>
   </w:abstractNum>
-  <w:abstractNum w:abstractNumId="24" w15:restartNumberingAfterBreak="0">
+  <w:abstractNum w:abstractNumId="25" w15:restartNumberingAfterBreak="0">
     <w:nsid w:val="2F382E66"/>
     <w:multiLevelType w:val="hybridMultilevel"/>
     <w:tmpl w:val="00587956"/>
@@ -7667,7 +9517,7 @@
       </w:pPr>
     </w:lvl>
   </w:abstractNum>
-  <w:abstractNum w:abstractNumId="25" w15:restartNumberingAfterBreak="0">
+  <w:abstractNum w:abstractNumId="26" w15:restartNumberingAfterBreak="0">
     <w:nsid w:val="301419CE"/>
     <w:multiLevelType w:val="hybridMultilevel"/>
     <w:tmpl w:val="A13E6368"/>
@@ -7791,7 +9641,7 @@
       </w:pPr>
     </w:lvl>
   </w:abstractNum>
-  <w:abstractNum w:abstractNumId="26" w15:restartNumberingAfterBreak="0">
+  <w:abstractNum w:abstractNumId="27" w15:restartNumberingAfterBreak="0">
     <w:nsid w:val="321B6533"/>
     <w:multiLevelType w:val="hybridMultilevel"/>
     <w:tmpl w:val="1B944A46"/>
@@ -7907,7 +9757,7 @@
       </w:pPr>
     </w:lvl>
   </w:abstractNum>
-  <w:abstractNum w:abstractNumId="27" w15:restartNumberingAfterBreak="0">
+  <w:abstractNum w:abstractNumId="28" w15:restartNumberingAfterBreak="0">
     <w:nsid w:val="386B24C9"/>
     <w:multiLevelType w:val="hybridMultilevel"/>
     <w:tmpl w:val="7C6CC628"/>
@@ -7998,7 +9848,7 @@
       </w:pPr>
     </w:lvl>
   </w:abstractNum>
-  <w:abstractNum w:abstractNumId="28" w15:restartNumberingAfterBreak="0">
+  <w:abstractNum w:abstractNumId="29" w15:restartNumberingAfterBreak="0">
     <w:nsid w:val="388A4EF6"/>
     <w:multiLevelType w:val="multilevel"/>
     <w:tmpl w:val="1848E9DE"/>
@@ -8091,7 +9941,7 @@
       </w:pPr>
     </w:lvl>
   </w:abstractNum>
-  <w:abstractNum w:abstractNumId="29" w15:restartNumberingAfterBreak="0">
+  <w:abstractNum w:abstractNumId="30" w15:restartNumberingAfterBreak="0">
     <w:nsid w:val="38EC624C"/>
     <w:multiLevelType w:val="hybridMultilevel"/>
     <w:tmpl w:val="8CFE7C86"/>
@@ -8180,7 +10030,147 @@
       </w:pPr>
     </w:lvl>
   </w:abstractNum>
-  <w:abstractNum w:abstractNumId="30" w15:restartNumberingAfterBreak="0">
+  <w:abstractNum w:abstractNumId="31" w15:restartNumberingAfterBreak="0">
+    <w:nsid w:val="3B1B37E1"/>
+    <w:multiLevelType w:val="hybridMultilevel"/>
+    <w:tmpl w:val="FC225698"/>
+    <w:lvl w:ilvl="0" w:tplc="7C9CEEFC">
+      <w:start w:val="1"/>
+      <w:numFmt w:val="bullet"/>
+      <w:lvlText w:val="※"/>
+      <w:lvlJc w:val="left"/>
+      <w:pPr>
+        <w:tabs>
+          <w:tab w:val="num" w:pos="360"/>
+        </w:tabs>
+        <w:ind w:left="360" w:hanging="360"/>
+      </w:pPr>
+      <w:rPr>
+        <w:rFonts w:ascii="標楷體" w:eastAsia="標楷體" w:hAnsi="標楷體" w:cs="Times New Roman" w:hint="eastAsia"/>
+      </w:rPr>
+    </w:lvl>
+    <w:lvl w:ilvl="1" w:tplc="04090003">
+      <w:start w:val="1"/>
+      <w:numFmt w:val="bullet"/>
+      <w:lvlText w:val=""/>
+      <w:lvlJc w:val="left"/>
+      <w:pPr>
+        <w:tabs>
+          <w:tab w:val="num" w:pos="960"/>
+        </w:tabs>
+        <w:ind w:left="960" w:hanging="480"/>
+      </w:pPr>
+      <w:rPr>
+        <w:rFonts w:ascii="Wingdings" w:hAnsi="Wingdings" w:hint="default"/>
+      </w:rPr>
+    </w:lvl>
+    <w:lvl w:ilvl="2" w:tplc="04090005">
+      <w:start w:val="1"/>
+      <w:numFmt w:val="bullet"/>
+      <w:lvlText w:val=""/>
+      <w:lvlJc w:val="left"/>
+      <w:pPr>
+        <w:tabs>
+          <w:tab w:val="num" w:pos="1440"/>
+        </w:tabs>
+        <w:ind w:left="1440" w:hanging="480"/>
+      </w:pPr>
+      <w:rPr>
+        <w:rFonts w:ascii="Wingdings" w:hAnsi="Wingdings" w:hint="default"/>
+      </w:rPr>
+    </w:lvl>
+    <w:lvl w:ilvl="3" w:tplc="04090001">
+      <w:start w:val="1"/>
+      <w:numFmt w:val="bullet"/>
+      <w:lvlText w:val=""/>
+      <w:lvlJc w:val="left"/>
+      <w:pPr>
+        <w:tabs>
+          <w:tab w:val="num" w:pos="1920"/>
+        </w:tabs>
+        <w:ind w:left="1920" w:hanging="480"/>
+      </w:pPr>
+      <w:rPr>
+        <w:rFonts w:ascii="Wingdings" w:hAnsi="Wingdings" w:hint="default"/>
+      </w:rPr>
+    </w:lvl>
+    <w:lvl w:ilvl="4" w:tplc="04090003">
+      <w:start w:val="1"/>
+      <w:numFmt w:val="bullet"/>
+      <w:lvlText w:val=""/>
+      <w:lvlJc w:val="left"/>
+      <w:pPr>
+        <w:tabs>
+          <w:tab w:val="num" w:pos="2400"/>
+        </w:tabs>
+        <w:ind w:left="2400" w:hanging="480"/>
+      </w:pPr>
+      <w:rPr>
+        <w:rFonts w:ascii="Wingdings" w:hAnsi="Wingdings" w:hint="default"/>
+      </w:rPr>
+    </w:lvl>
+    <w:lvl w:ilvl="5" w:tplc="04090005">
+      <w:start w:val="1"/>
+      <w:numFmt w:val="bullet"/>
+      <w:lvlText w:val=""/>
+      <w:lvlJc w:val="left"/>
+      <w:pPr>
+        <w:tabs>
+          <w:tab w:val="num" w:pos="2880"/>
+        </w:tabs>
+        <w:ind w:left="2880" w:hanging="480"/>
+      </w:pPr>
+      <w:rPr>
+        <w:rFonts w:ascii="Wingdings" w:hAnsi="Wingdings" w:hint="default"/>
+      </w:rPr>
+    </w:lvl>
+    <w:lvl w:ilvl="6" w:tplc="04090001">
+      <w:start w:val="1"/>
+      <w:numFmt w:val="bullet"/>
+      <w:lvlText w:val=""/>
+      <w:lvlJc w:val="left"/>
+      <w:pPr>
+        <w:tabs>
+          <w:tab w:val="num" w:pos="3360"/>
+        </w:tabs>
+        <w:ind w:left="3360" w:hanging="480"/>
+      </w:pPr>
+      <w:rPr>
+        <w:rFonts w:ascii="Wingdings" w:hAnsi="Wingdings" w:hint="default"/>
+      </w:rPr>
+    </w:lvl>
+    <w:lvl w:ilvl="7" w:tplc="04090003">
+      <w:start w:val="1"/>
+      <w:numFmt w:val="bullet"/>
+      <w:lvlText w:val=""/>
+      <w:lvlJc w:val="left"/>
+      <w:pPr>
+        <w:tabs>
+          <w:tab w:val="num" w:pos="3840"/>
+        </w:tabs>
+        <w:ind w:left="3840" w:hanging="480"/>
+      </w:pPr>
+      <w:rPr>
+        <w:rFonts w:ascii="Wingdings" w:hAnsi="Wingdings" w:hint="default"/>
+      </w:rPr>
+    </w:lvl>
+    <w:lvl w:ilvl="8" w:tplc="04090005">
+      <w:start w:val="1"/>
+      <w:numFmt w:val="bullet"/>
+      <w:lvlText w:val=""/>
+      <w:lvlJc w:val="left"/>
+      <w:pPr>
+        <w:tabs>
+          <w:tab w:val="num" w:pos="4320"/>
+        </w:tabs>
+        <w:ind w:left="4320" w:hanging="480"/>
+      </w:pPr>
+      <w:rPr>
+        <w:rFonts w:ascii="Wingdings" w:hAnsi="Wingdings" w:hint="default"/>
+      </w:rPr>
+    </w:lvl>
+  </w:abstractNum>
+  <w:abstractNum w:abstractNumId="32" w15:restartNumberingAfterBreak="0">
     <w:nsid w:val="3B211B80"/>
     <w:multiLevelType w:val="hybridMultilevel"/>
     <w:tmpl w:val="6B704878"/>
@@ -8269,7 +10259,7 @@
       </w:pPr>
     </w:lvl>
   </w:abstractNum>
-  <w:abstractNum w:abstractNumId="31" w15:restartNumberingAfterBreak="0">
+  <w:abstractNum w:abstractNumId="33" w15:restartNumberingAfterBreak="0">
     <w:nsid w:val="3BED37F4"/>
     <w:multiLevelType w:val="hybridMultilevel"/>
     <w:tmpl w:val="982AF3EC"/>
@@ -8358,7 +10348,7 @@
       </w:pPr>
     </w:lvl>
   </w:abstractNum>
-  <w:abstractNum w:abstractNumId="32" w15:restartNumberingAfterBreak="0">
+  <w:abstractNum w:abstractNumId="34" w15:restartNumberingAfterBreak="0">
     <w:nsid w:val="3CA36BCB"/>
     <w:multiLevelType w:val="hybridMultilevel"/>
     <w:tmpl w:val="65F62CC8"/>
@@ -8450,7 +10440,7 @@
       </w:pPr>
     </w:lvl>
   </w:abstractNum>
-  <w:abstractNum w:abstractNumId="33" w15:restartNumberingAfterBreak="0">
+  <w:abstractNum w:abstractNumId="35" w15:restartNumberingAfterBreak="0">
     <w:nsid w:val="3F14197C"/>
     <w:multiLevelType w:val="hybridMultilevel"/>
     <w:tmpl w:val="15E68AF8"/>
@@ -8564,7 +10554,7 @@
       </w:rPr>
     </w:lvl>
   </w:abstractNum>
-  <w:abstractNum w:abstractNumId="34" w15:restartNumberingAfterBreak="0">
+  <w:abstractNum w:abstractNumId="36" w15:restartNumberingAfterBreak="0">
     <w:nsid w:val="40ED7E36"/>
     <w:multiLevelType w:val="hybridMultilevel"/>
     <w:tmpl w:val="4878B304"/>
@@ -8653,7 +10643,7 @@
       </w:pPr>
     </w:lvl>
   </w:abstractNum>
-  <w:abstractNum w:abstractNumId="35" w15:restartNumberingAfterBreak="0">
+  <w:abstractNum w:abstractNumId="37" w15:restartNumberingAfterBreak="0">
     <w:nsid w:val="41935A4F"/>
     <w:multiLevelType w:val="hybridMultilevel"/>
     <w:tmpl w:val="DCF689F4"/>
@@ -8742,7 +10732,7 @@
       </w:pPr>
     </w:lvl>
   </w:abstractNum>
-  <w:abstractNum w:abstractNumId="36" w15:restartNumberingAfterBreak="0">
+  <w:abstractNum w:abstractNumId="38" w15:restartNumberingAfterBreak="0">
     <w:nsid w:val="455D37DA"/>
     <w:multiLevelType w:val="hybridMultilevel"/>
     <w:tmpl w:val="8182F490"/>
@@ -8833,7 +10823,7 @@
       </w:pPr>
     </w:lvl>
   </w:abstractNum>
-  <w:abstractNum w:abstractNumId="37" w15:restartNumberingAfterBreak="0">
+  <w:abstractNum w:abstractNumId="39" w15:restartNumberingAfterBreak="0">
     <w:nsid w:val="489E131F"/>
     <w:multiLevelType w:val="singleLevel"/>
     <w:tmpl w:val="5ED0A95C"/>
@@ -8853,7 +10843,7 @@
       </w:rPr>
     </w:lvl>
   </w:abstractNum>
-  <w:abstractNum w:abstractNumId="38" w15:restartNumberingAfterBreak="0">
+  <w:abstractNum w:abstractNumId="40" w15:restartNumberingAfterBreak="0">
     <w:nsid w:val="48BD50CB"/>
     <w:multiLevelType w:val="hybridMultilevel"/>
     <w:tmpl w:val="7EF4FE28"/>
@@ -8942,7 +10932,7 @@
       </w:pPr>
     </w:lvl>
   </w:abstractNum>
-  <w:abstractNum w:abstractNumId="39" w15:restartNumberingAfterBreak="0">
+  <w:abstractNum w:abstractNumId="41" w15:restartNumberingAfterBreak="0">
     <w:nsid w:val="4AD22E57"/>
     <w:multiLevelType w:val="hybridMultilevel"/>
     <w:tmpl w:val="65F62CC8"/>
@@ -9034,7 +11024,7 @@
       </w:pPr>
     </w:lvl>
   </w:abstractNum>
-  <w:abstractNum w:abstractNumId="40" w15:restartNumberingAfterBreak="0">
+  <w:abstractNum w:abstractNumId="42" w15:restartNumberingAfterBreak="0">
     <w:nsid w:val="4B360CB3"/>
     <w:multiLevelType w:val="hybridMultilevel"/>
     <w:tmpl w:val="DCF689F4"/>
@@ -9123,7 +11113,7 @@
       </w:pPr>
     </w:lvl>
   </w:abstractNum>
-  <w:abstractNum w:abstractNumId="41" w15:restartNumberingAfterBreak="0">
+  <w:abstractNum w:abstractNumId="43" w15:restartNumberingAfterBreak="0">
     <w:nsid w:val="4D3531D8"/>
     <w:multiLevelType w:val="hybridMultilevel"/>
     <w:tmpl w:val="76FE925E"/>
@@ -9264,7 +11254,7 @@
       </w:rPr>
     </w:lvl>
   </w:abstractNum>
-  <w:abstractNum w:abstractNumId="42" w15:restartNumberingAfterBreak="0">
+  <w:abstractNum w:abstractNumId="44" w15:restartNumberingAfterBreak="0">
     <w:nsid w:val="4F801EAD"/>
     <w:multiLevelType w:val="hybridMultilevel"/>
     <w:tmpl w:val="072ED336"/>
@@ -9350,7 +11340,7 @@
       </w:pPr>
     </w:lvl>
   </w:abstractNum>
-  <w:abstractNum w:abstractNumId="43" w15:restartNumberingAfterBreak="0">
+  <w:abstractNum w:abstractNumId="45" w15:restartNumberingAfterBreak="0">
     <w:nsid w:val="515D2019"/>
     <w:multiLevelType w:val="hybridMultilevel"/>
     <w:tmpl w:val="C36453A6"/>
@@ -9440,7 +11430,7 @@
       </w:pPr>
     </w:lvl>
   </w:abstractNum>
-  <w:abstractNum w:abstractNumId="44" w15:restartNumberingAfterBreak="0">
+  <w:abstractNum w:abstractNumId="46" w15:restartNumberingAfterBreak="0">
     <w:nsid w:val="532504FF"/>
     <w:multiLevelType w:val="hybridMultilevel"/>
     <w:tmpl w:val="DCF689F4"/>
@@ -9529,7 +11519,7 @@
       </w:pPr>
     </w:lvl>
   </w:abstractNum>
-  <w:abstractNum w:abstractNumId="45" w15:restartNumberingAfterBreak="0">
+  <w:abstractNum w:abstractNumId="47" w15:restartNumberingAfterBreak="0">
     <w:nsid w:val="536811BF"/>
     <w:multiLevelType w:val="hybridMultilevel"/>
     <w:tmpl w:val="6F58FE96"/>
@@ -9618,7 +11608,7 @@
       </w:pPr>
     </w:lvl>
   </w:abstractNum>
-  <w:abstractNum w:abstractNumId="46" w15:restartNumberingAfterBreak="0">
+  <w:abstractNum w:abstractNumId="48" w15:restartNumberingAfterBreak="0">
     <w:nsid w:val="536F0229"/>
     <w:multiLevelType w:val="hybridMultilevel"/>
     <w:tmpl w:val="BDB2F76E"/>
@@ -9734,7 +11724,7 @@
       </w:pPr>
     </w:lvl>
   </w:abstractNum>
-  <w:abstractNum w:abstractNumId="47" w15:restartNumberingAfterBreak="0">
+  <w:abstractNum w:abstractNumId="49" w15:restartNumberingAfterBreak="0">
     <w:nsid w:val="537447CD"/>
     <w:multiLevelType w:val="hybridMultilevel"/>
     <w:tmpl w:val="DCF689F4"/>
@@ -9823,11 +11813,11 @@
       </w:pPr>
     </w:lvl>
   </w:abstractNum>
-  <w:abstractNum w:abstractNumId="48" w15:restartNumberingAfterBreak="0">
-    <w:nsid w:val="541E4EF2"/>
-    <w:multiLevelType w:val="singleLevel"/>
-    <w:tmpl w:val="E56CFA1A"/>
-    <w:lvl w:ilvl="0">
+  <w:abstractNum w:abstractNumId="50" w15:restartNumberingAfterBreak="0">
+    <w:nsid w:val="538E2664"/>
+    <w:multiLevelType w:val="hybridMultilevel"/>
+    <w:tmpl w:val="B07CFA7E"/>
+    <w:lvl w:ilvl="0" w:tplc="7D46806A">
       <w:start w:val="1"/>
       <w:numFmt w:val="taiwaneseCountingThousand"/>
       <w:lvlText w:val="%1、"/>
@@ -9839,11 +11829,126 @@
         <w:ind w:left="480" w:hanging="480"/>
       </w:pPr>
       <w:rPr>
+        <w:sz w:val="28"/>
+        <w:szCs w:val="28"/>
+      </w:rPr>
+    </w:lvl>
+    <w:lvl w:ilvl="1" w:tplc="04090019">
+      <w:start w:val="1"/>
+      <w:numFmt w:val="ideographTraditional"/>
+      <w:lvlText w:val="%2、"/>
+      <w:lvlJc w:val="left"/>
+      <w:pPr>
+        <w:tabs>
+          <w:tab w:val="num" w:pos="960"/>
+        </w:tabs>
+        <w:ind w:left="960" w:hanging="480"/>
+      </w:pPr>
+    </w:lvl>
+    <w:lvl w:ilvl="2" w:tplc="0409001B">
+      <w:start w:val="1"/>
+      <w:numFmt w:val="lowerRoman"/>
+      <w:lvlText w:val="%3."/>
+      <w:lvlJc w:val="right"/>
+      <w:pPr>
+        <w:tabs>
+          <w:tab w:val="num" w:pos="1440"/>
+        </w:tabs>
+        <w:ind w:left="1440" w:hanging="480"/>
+      </w:pPr>
+    </w:lvl>
+    <w:lvl w:ilvl="3" w:tplc="0409000F">
+      <w:start w:val="1"/>
+      <w:numFmt w:val="decimal"/>
+      <w:lvlText w:val="%4."/>
+      <w:lvlJc w:val="left"/>
+      <w:pPr>
+        <w:tabs>
+          <w:tab w:val="num" w:pos="1920"/>
+        </w:tabs>
+        <w:ind w:left="1920" w:hanging="480"/>
+      </w:pPr>
+    </w:lvl>
+    <w:lvl w:ilvl="4" w:tplc="04090019">
+      <w:start w:val="1"/>
+      <w:numFmt w:val="ideographTraditional"/>
+      <w:lvlText w:val="%5、"/>
+      <w:lvlJc w:val="left"/>
+      <w:pPr>
+        <w:tabs>
+          <w:tab w:val="num" w:pos="2400"/>
+        </w:tabs>
+        <w:ind w:left="2400" w:hanging="480"/>
+      </w:pPr>
+    </w:lvl>
+    <w:lvl w:ilvl="5" w:tplc="0409001B">
+      <w:start w:val="1"/>
+      <w:numFmt w:val="lowerRoman"/>
+      <w:lvlText w:val="%6."/>
+      <w:lvlJc w:val="right"/>
+      <w:pPr>
+        <w:tabs>
+          <w:tab w:val="num" w:pos="2880"/>
+        </w:tabs>
+        <w:ind w:left="2880" w:hanging="480"/>
+      </w:pPr>
+    </w:lvl>
+    <w:lvl w:ilvl="6" w:tplc="0409000F">
+      <w:start w:val="1"/>
+      <w:numFmt w:val="decimal"/>
+      <w:lvlText w:val="%7."/>
+      <w:lvlJc w:val="left"/>
+      <w:pPr>
+        <w:tabs>
+          <w:tab w:val="num" w:pos="3360"/>
+        </w:tabs>
+        <w:ind w:left="3360" w:hanging="480"/>
+      </w:pPr>
+    </w:lvl>
+    <w:lvl w:ilvl="7" w:tplc="04090019">
+      <w:start w:val="1"/>
+      <w:numFmt w:val="ideographTraditional"/>
+      <w:lvlText w:val="%8、"/>
+      <w:lvlJc w:val="left"/>
+      <w:pPr>
+        <w:tabs>
+          <w:tab w:val="num" w:pos="3840"/>
+        </w:tabs>
+        <w:ind w:left="3840" w:hanging="480"/>
+      </w:pPr>
+    </w:lvl>
+    <w:lvl w:ilvl="8" w:tplc="0409001B">
+      <w:start w:val="1"/>
+      <w:numFmt w:val="lowerRoman"/>
+      <w:lvlText w:val="%9."/>
+      <w:lvlJc w:val="right"/>
+      <w:pPr>
+        <w:tabs>
+          <w:tab w:val="num" w:pos="4320"/>
+        </w:tabs>
+        <w:ind w:left="4320" w:hanging="480"/>
+      </w:pPr>
+    </w:lvl>
+  </w:abstractNum>
+  <w:abstractNum w:abstractNumId="51" w15:restartNumberingAfterBreak="0">
+    <w:nsid w:val="541E4EF2"/>
+    <w:multiLevelType w:val="singleLevel"/>
+    <w:tmpl w:val="A86470E6"/>
+    <w:lvl w:ilvl="0">
+      <w:start w:val="1"/>
+      <w:numFmt w:val="taiwaneseCountingThousand"/>
+      <w:suff w:val="nothing"/>
+      <w:lvlText w:val="%1、"/>
+      <w:lvlJc w:val="left"/>
+      <w:pPr>
+        <w:ind w:left="480" w:hanging="480"/>
+      </w:pPr>
+      <w:rPr>
         <w:rFonts w:hint="eastAsia"/>
       </w:rPr>
     </w:lvl>
   </w:abstractNum>
-  <w:abstractNum w:abstractNumId="49" w15:restartNumberingAfterBreak="0">
+  <w:abstractNum w:abstractNumId="52" w15:restartNumberingAfterBreak="0">
     <w:nsid w:val="55607F23"/>
     <w:multiLevelType w:val="hybridMultilevel"/>
     <w:tmpl w:val="C144C364"/>
@@ -9932,7 +12037,7 @@
       </w:pPr>
     </w:lvl>
   </w:abstractNum>
-  <w:abstractNum w:abstractNumId="50" w15:restartNumberingAfterBreak="0">
+  <w:abstractNum w:abstractNumId="53" w15:restartNumberingAfterBreak="0">
     <w:nsid w:val="57F10696"/>
     <w:multiLevelType w:val="hybridMultilevel"/>
     <w:tmpl w:val="1B944A46"/>
@@ -10048,7 +12153,7 @@
       </w:pPr>
     </w:lvl>
   </w:abstractNum>
-  <w:abstractNum w:abstractNumId="51" w15:restartNumberingAfterBreak="0">
+  <w:abstractNum w:abstractNumId="54" w15:restartNumberingAfterBreak="0">
     <w:nsid w:val="5AA23888"/>
     <w:multiLevelType w:val="hybridMultilevel"/>
     <w:tmpl w:val="03C63550"/>
@@ -10134,7 +12239,7 @@
       </w:pPr>
     </w:lvl>
   </w:abstractNum>
-  <w:abstractNum w:abstractNumId="52" w15:restartNumberingAfterBreak="0">
+  <w:abstractNum w:abstractNumId="55" w15:restartNumberingAfterBreak="0">
     <w:nsid w:val="5BCA2E40"/>
     <w:multiLevelType w:val="hybridMultilevel"/>
     <w:tmpl w:val="2E8C052C"/>
@@ -10223,7 +12328,7 @@
       </w:pPr>
     </w:lvl>
   </w:abstractNum>
-  <w:abstractNum w:abstractNumId="53" w15:restartNumberingAfterBreak="0">
+  <w:abstractNum w:abstractNumId="56" w15:restartNumberingAfterBreak="0">
     <w:nsid w:val="5CB6761F"/>
     <w:multiLevelType w:val="hybridMultilevel"/>
     <w:tmpl w:val="3E56FDB0"/>
@@ -10313,7 +12418,7 @@
       </w:pPr>
     </w:lvl>
   </w:abstractNum>
-  <w:abstractNum w:abstractNumId="54" w15:restartNumberingAfterBreak="0">
+  <w:abstractNum w:abstractNumId="57" w15:restartNumberingAfterBreak="0">
     <w:nsid w:val="5D8B5BB4"/>
     <w:multiLevelType w:val="hybridMultilevel"/>
     <w:tmpl w:val="B3265FA2"/>
@@ -10428,7 +12533,7 @@
       </w:rPr>
     </w:lvl>
   </w:abstractNum>
-  <w:abstractNum w:abstractNumId="55" w15:restartNumberingAfterBreak="0">
+  <w:abstractNum w:abstractNumId="58" w15:restartNumberingAfterBreak="0">
     <w:nsid w:val="5F4D5249"/>
     <w:multiLevelType w:val="hybridMultilevel"/>
     <w:tmpl w:val="DF9A9100"/>
@@ -10545,7 +12650,7 @@
       </w:pPr>
     </w:lvl>
   </w:abstractNum>
-  <w:abstractNum w:abstractNumId="56" w15:restartNumberingAfterBreak="0">
+  <w:abstractNum w:abstractNumId="59" w15:restartNumberingAfterBreak="0">
     <w:nsid w:val="5F644DB1"/>
     <w:multiLevelType w:val="hybridMultilevel"/>
     <w:tmpl w:val="A6906EDE"/>
@@ -10660,7 +12765,7 @@
       </w:rPr>
     </w:lvl>
   </w:abstractNum>
-  <w:abstractNum w:abstractNumId="57" w15:restartNumberingAfterBreak="0">
+  <w:abstractNum w:abstractNumId="60" w15:restartNumberingAfterBreak="0">
     <w:nsid w:val="61CB62B5"/>
     <w:multiLevelType w:val="hybridMultilevel"/>
     <w:tmpl w:val="DCF689F4"/>
@@ -10749,7 +12854,96 @@
       </w:pPr>
     </w:lvl>
   </w:abstractNum>
-  <w:abstractNum w:abstractNumId="58" w15:restartNumberingAfterBreak="0">
+  <w:abstractNum w:abstractNumId="61" w15:restartNumberingAfterBreak="0">
+    <w:nsid w:val="66E47415"/>
+    <w:multiLevelType w:val="hybridMultilevel"/>
+    <w:tmpl w:val="3F3EA072"/>
+    <w:lvl w:ilvl="0" w:tplc="5E88FD5C">
+      <w:start w:val="1"/>
+      <w:numFmt w:val="taiwaneseCountingThousand"/>
+      <w:lvlText w:val="(%1)"/>
+      <w:lvlJc w:val="left"/>
+      <w:pPr>
+        <w:ind w:left="720" w:hanging="480"/>
+      </w:pPr>
+      <w:rPr>
+        <w:rFonts w:hint="eastAsia"/>
+      </w:rPr>
+    </w:lvl>
+    <w:lvl w:ilvl="1" w:tplc="04090019" w:tentative="1">
+      <w:start w:val="1"/>
+      <w:numFmt w:val="ideographTraditional"/>
+      <w:lvlText w:val="%2、"/>
+      <w:lvlJc w:val="left"/>
+      <w:pPr>
+        <w:ind w:left="1200" w:hanging="480"/>
+      </w:pPr>
+    </w:lvl>
+    <w:lvl w:ilvl="2" w:tplc="0409001B" w:tentative="1">
+      <w:start w:val="1"/>
+      <w:numFmt w:val="lowerRoman"/>
+      <w:lvlText w:val="%3."/>
+      <w:lvlJc w:val="right"/>
+      <w:pPr>
+        <w:ind w:left="1680" w:hanging="480"/>
+      </w:pPr>
+    </w:lvl>
+    <w:lvl w:ilvl="3" w:tplc="0409000F" w:tentative="1">
+      <w:start w:val="1"/>
+      <w:numFmt w:val="decimal"/>
+      <w:lvlText w:val="%4."/>
+      <w:lvlJc w:val="left"/>
+      <w:pPr>
+        <w:ind w:left="2160" w:hanging="480"/>
+      </w:pPr>
+    </w:lvl>
+    <w:lvl w:ilvl="4" w:tplc="04090019" w:tentative="1">
+      <w:start w:val="1"/>
+      <w:numFmt w:val="ideographTraditional"/>
+      <w:lvlText w:val="%5、"/>
+      <w:lvlJc w:val="left"/>
+      <w:pPr>
+        <w:ind w:left="2640" w:hanging="480"/>
+      </w:pPr>
+    </w:lvl>
+    <w:lvl w:ilvl="5" w:tplc="0409001B" w:tentative="1">
+      <w:start w:val="1"/>
+      <w:numFmt w:val="lowerRoman"/>
+      <w:lvlText w:val="%6."/>
+      <w:lvlJc w:val="right"/>
+      <w:pPr>
+        <w:ind w:left="3120" w:hanging="480"/>
+      </w:pPr>
+    </w:lvl>
+    <w:lvl w:ilvl="6" w:tplc="0409000F" w:tentative="1">
+      <w:start w:val="1"/>
+      <w:numFmt w:val="decimal"/>
+      <w:lvlText w:val="%7."/>
+      <w:lvlJc w:val="left"/>
+      <w:pPr>
+        <w:ind w:left="3600" w:hanging="480"/>
+      </w:pPr>
+    </w:lvl>
+    <w:lvl w:ilvl="7" w:tplc="04090019" w:tentative="1">
+      <w:start w:val="1"/>
+      <w:numFmt w:val="ideographTraditional"/>
+      <w:lvlText w:val="%8、"/>
+      <w:lvlJc w:val="left"/>
+      <w:pPr>
+        <w:ind w:left="4080" w:hanging="480"/>
+      </w:pPr>
+    </w:lvl>
+    <w:lvl w:ilvl="8" w:tplc="0409001B" w:tentative="1">
+      <w:start w:val="1"/>
+      <w:numFmt w:val="lowerRoman"/>
+      <w:lvlText w:val="%9."/>
+      <w:lvlJc w:val="right"/>
+      <w:pPr>
+        <w:ind w:left="4560" w:hanging="480"/>
+      </w:pPr>
+    </w:lvl>
+  </w:abstractNum>
+  <w:abstractNum w:abstractNumId="62" w15:restartNumberingAfterBreak="0">
     <w:nsid w:val="67C95A70"/>
     <w:multiLevelType w:val="multilevel"/>
     <w:tmpl w:val="870A2A9A"/>
@@ -10838,7 +13032,7 @@
       </w:pPr>
     </w:lvl>
   </w:abstractNum>
-  <w:abstractNum w:abstractNumId="59" w15:restartNumberingAfterBreak="0">
+  <w:abstractNum w:abstractNumId="63" w15:restartNumberingAfterBreak="0">
     <w:nsid w:val="68BA67E2"/>
     <w:multiLevelType w:val="hybridMultilevel"/>
     <w:tmpl w:val="244E2C38"/>
@@ -10927,7 +13121,7 @@
       </w:pPr>
     </w:lvl>
   </w:abstractNum>
-  <w:abstractNum w:abstractNumId="60" w15:restartNumberingAfterBreak="0">
+  <w:abstractNum w:abstractNumId="64" w15:restartNumberingAfterBreak="0">
     <w:nsid w:val="6A865A0D"/>
     <w:multiLevelType w:val="hybridMultilevel"/>
     <w:tmpl w:val="7442675E"/>
@@ -11016,7 +13210,7 @@
       </w:pPr>
     </w:lvl>
   </w:abstractNum>
-  <w:abstractNum w:abstractNumId="61" w15:restartNumberingAfterBreak="0">
+  <w:abstractNum w:abstractNumId="65" w15:restartNumberingAfterBreak="0">
     <w:nsid w:val="6B0571AA"/>
     <w:multiLevelType w:val="hybridMultilevel"/>
     <w:tmpl w:val="79EE36BC"/>
@@ -11132,7 +13326,7 @@
       </w:pPr>
     </w:lvl>
   </w:abstractNum>
-  <w:abstractNum w:abstractNumId="62" w15:restartNumberingAfterBreak="0">
+  <w:abstractNum w:abstractNumId="66" w15:restartNumberingAfterBreak="0">
     <w:nsid w:val="6C1F3FD5"/>
     <w:multiLevelType w:val="hybridMultilevel"/>
     <w:tmpl w:val="C692485C"/>
@@ -11248,7 +13442,7 @@
       </w:pPr>
     </w:lvl>
   </w:abstractNum>
-  <w:abstractNum w:abstractNumId="63" w15:restartNumberingAfterBreak="0">
+  <w:abstractNum w:abstractNumId="67" w15:restartNumberingAfterBreak="0">
     <w:nsid w:val="6C9D0E84"/>
     <w:multiLevelType w:val="hybridMultilevel"/>
     <w:tmpl w:val="B05C2B22"/>
@@ -11334,7 +13528,7 @@
       </w:pPr>
     </w:lvl>
   </w:abstractNum>
-  <w:abstractNum w:abstractNumId="64" w15:restartNumberingAfterBreak="0">
+  <w:abstractNum w:abstractNumId="68" w15:restartNumberingAfterBreak="0">
     <w:nsid w:val="70E4294E"/>
     <w:multiLevelType w:val="hybridMultilevel"/>
     <w:tmpl w:val="21CA86EC"/>
@@ -11450,7 +13644,7 @@
       </w:pPr>
     </w:lvl>
   </w:abstractNum>
-  <w:abstractNum w:abstractNumId="65" w15:restartNumberingAfterBreak="0">
+  <w:abstractNum w:abstractNumId="69" w15:restartNumberingAfterBreak="0">
     <w:nsid w:val="73042D5E"/>
     <w:multiLevelType w:val="hybridMultilevel"/>
     <w:tmpl w:val="1B944A46"/>
@@ -11566,7 +13760,7 @@
       </w:pPr>
     </w:lvl>
   </w:abstractNum>
-  <w:abstractNum w:abstractNumId="66" w15:restartNumberingAfterBreak="0">
+  <w:abstractNum w:abstractNumId="70" w15:restartNumberingAfterBreak="0">
     <w:nsid w:val="76BB2B30"/>
     <w:multiLevelType w:val="hybridMultilevel"/>
     <w:tmpl w:val="165AC012"/>
@@ -11679,7 +13873,7 @@
       </w:rPr>
     </w:lvl>
   </w:abstractNum>
-  <w:abstractNum w:abstractNumId="67" w15:restartNumberingAfterBreak="0">
+  <w:abstractNum w:abstractNumId="71" w15:restartNumberingAfterBreak="0">
     <w:nsid w:val="77670589"/>
     <w:multiLevelType w:val="hybridMultilevel"/>
     <w:tmpl w:val="3EDA81A0"/>
@@ -11768,7 +13962,7 @@
       </w:pPr>
     </w:lvl>
   </w:abstractNum>
-  <w:abstractNum w:abstractNumId="68" w15:restartNumberingAfterBreak="0">
+  <w:abstractNum w:abstractNumId="72" w15:restartNumberingAfterBreak="0">
     <w:nsid w:val="7D920C24"/>
     <w:multiLevelType w:val="hybridMultilevel"/>
     <w:tmpl w:val="F560009A"/>
@@ -11855,7 +14049,7 @@
     </w:lvl>
   </w:abstractNum>
   <w:num w:numId="1" w16cid:durableId="175653044">
-    <w:abstractNumId w:val="48"/>
+    <w:abstractNumId w:val="51"/>
   </w:num>
   <w:num w:numId="2" w16cid:durableId="1193373969">
     <w:abstractNumId w:val="10"/>
@@ -11864,31 +14058,31 @@
     <w:abstractNumId w:val="20"/>
   </w:num>
   <w:num w:numId="4" w16cid:durableId="2037727094">
-    <w:abstractNumId w:val="37"/>
+    <w:abstractNumId w:val="39"/>
   </w:num>
   <w:num w:numId="5" w16cid:durableId="2048723498">
-    <w:abstractNumId w:val="50"/>
+    <w:abstractNumId w:val="53"/>
   </w:num>
   <w:num w:numId="6" w16cid:durableId="591671294">
-    <w:abstractNumId w:val="61"/>
+    <w:abstractNumId w:val="65"/>
   </w:num>
   <w:num w:numId="7" w16cid:durableId="1147629086">
-    <w:abstractNumId w:val="23"/>
+    <w:abstractNumId w:val="24"/>
   </w:num>
   <w:num w:numId="8" w16cid:durableId="610164983">
-    <w:abstractNumId w:val="55"/>
+    <w:abstractNumId w:val="58"/>
   </w:num>
   <w:num w:numId="9" w16cid:durableId="242955285">
     <w:abstractNumId w:val="18"/>
   </w:num>
   <w:num w:numId="10" w16cid:durableId="1082988873">
-    <w:abstractNumId w:val="46"/>
+    <w:abstractNumId w:val="48"/>
   </w:num>
   <w:num w:numId="11" w16cid:durableId="1802380794">
-    <w:abstractNumId w:val="62"/>
+    <w:abstractNumId w:val="66"/>
   </w:num>
   <w:num w:numId="12" w16cid:durableId="149953142">
-    <w:abstractNumId w:val="25"/>
+    <w:abstractNumId w:val="26"/>
     <w:lvlOverride w:ilvl="0">
       <w:startOverride w:val="1"/>
     </w:lvlOverride>
@@ -11914,19 +14108,19 @@
     </w:lvlOverride>
   </w:num>
   <w:num w:numId="13" w16cid:durableId="1295253846">
-    <w:abstractNumId w:val="56"/>
+    <w:abstractNumId w:val="59"/>
   </w:num>
   <w:num w:numId="14" w16cid:durableId="1737824327">
-    <w:abstractNumId w:val="54"/>
+    <w:abstractNumId w:val="57"/>
   </w:num>
   <w:num w:numId="15" w16cid:durableId="193924544">
-    <w:abstractNumId w:val="41"/>
+    <w:abstractNumId w:val="43"/>
   </w:num>
   <w:num w:numId="16" w16cid:durableId="2117943530">
     <w:abstractNumId w:val="13"/>
   </w:num>
   <w:num w:numId="17" w16cid:durableId="490872939">
-    <w:abstractNumId w:val="35"/>
+    <w:abstractNumId w:val="37"/>
   </w:num>
   <w:num w:numId="18" w16cid:durableId="1539705565">
     <w:abstractNumId w:val="3"/>
@@ -11935,43 +14129,43 @@
     <w:abstractNumId w:val="6"/>
   </w:num>
   <w:num w:numId="20" w16cid:durableId="2133591484">
-    <w:abstractNumId w:val="40"/>
+    <w:abstractNumId w:val="42"/>
   </w:num>
   <w:num w:numId="21" w16cid:durableId="1755931734">
-    <w:abstractNumId w:val="47"/>
+    <w:abstractNumId w:val="49"/>
   </w:num>
   <w:num w:numId="22" w16cid:durableId="870918023">
-    <w:abstractNumId w:val="44"/>
+    <w:abstractNumId w:val="46"/>
   </w:num>
   <w:num w:numId="23" w16cid:durableId="2020085105">
-    <w:abstractNumId w:val="57"/>
+    <w:abstractNumId w:val="60"/>
   </w:num>
   <w:num w:numId="24" w16cid:durableId="416365350">
-    <w:abstractNumId w:val="29"/>
+    <w:abstractNumId w:val="30"/>
   </w:num>
   <w:num w:numId="25" w16cid:durableId="669717176">
-    <w:abstractNumId w:val="43"/>
+    <w:abstractNumId w:val="45"/>
   </w:num>
   <w:num w:numId="26" w16cid:durableId="1266303625">
-    <w:abstractNumId w:val="30"/>
+    <w:abstractNumId w:val="32"/>
   </w:num>
   <w:num w:numId="27" w16cid:durableId="1475102072">
     <w:abstractNumId w:val="21"/>
   </w:num>
   <w:num w:numId="28" w16cid:durableId="1146124917">
-    <w:abstractNumId w:val="42"/>
+    <w:abstractNumId w:val="44"/>
   </w:num>
   <w:num w:numId="29" w16cid:durableId="1954089041">
-    <w:abstractNumId w:val="58"/>
+    <w:abstractNumId w:val="62"/>
   </w:num>
   <w:num w:numId="30" w16cid:durableId="224801921">
-    <w:abstractNumId w:val="63"/>
+    <w:abstractNumId w:val="67"/>
   </w:num>
   <w:num w:numId="31" w16cid:durableId="1776053006">
-    <w:abstractNumId w:val="39"/>
+    <w:abstractNumId w:val="41"/>
   </w:num>
   <w:num w:numId="32" w16cid:durableId="1133058853">
-    <w:abstractNumId w:val="67"/>
+    <w:abstractNumId w:val="71"/>
   </w:num>
   <w:num w:numId="33" w16cid:durableId="1636448663">
     <w:abstractNumId w:val="7"/>
@@ -11989,37 +14183,37 @@
     <w:abstractNumId w:val="0"/>
   </w:num>
   <w:num w:numId="38" w16cid:durableId="1856308743">
-    <w:abstractNumId w:val="68"/>
+    <w:abstractNumId w:val="72"/>
   </w:num>
   <w:num w:numId="39" w16cid:durableId="133255702">
     <w:abstractNumId w:val="9"/>
   </w:num>
   <w:num w:numId="40" w16cid:durableId="1057627295">
-    <w:abstractNumId w:val="49"/>
+    <w:abstractNumId w:val="52"/>
   </w:num>
   <w:num w:numId="41" w16cid:durableId="1422676808">
-    <w:abstractNumId w:val="22"/>
+    <w:abstractNumId w:val="23"/>
   </w:num>
   <w:num w:numId="42" w16cid:durableId="513616112">
-    <w:abstractNumId w:val="52"/>
+    <w:abstractNumId w:val="55"/>
   </w:num>
   <w:num w:numId="43" w16cid:durableId="1527408862">
-    <w:abstractNumId w:val="32"/>
+    <w:abstractNumId w:val="34"/>
   </w:num>
   <w:num w:numId="44" w16cid:durableId="1031422146">
-    <w:abstractNumId w:val="36"/>
+    <w:abstractNumId w:val="38"/>
   </w:num>
   <w:num w:numId="45" w16cid:durableId="86269860">
     <w:abstractNumId w:val="14"/>
   </w:num>
   <w:num w:numId="46" w16cid:durableId="1094593007">
-    <w:abstractNumId w:val="27"/>
+    <w:abstractNumId w:val="28"/>
   </w:num>
   <w:num w:numId="47" w16cid:durableId="756172649">
-    <w:abstractNumId w:val="24"/>
+    <w:abstractNumId w:val="25"/>
   </w:num>
   <w:num w:numId="48" w16cid:durableId="1992902560">
-    <w:abstractNumId w:val="45"/>
+    <w:abstractNumId w:val="47"/>
   </w:num>
   <w:num w:numId="49" w16cid:durableId="1970168133">
     <w:abstractNumId w:val="4"/>
@@ -12034,7 +14228,7 @@
     <w:abstractNumId w:val="16"/>
   </w:num>
   <w:num w:numId="53" w16cid:durableId="1180041987">
-    <w:abstractNumId w:val="28"/>
+    <w:abstractNumId w:val="29"/>
   </w:num>
   <w:num w:numId="54" w16cid:durableId="1095251859">
     <w:abstractNumId w:val="17"/>
@@ -12049,13 +14243,13 @@
     </w:lvlOverride>
   </w:num>
   <w:num w:numId="56" w16cid:durableId="1094935886">
-    <w:abstractNumId w:val="28"/>
+    <w:abstractNumId w:val="29"/>
     <w:lvlOverride w:ilvl="0">
       <w:startOverride w:val="1"/>
     </w:lvlOverride>
   </w:num>
   <w:num w:numId="57" w16cid:durableId="358900644">
-    <w:abstractNumId w:val="51"/>
+    <w:abstractNumId w:val="54"/>
   </w:num>
   <w:num w:numId="58" w16cid:durableId="744298289">
     <w:abstractNumId w:val="5"/>
@@ -12064,46 +14258,93 @@
     <w:abstractNumId w:val="1"/>
   </w:num>
   <w:num w:numId="60" w16cid:durableId="855267421">
-    <w:abstractNumId w:val="26"/>
+    <w:abstractNumId w:val="27"/>
   </w:num>
   <w:num w:numId="61" w16cid:durableId="827090063">
-    <w:abstractNumId w:val="65"/>
+    <w:abstractNumId w:val="69"/>
   </w:num>
   <w:num w:numId="62" w16cid:durableId="198906490">
-    <w:abstractNumId w:val="64"/>
+    <w:abstractNumId w:val="68"/>
   </w:num>
   <w:num w:numId="63" w16cid:durableId="72548656">
-    <w:abstractNumId w:val="53"/>
+    <w:abstractNumId w:val="56"/>
   </w:num>
   <w:num w:numId="64" w16cid:durableId="18819939">
-    <w:abstractNumId w:val="33"/>
+    <w:abstractNumId w:val="35"/>
   </w:num>
   <w:num w:numId="65" w16cid:durableId="1658220592">
-    <w:abstractNumId w:val="34"/>
+    <w:abstractNumId w:val="36"/>
   </w:num>
   <w:num w:numId="66" w16cid:durableId="240264181">
     <w:abstractNumId w:val="12"/>
   </w:num>
   <w:num w:numId="67" w16cid:durableId="1537234060">
-    <w:abstractNumId w:val="60"/>
+    <w:abstractNumId w:val="64"/>
   </w:num>
   <w:num w:numId="68" w16cid:durableId="1758936540">
-    <w:abstractNumId w:val="31"/>
+    <w:abstractNumId w:val="33"/>
   </w:num>
   <w:num w:numId="69" w16cid:durableId="1873028174">
-    <w:abstractNumId w:val="66"/>
+    <w:abstractNumId w:val="70"/>
   </w:num>
   <w:num w:numId="70" w16cid:durableId="1418137412">
-    <w:abstractNumId w:val="38"/>
+    <w:abstractNumId w:val="40"/>
   </w:num>
   <w:num w:numId="71" w16cid:durableId="434054275">
-    <w:abstractNumId w:val="59"/>
+    <w:abstractNumId w:val="63"/>
   </w:num>
   <w:num w:numId="72" w16cid:durableId="1221937143">
     <w:abstractNumId w:val="19"/>
   </w:num>
+  <w:num w:numId="73" w16cid:durableId="14159865">
+    <w:abstractNumId w:val="61"/>
+  </w:num>
+  <w:num w:numId="74" w16cid:durableId="2032220708">
+    <w:abstractNumId w:val="22"/>
+  </w:num>
+  <w:num w:numId="75" w16cid:durableId="2057659452">
+    <w:abstractNumId w:val="50"/>
+    <w:lvlOverride w:ilvl="0">
+      <w:startOverride w:val="1"/>
+    </w:lvlOverride>
+    <w:lvlOverride w:ilvl="1">
+      <w:startOverride w:val="1"/>
+    </w:lvlOverride>
+    <w:lvlOverride w:ilvl="2">
+      <w:startOverride w:val="1"/>
+    </w:lvlOverride>
+    <w:lvlOverride w:ilvl="3">
+      <w:startOverride w:val="1"/>
+    </w:lvlOverride>
+    <w:lvlOverride w:ilvl="4">
+      <w:startOverride w:val="1"/>
+    </w:lvlOverride>
+    <w:lvlOverride w:ilvl="5">
+      <w:startOverride w:val="1"/>
+    </w:lvlOverride>
+    <w:lvlOverride w:ilvl="6">
+      <w:startOverride w:val="1"/>
+    </w:lvlOverride>
+    <w:lvlOverride w:ilvl="7">
+      <w:startOverride w:val="1"/>
+    </w:lvlOverride>
+    <w:lvlOverride w:ilvl="8">
+      <w:startOverride w:val="1"/>
+    </w:lvlOverride>
+  </w:num>
+  <w:num w:numId="76" w16cid:durableId="1560819934">
+    <w:abstractNumId w:val="31"/>
+  </w:num>
   <w:numIdMacAtCleanup w:val="64"/>
 </w:numbering>
+</file>
+
+<file path=word/people.xml><?xml version="1.0" encoding="utf-8"?>
+<w15:people xmlns:wpc="http://schemas.microsoft.com/office/word/2010/wordprocessingCanvas" xmlns:cx="http://schemas.microsoft.com/office/drawing/2014/chartex" xmlns:cx1="http://schemas.microsoft.com/office/drawing/2015/9/8/chartex" xmlns:cx2="http://schemas.microsoft.com/office/drawing/2015/10/21/chartex" xmlns:cx3="http://schemas.microsoft.com/office/drawing/2016/5/9/chartex" xmlns:cx4="http://schemas.microsoft.com/office/drawing/2016/5/10/chartex" xmlns:cx5="http://schemas.microsoft.com/office/drawing/2016/5/11/chartex" xmlns:cx6="http://schemas.microsoft.com/office/drawing/2016/5/12/chartex" xmlns:cx7="http://schemas.microsoft.com/office/drawing/2016/5/13/chartex" xmlns:cx8="http://schemas.microsoft.com/office/drawing/2016/5/14/chartex" xmlns:mc="http://schemas.openxmlformats.org/markup-compatibility/2006" xmlns:aink="http://schemas.microsoft.com/office/drawing/2016/ink" xmlns:am3d="http://schemas.microsoft.com/office/drawing/2017/model3d" xmlns:o="urn:schemas-microsoft-com:office:office" xmlns:oel="http://schemas.microsoft.com/office/2019/extlst" xmlns:r="http://schemas.openxmlformats.org/officeDocument/2006/relationships" xmlns:m="http://schemas.openxmlformats.org/officeDocument/2006/math" xmlns:v="urn:schemas-microsoft-com:vml" xmlns:wp14="http://schemas.microsoft.com/office/word/2010/wordprocessingDrawing" xmlns:wp="http://schemas.openxmlformats.org/drawingml/2006/wordprocessingDrawing" xmlns:w10="urn:schemas-microsoft-com:office:word" xmlns:w="http://schemas.openxmlformats.org/wordprocessingml/2006/main" xmlns:w14="http://schemas.microsoft.com/office/word/2010/wordml" xmlns:w15="http://schemas.microsoft.com/office/word/2012/wordml" xmlns:w16cex="http://schemas.microsoft.com/office/word/2018/wordml/cex" xmlns:w16cid="http://schemas.microsoft.com/office/word/2016/wordml/cid" xmlns:w16="http://schemas.microsoft.com/office/word/2018/wordml" xmlns:w16sdtdh="http://schemas.microsoft.com/office/word/2020/wordml/sdtdatahash" xmlns:w16se="http://schemas.microsoft.com/office/word/2015/wordml/symex" xmlns:wpg="http://schemas.microsoft.com/office/word/2010/wordprocessingGroup" xmlns:wpi="http://schemas.microsoft.com/office/word/2010/wordprocessingInk" xmlns:wne="http://schemas.microsoft.com/office/word/2006/wordml" xmlns:wps="http://schemas.microsoft.com/office/word/2010/wordprocessingShape" mc:Ignorable="w14 w15 w16se w16cid w16 w16cex w16sdtdh wp14">
+  <w15:person w15:author="郁敏 許">
+    <w15:presenceInfo w15:providerId="Windows Live" w15:userId="5aa517eba68fbe1e"/>
+  </w15:person>
+</w15:people>
 </file>
 
 <file path=word/styles.xml><?xml version="1.0" encoding="utf-8"?>
@@ -12143,12 +14384,12 @@
     <w:lsdException w:name="toc 1" w:locked="1" w:uiPriority="39"/>
     <w:lsdException w:name="toc 2" w:locked="1" w:uiPriority="39"/>
     <w:lsdException w:name="toc 3" w:locked="1" w:uiPriority="39"/>
-    <w:lsdException w:name="toc 4" w:locked="1" w:uiPriority="0"/>
-    <w:lsdException w:name="toc 5" w:locked="1" w:uiPriority="0"/>
-    <w:lsdException w:name="toc 6" w:locked="1" w:uiPriority="0"/>
-    <w:lsdException w:name="toc 7" w:locked="1" w:uiPriority="0"/>
-    <w:lsdException w:name="toc 8" w:locked="1" w:uiPriority="0"/>
-    <w:lsdException w:name="toc 9" w:locked="1" w:uiPriority="0"/>
+    <w:lsdException w:name="toc 4" w:locked="1" w:uiPriority="39"/>
+    <w:lsdException w:name="toc 5" w:locked="1" w:uiPriority="39"/>
+    <w:lsdException w:name="toc 6" w:locked="1" w:uiPriority="39"/>
+    <w:lsdException w:name="toc 7" w:locked="1" w:uiPriority="39"/>
+    <w:lsdException w:name="toc 8" w:locked="1" w:uiPriority="39"/>
+    <w:lsdException w:name="toc 9" w:locked="1" w:uiPriority="39"/>
     <w:lsdException w:name="Normal Indent" w:semiHidden="1" w:unhideWhenUsed="1"/>
     <w:lsdException w:name="footnote text" w:semiHidden="1" w:unhideWhenUsed="1"/>
     <w:lsdException w:name="annotation text" w:semiHidden="1" w:uiPriority="0" w:unhideWhenUsed="1"/>
@@ -15166,13 +17407,13 @@
     <w:uiPriority w:val="39"/>
     <w:unhideWhenUsed/>
     <w:locked/>
-    <w:rsid w:val="001D5033"/>
+    <w:rsid w:val="002A0631"/>
     <w:pPr>
       <w:widowControl/>
       <w:spacing w:after="100" w:line="259" w:lineRule="auto"/>
     </w:pPr>
     <w:rPr>
-      <w:rFonts w:asciiTheme="minorHAnsi" w:eastAsiaTheme="minorEastAsia" w:hAnsiTheme="minorHAnsi"/>
+      <w:rFonts w:asciiTheme="minorHAnsi" w:eastAsia="標楷體" w:hAnsiTheme="minorHAnsi"/>
       <w:kern w:val="0"/>
       <w:sz w:val="22"/>
       <w:szCs w:val="22"/>
@@ -15197,6 +17438,114 @@
       <w:kern w:val="0"/>
       <w:sz w:val="22"/>
       <w:szCs w:val="22"/>
+    </w:rPr>
+  </w:style>
+  <w:style w:type="paragraph" w:styleId="4">
+    <w:name w:val="toc 4"/>
+    <w:basedOn w:val="a"/>
+    <w:next w:val="a"/>
+    <w:autoRedefine/>
+    <w:uiPriority w:val="39"/>
+    <w:unhideWhenUsed/>
+    <w:locked/>
+    <w:rsid w:val="00270163"/>
+    <w:pPr>
+      <w:spacing w:after="160" w:line="278" w:lineRule="auto"/>
+      <w:ind w:leftChars="600" w:left="1440"/>
+    </w:pPr>
+    <w:rPr>
+      <w:rFonts w:asciiTheme="minorHAnsi" w:eastAsiaTheme="minorEastAsia" w:hAnsiTheme="minorHAnsi" w:cstheme="minorBidi"/>
+      <w14:ligatures w14:val="standardContextual"/>
+    </w:rPr>
+  </w:style>
+  <w:style w:type="paragraph" w:styleId="5">
+    <w:name w:val="toc 5"/>
+    <w:basedOn w:val="a"/>
+    <w:next w:val="a"/>
+    <w:autoRedefine/>
+    <w:uiPriority w:val="39"/>
+    <w:unhideWhenUsed/>
+    <w:locked/>
+    <w:rsid w:val="00270163"/>
+    <w:pPr>
+      <w:spacing w:after="160" w:line="278" w:lineRule="auto"/>
+      <w:ind w:leftChars="800" w:left="1920"/>
+    </w:pPr>
+    <w:rPr>
+      <w:rFonts w:asciiTheme="minorHAnsi" w:eastAsiaTheme="minorEastAsia" w:hAnsiTheme="minorHAnsi" w:cstheme="minorBidi"/>
+      <w14:ligatures w14:val="standardContextual"/>
+    </w:rPr>
+  </w:style>
+  <w:style w:type="paragraph" w:styleId="6">
+    <w:name w:val="toc 6"/>
+    <w:basedOn w:val="a"/>
+    <w:next w:val="a"/>
+    <w:autoRedefine/>
+    <w:uiPriority w:val="39"/>
+    <w:unhideWhenUsed/>
+    <w:locked/>
+    <w:rsid w:val="00270163"/>
+    <w:pPr>
+      <w:spacing w:after="160" w:line="278" w:lineRule="auto"/>
+      <w:ind w:leftChars="1000" w:left="2400"/>
+    </w:pPr>
+    <w:rPr>
+      <w:rFonts w:asciiTheme="minorHAnsi" w:eastAsiaTheme="minorEastAsia" w:hAnsiTheme="minorHAnsi" w:cstheme="minorBidi"/>
+      <w14:ligatures w14:val="standardContextual"/>
+    </w:rPr>
+  </w:style>
+  <w:style w:type="paragraph" w:styleId="7">
+    <w:name w:val="toc 7"/>
+    <w:basedOn w:val="a"/>
+    <w:next w:val="a"/>
+    <w:autoRedefine/>
+    <w:uiPriority w:val="39"/>
+    <w:unhideWhenUsed/>
+    <w:locked/>
+    <w:rsid w:val="00270163"/>
+    <w:pPr>
+      <w:spacing w:after="160" w:line="278" w:lineRule="auto"/>
+      <w:ind w:leftChars="1200" w:left="2880"/>
+    </w:pPr>
+    <w:rPr>
+      <w:rFonts w:asciiTheme="minorHAnsi" w:eastAsiaTheme="minorEastAsia" w:hAnsiTheme="minorHAnsi" w:cstheme="minorBidi"/>
+      <w14:ligatures w14:val="standardContextual"/>
+    </w:rPr>
+  </w:style>
+  <w:style w:type="paragraph" w:styleId="8">
+    <w:name w:val="toc 8"/>
+    <w:basedOn w:val="a"/>
+    <w:next w:val="a"/>
+    <w:autoRedefine/>
+    <w:uiPriority w:val="39"/>
+    <w:unhideWhenUsed/>
+    <w:locked/>
+    <w:rsid w:val="00270163"/>
+    <w:pPr>
+      <w:spacing w:after="160" w:line="278" w:lineRule="auto"/>
+      <w:ind w:leftChars="1400" w:left="3360"/>
+    </w:pPr>
+    <w:rPr>
+      <w:rFonts w:asciiTheme="minorHAnsi" w:eastAsiaTheme="minorEastAsia" w:hAnsiTheme="minorHAnsi" w:cstheme="minorBidi"/>
+      <w14:ligatures w14:val="standardContextual"/>
+    </w:rPr>
+  </w:style>
+  <w:style w:type="paragraph" w:styleId="9">
+    <w:name w:val="toc 9"/>
+    <w:basedOn w:val="a"/>
+    <w:next w:val="a"/>
+    <w:autoRedefine/>
+    <w:uiPriority w:val="39"/>
+    <w:unhideWhenUsed/>
+    <w:locked/>
+    <w:rsid w:val="00270163"/>
+    <w:pPr>
+      <w:spacing w:after="160" w:line="278" w:lineRule="auto"/>
+      <w:ind w:leftChars="1600" w:left="3840"/>
+    </w:pPr>
+    <w:rPr>
+      <w:rFonts w:asciiTheme="minorHAnsi" w:eastAsiaTheme="minorEastAsia" w:hAnsiTheme="minorHAnsi" w:cstheme="minorBidi"/>
+      <w14:ligatures w14:val="standardContextual"/>
     </w:rPr>
   </w:style>
 </w:styles>
